--- a/templates_docx/pre_sale_psf.docx
+++ b/templates_docx/pre_sale_psf.docx
@@ -15,7 +15,7 @@
           <w:sz w:val="20"/>
         </w:rPr>
         <w:drawing>
-          <wp:inline distT="0" distB="0" distL="0" distR="0" wp14:anchorId="51E710AA" wp14:editId="28772001">
+          <wp:inline distT="0" distB="0" distL="0" distR="0" wp14:anchorId="51E710AA" wp14:editId="290985DA">
             <wp:extent cx="6729983" cy="1051559"/>
             <wp:effectExtent l="0" t="0" r="0" b="0"/>
             <wp:docPr id="1" name="Image 1"/>
@@ -53,61 +53,80 @@
     </w:p>
     <w:p>
       <w:pPr>
-        <w:pStyle w:val="BodyText"/>
-        <w:spacing w:before="15"/>
+        <w:pStyle w:val="Heading1"/>
         <w:ind w:left="0"/>
+        <w:jc w:val="center"/>
+        <w:rPr>
+          <w:rFonts w:ascii="Arial" w:hAnsi="Arial" w:cs="Arial"/>
+          <w:sz w:val="22"/>
+          <w:szCs w:val="22"/>
+        </w:rPr>
       </w:pPr>
-    </w:p>
-    <w:p>
-      <w:pPr>
-        <w:pStyle w:val="Heading1"/>
-        <w:ind w:left="11"/>
-        <w:jc w:val="center"/>
-      </w:pPr>
-      <w:r>
-        <w:rPr>
+      <w:r>
+        <w:rPr>
+          <w:rFonts w:ascii="Arial" w:hAnsi="Arial" w:cs="Arial"/>
           <w:spacing w:val="-8"/>
           <w:w w:val="90"/>
+          <w:sz w:val="22"/>
+          <w:szCs w:val="22"/>
         </w:rPr>
         <w:t>SEIZING</w:t>
       </w:r>
       <w:r>
         <w:rPr>
+          <w:rFonts w:ascii="Arial" w:hAnsi="Arial" w:cs="Arial"/>
           <w:spacing w:val="-17"/>
           <w:w w:val="90"/>
-        </w:rPr>
-        <w:t xml:space="preserve"> </w:t>
-      </w:r>
-      <w:r>
-        <w:rPr>
+          <w:sz w:val="22"/>
+          <w:szCs w:val="22"/>
+        </w:rPr>
+        <w:t xml:space="preserve"> </w:t>
+      </w:r>
+      <w:r>
+        <w:rPr>
+          <w:rFonts w:ascii="Arial" w:hAnsi="Arial" w:cs="Arial"/>
           <w:spacing w:val="-8"/>
           <w:w w:val="90"/>
+          <w:sz w:val="22"/>
+          <w:szCs w:val="22"/>
         </w:rPr>
         <w:t>AND</w:t>
       </w:r>
       <w:r>
         <w:rPr>
-          <w:spacing w:val="-10"/>
-        </w:rPr>
-        <w:t xml:space="preserve"> </w:t>
-      </w:r>
-      <w:r>
-        <w:rPr>
+          <w:rFonts w:ascii="Arial" w:hAnsi="Arial" w:cs="Arial"/>
+          <w:spacing w:val="-10"/>
+          <w:sz w:val="22"/>
+          <w:szCs w:val="22"/>
+        </w:rPr>
+        <w:t xml:space="preserve"> </w:t>
+      </w:r>
+      <w:r>
+        <w:rPr>
+          <w:rFonts w:ascii="Arial" w:hAnsi="Arial" w:cs="Arial"/>
           <w:spacing w:val="-8"/>
           <w:w w:val="90"/>
+          <w:sz w:val="22"/>
+          <w:szCs w:val="22"/>
         </w:rPr>
         <w:t>PREAUCTION</w:t>
       </w:r>
       <w:r>
         <w:rPr>
-          <w:spacing w:val="-10"/>
-        </w:rPr>
-        <w:t xml:space="preserve"> </w:t>
-      </w:r>
-      <w:r>
-        <w:rPr>
+          <w:rFonts w:ascii="Arial" w:hAnsi="Arial" w:cs="Arial"/>
+          <w:spacing w:val="-10"/>
+          <w:sz w:val="22"/>
+          <w:szCs w:val="22"/>
+        </w:rPr>
+        <w:t xml:space="preserve"> </w:t>
+      </w:r>
+      <w:r>
+        <w:rPr>
+          <w:rFonts w:ascii="Arial" w:hAnsi="Arial" w:cs="Arial"/>
           <w:spacing w:val="-8"/>
           <w:w w:val="90"/>
+          <w:sz w:val="22"/>
+          <w:szCs w:val="22"/>
         </w:rPr>
         <w:t>NOTICE</w:t>
       </w:r>
@@ -117,25 +136,49 @@
         <w:pStyle w:val="BodyText"/>
         <w:spacing w:before="160"/>
         <w:ind w:left="0" w:right="77"/>
-        <w:jc w:val="right"/>
+        <w:jc w:val="center"/>
+        <w:rPr>
+          <w:rFonts w:ascii="Arial" w:hAnsi="Arial" w:cs="Arial"/>
+          <w:sz w:val="22"/>
+          <w:szCs w:val="22"/>
+        </w:rPr>
       </w:pPr>
       <w:r>
         <w:rPr>
+          <w:rFonts w:ascii="Arial" w:hAnsi="Arial" w:cs="Arial"/>
           <w:spacing w:val="-6"/>
           <w:w w:val="90"/>
+          <w:sz w:val="22"/>
+          <w:szCs w:val="22"/>
+        </w:rPr>
+        <w:t xml:space="preserve">                                                                                                                                                  </w:t>
+      </w:r>
+      <w:r>
+        <w:rPr>
+          <w:rFonts w:ascii="Arial" w:hAnsi="Arial" w:cs="Arial"/>
+          <w:spacing w:val="-6"/>
+          <w:w w:val="90"/>
+          <w:sz w:val="22"/>
+          <w:szCs w:val="22"/>
         </w:rPr>
         <w:t>Date</w:t>
       </w:r>
       <w:r>
         <w:rPr>
+          <w:rFonts w:ascii="Arial" w:hAnsi="Arial" w:cs="Arial"/>
           <w:spacing w:val="-3"/>
-        </w:rPr>
-        <w:t xml:space="preserve"> </w:t>
-      </w:r>
-      <w:r>
-        <w:rPr>
+          <w:sz w:val="22"/>
+          <w:szCs w:val="22"/>
+        </w:rPr>
+        <w:t xml:space="preserve"> </w:t>
+      </w:r>
+      <w:r>
+        <w:rPr>
+          <w:rFonts w:ascii="Arial" w:hAnsi="Arial" w:cs="Arial"/>
           <w:spacing w:val="-6"/>
           <w:w w:val="90"/>
+          <w:sz w:val="22"/>
+          <w:szCs w:val="22"/>
         </w:rPr>
         <w:t>{{notice_date}}</w:t>
       </w:r>
@@ -144,10 +187,18 @@
       <w:pPr>
         <w:pStyle w:val="BodyText"/>
         <w:spacing w:before="160"/>
+        <w:rPr>
+          <w:rFonts w:ascii="Arial" w:hAnsi="Arial" w:cs="Arial"/>
+          <w:sz w:val="22"/>
+          <w:szCs w:val="22"/>
+        </w:rPr>
       </w:pPr>
       <w:r>
         <w:rPr>
+          <w:rFonts w:ascii="Arial" w:hAnsi="Arial" w:cs="Arial"/>
           <w:spacing w:val="-5"/>
+          <w:sz w:val="22"/>
+          <w:szCs w:val="22"/>
         </w:rPr>
         <w:t>To,</w:t>
       </w:r>
@@ -157,30 +208,49 @@
         <w:pStyle w:val="BodyText"/>
         <w:spacing w:before="18"/>
         <w:ind w:left="0"/>
+        <w:rPr>
+          <w:rFonts w:ascii="Arial" w:hAnsi="Arial" w:cs="Arial"/>
+          <w:sz w:val="22"/>
+          <w:szCs w:val="22"/>
+        </w:rPr>
       </w:pPr>
     </w:p>
     <w:p>
       <w:pPr>
         <w:pStyle w:val="Heading1"/>
+        <w:rPr>
+          <w:rFonts w:ascii="Arial" w:hAnsi="Arial" w:cs="Arial"/>
+          <w:sz w:val="22"/>
+          <w:szCs w:val="22"/>
+        </w:rPr>
       </w:pPr>
       <w:r>
         <w:rPr>
+          <w:rFonts w:ascii="Arial" w:hAnsi="Arial" w:cs="Arial"/>
           <w:spacing w:val="-12"/>
           <w:w w:val="90"/>
+          <w:sz w:val="22"/>
+          <w:szCs w:val="22"/>
         </w:rPr>
         <w:t>{{borr</w:t>
       </w:r>
       <w:r>
         <w:rPr>
+          <w:rFonts w:ascii="Arial" w:hAnsi="Arial" w:cs="Arial"/>
           <w:spacing w:val="-12"/>
           <w:w w:val="90"/>
+          <w:sz w:val="22"/>
+          <w:szCs w:val="22"/>
         </w:rPr>
         <w:t>ower_name}}</w:t>
       </w:r>
       <w:r>
         <w:rPr>
+          <w:rFonts w:ascii="Arial" w:hAnsi="Arial" w:cs="Arial"/>
           <w:spacing w:val="-12"/>
           <w:w w:val="90"/>
+          <w:sz w:val="22"/>
+          <w:szCs w:val="22"/>
         </w:rPr>
         <w:t>,</w:t>
       </w:r>
@@ -188,137 +258,212 @@
     <w:p>
       <w:pPr>
         <w:pStyle w:val="BodyText"/>
-        <w:spacing w:before="18"/>
         <w:ind w:left="0"/>
         <w:rPr>
+          <w:rFonts w:ascii="Arial" w:hAnsi="Arial" w:cs="Arial"/>
           <w:b/>
+          <w:sz w:val="22"/>
+          <w:szCs w:val="22"/>
         </w:rPr>
       </w:pPr>
     </w:p>
     <w:p>
       <w:pPr>
         <w:pStyle w:val="BodyText"/>
-        <w:spacing w:before="1" w:line="463" w:lineRule="auto"/>
-        <w:ind w:left="129" w:right="7937"/>
-        <w:rPr>
+        <w:spacing w:before="1"/>
+        <w:ind w:left="129"/>
+        <w:rPr>
+          <w:rFonts w:ascii="Arial" w:hAnsi="Arial" w:cs="Arial"/>
           <w:spacing w:val="-6"/>
           <w:w w:val="90"/>
+          <w:sz w:val="22"/>
+          <w:szCs w:val="22"/>
         </w:rPr>
       </w:pPr>
       <w:r>
         <w:rPr>
+          <w:rFonts w:ascii="Arial" w:hAnsi="Arial" w:cs="Arial"/>
           <w:spacing w:val="-6"/>
           <w:w w:val="90"/>
+          <w:sz w:val="22"/>
+          <w:szCs w:val="22"/>
         </w:rPr>
         <w:t>H.No:-{{borrower_address}}</w:t>
+      </w:r>
+      <w:r>
+        <w:rPr>
+          <w:rFonts w:ascii="Arial" w:hAnsi="Arial" w:cs="Arial"/>
+          <w:spacing w:val="-6"/>
+          <w:w w:val="90"/>
+          <w:sz w:val="22"/>
+          <w:szCs w:val="22"/>
+        </w:rPr>
+        <w:t>, pincode</w:t>
+      </w:r>
+      <w:r>
+        <w:rPr>
+          <w:rFonts w:ascii="Arial" w:hAnsi="Arial" w:cs="Arial"/>
+          <w:spacing w:val="-6"/>
+          <w:w w:val="90"/>
+          <w:sz w:val="22"/>
+          <w:szCs w:val="22"/>
+        </w:rPr>
+        <w:t>-{{pincode}}</w:t>
       </w:r>
     </w:p>
     <w:p>
       <w:pPr>
         <w:pStyle w:val="BodyText"/>
-        <w:spacing w:before="1" w:line="463" w:lineRule="auto"/>
+        <w:spacing w:before="1"/>
         <w:ind w:left="129" w:right="7937"/>
+        <w:rPr>
+          <w:rFonts w:ascii="Arial" w:hAnsi="Arial" w:cs="Arial"/>
+          <w:sz w:val="22"/>
+          <w:szCs w:val="22"/>
+        </w:rPr>
       </w:pPr>
       <w:r>
         <w:rPr>
+          <w:rFonts w:ascii="Arial" w:hAnsi="Arial" w:cs="Arial"/>
           <w:spacing w:val="-2"/>
+          <w:sz w:val="22"/>
+          <w:szCs w:val="22"/>
         </w:rPr>
         <w:t>Ph:</w:t>
       </w:r>
       <w:r>
         <w:rPr>
+          <w:rFonts w:ascii="Arial" w:hAnsi="Arial" w:cs="Arial"/>
           <w:spacing w:val="-15"/>
-        </w:rPr>
-        <w:t xml:space="preserve"> </w:t>
-      </w:r>
-      <w:r>
-        <w:rPr>
+          <w:sz w:val="22"/>
+          <w:szCs w:val="22"/>
+        </w:rPr>
+        <w:t xml:space="preserve"> </w:t>
+      </w:r>
+      <w:r>
+        <w:rPr>
+          <w:rFonts w:ascii="Arial" w:hAnsi="Arial" w:cs="Arial"/>
           <w:spacing w:val="-2"/>
+          <w:sz w:val="22"/>
+          <w:szCs w:val="22"/>
         </w:rPr>
         <w:t>{{borrower_mobile}}</w:t>
       </w:r>
       <w:r>
         <w:rPr>
+          <w:rFonts w:ascii="Arial" w:hAnsi="Arial" w:cs="Arial"/>
           <w:spacing w:val="-2"/>
+          <w:sz w:val="22"/>
+          <w:szCs w:val="22"/>
         </w:rPr>
         <w:t>.</w:t>
       </w:r>
-    </w:p>
-    <w:p>
-      <w:pPr>
-        <w:pStyle w:val="BodyText"/>
-        <w:ind w:left="0"/>
-      </w:pPr>
     </w:p>
     <w:p>
       <w:pPr>
         <w:pStyle w:val="BodyText"/>
         <w:spacing w:before="27"/>
         <w:ind w:left="0"/>
+        <w:rPr>
+          <w:rFonts w:ascii="Arial" w:hAnsi="Arial" w:cs="Arial"/>
+          <w:sz w:val="22"/>
+          <w:szCs w:val="22"/>
+        </w:rPr>
       </w:pPr>
     </w:p>
     <w:p>
       <w:pPr>
         <w:pStyle w:val="Heading1"/>
-        <w:spacing w:line="463" w:lineRule="auto"/>
         <w:ind w:right="7364"/>
+        <w:rPr>
+          <w:rFonts w:ascii="Arial" w:hAnsi="Arial" w:cs="Arial"/>
+          <w:sz w:val="22"/>
+          <w:szCs w:val="22"/>
+        </w:rPr>
       </w:pPr>
       <w:r>
         <w:rPr>
-          <w:spacing w:val="-4"/>
-          <w:w w:val="90"/>
+          <w:rFonts w:ascii="Arial" w:hAnsi="Arial" w:cs="Arial"/>
+          <w:spacing w:val="-4"/>
+          <w:w w:val="90"/>
+          <w:sz w:val="22"/>
+          <w:szCs w:val="22"/>
         </w:rPr>
         <w:t>Subject: Pre-Auction Notice</w:t>
       </w:r>
       <w:r>
         <w:rPr>
+          <w:rFonts w:ascii="Arial" w:hAnsi="Arial" w:cs="Arial"/>
           <w:spacing w:val="-1"/>
-        </w:rPr>
-        <w:t xml:space="preserve"> </w:t>
-      </w:r>
-      <w:r>
-        <w:rPr>
-          <w:spacing w:val="-4"/>
-          <w:w w:val="90"/>
+          <w:sz w:val="22"/>
+          <w:szCs w:val="22"/>
+        </w:rPr>
+        <w:t xml:space="preserve"> </w:t>
+      </w:r>
+      <w:r>
+        <w:rPr>
+          <w:rFonts w:ascii="Arial" w:hAnsi="Arial" w:cs="Arial"/>
+          <w:spacing w:val="-4"/>
+          <w:w w:val="90"/>
+          <w:sz w:val="22"/>
+          <w:szCs w:val="22"/>
         </w:rPr>
         <w:t>for</w:t>
       </w:r>
       <w:r>
         <w:rPr>
+          <w:rFonts w:ascii="Arial" w:hAnsi="Arial" w:cs="Arial"/>
           <w:spacing w:val="-9"/>
           <w:w w:val="90"/>
-        </w:rPr>
-        <w:t xml:space="preserve"> </w:t>
-      </w:r>
-      <w:r>
-        <w:rPr>
-          <w:spacing w:val="-4"/>
-          <w:w w:val="90"/>
+          <w:sz w:val="22"/>
+          <w:szCs w:val="22"/>
+        </w:rPr>
+        <w:t xml:space="preserve"> </w:t>
+      </w:r>
+      <w:r>
+        <w:rPr>
+          <w:rFonts w:ascii="Arial" w:hAnsi="Arial" w:cs="Arial"/>
+          <w:spacing w:val="-4"/>
+          <w:w w:val="90"/>
+          <w:sz w:val="22"/>
+          <w:szCs w:val="22"/>
         </w:rPr>
         <w:t>Vehicle</w:t>
       </w:r>
       <w:r>
         <w:rPr>
+          <w:rFonts w:ascii="Arial" w:hAnsi="Arial" w:cs="Arial"/>
           <w:spacing w:val="-1"/>
-        </w:rPr>
-        <w:t xml:space="preserve"> </w:t>
-      </w:r>
-      <w:r>
-        <w:rPr>
-          <w:spacing w:val="-4"/>
-          <w:w w:val="90"/>
+          <w:sz w:val="22"/>
+          <w:szCs w:val="22"/>
+        </w:rPr>
+        <w:t xml:space="preserve"> </w:t>
+      </w:r>
+      <w:r>
+        <w:rPr>
+          <w:rFonts w:ascii="Arial" w:hAnsi="Arial" w:cs="Arial"/>
+          <w:spacing w:val="-4"/>
+          <w:w w:val="90"/>
+          <w:sz w:val="22"/>
+          <w:szCs w:val="22"/>
         </w:rPr>
         <w:t>Repossession</w:t>
       </w:r>
       <w:r>
         <w:rPr>
+          <w:rFonts w:ascii="Arial" w:hAnsi="Arial" w:cs="Arial"/>
           <w:spacing w:val="40"/>
-        </w:rPr>
-        <w:t xml:space="preserve"> </w:t>
-      </w:r>
-      <w:r>
-        <w:rPr>
+          <w:sz w:val="22"/>
+          <w:szCs w:val="22"/>
+        </w:rPr>
+        <w:t xml:space="preserve"> </w:t>
+      </w:r>
+      <w:r>
+        <w:rPr>
+          <w:rFonts w:ascii="Arial" w:hAnsi="Arial" w:cs="Arial"/>
           <w:spacing w:val="-2"/>
+          <w:sz w:val="22"/>
+          <w:szCs w:val="22"/>
         </w:rPr>
         <w:t>Details:</w:t>
       </w:r>
@@ -335,57 +480,57 @@
         </w:tabs>
         <w:ind w:left="491" w:hanging="181"/>
         <w:rPr>
-          <w:sz w:val="15"/>
+          <w:rFonts w:ascii="Arial" w:hAnsi="Arial" w:cs="Arial"/>
         </w:rPr>
       </w:pPr>
       <w:r>
         <w:rPr>
+          <w:rFonts w:ascii="Arial" w:hAnsi="Arial" w:cs="Arial"/>
           <w:b/>
           <w:spacing w:val="-6"/>
           <w:w w:val="90"/>
-          <w:sz w:val="15"/>
         </w:rPr>
         <w:t>Customer</w:t>
       </w:r>
       <w:r>
         <w:rPr>
+          <w:rFonts w:ascii="Arial" w:hAnsi="Arial" w:cs="Arial"/>
           <w:b/>
           <w:spacing w:val="-8"/>
           <w:w w:val="90"/>
-          <w:sz w:val="15"/>
-        </w:rPr>
-        <w:t xml:space="preserve"> </w:t>
-      </w:r>
-      <w:r>
-        <w:rPr>
+        </w:rPr>
+        <w:t xml:space="preserve"> </w:t>
+      </w:r>
+      <w:r>
+        <w:rPr>
+          <w:rFonts w:ascii="Arial" w:hAnsi="Arial" w:cs="Arial"/>
           <w:b/>
           <w:spacing w:val="-6"/>
           <w:w w:val="90"/>
-          <w:sz w:val="15"/>
         </w:rPr>
         <w:t>Name:</w:t>
       </w:r>
       <w:r>
         <w:rPr>
+          <w:rFonts w:ascii="Arial" w:hAnsi="Arial" w:cs="Arial"/>
           <w:b/>
           <w:spacing w:val="-5"/>
-          <w:sz w:val="15"/>
-        </w:rPr>
-        <w:t xml:space="preserve"> </w:t>
-      </w:r>
-      <w:r>
-        <w:rPr>
+        </w:rPr>
+        <w:t xml:space="preserve"> </w:t>
+      </w:r>
+      <w:r>
+        <w:rPr>
+          <w:rFonts w:ascii="Arial" w:hAnsi="Arial" w:cs="Arial"/>
           <w:spacing w:val="-6"/>
           <w:w w:val="90"/>
-          <w:sz w:val="15"/>
         </w:rPr>
         <w:t>{{borrower_mobile}}</w:t>
       </w:r>
       <w:r>
         <w:rPr>
+          <w:rFonts w:ascii="Arial" w:hAnsi="Arial" w:cs="Arial"/>
           <w:spacing w:val="-6"/>
           <w:w w:val="90"/>
-          <w:sz w:val="15"/>
         </w:rPr>
         <w:t>,</w:t>
       </w:r>
@@ -402,37 +547,57 @@
         </w:tabs>
         <w:spacing w:before="36"/>
         <w:ind w:left="491" w:hanging="181"/>
+        <w:rPr>
+          <w:rFonts w:ascii="Arial" w:hAnsi="Arial" w:cs="Arial"/>
+          <w:sz w:val="22"/>
+          <w:szCs w:val="22"/>
+        </w:rPr>
       </w:pPr>
       <w:r>
         <w:rPr>
+          <w:rFonts w:ascii="Arial" w:hAnsi="Arial" w:cs="Arial"/>
           <w:spacing w:val="-6"/>
           <w:w w:val="90"/>
+          <w:sz w:val="22"/>
+          <w:szCs w:val="22"/>
         </w:rPr>
         <w:t>Vehicle</w:t>
       </w:r>
       <w:r>
         <w:rPr>
+          <w:rFonts w:ascii="Arial" w:hAnsi="Arial" w:cs="Arial"/>
           <w:spacing w:val="7"/>
-        </w:rPr>
-        <w:t xml:space="preserve"> </w:t>
-      </w:r>
-      <w:r>
-        <w:rPr>
+          <w:sz w:val="22"/>
+          <w:szCs w:val="22"/>
+        </w:rPr>
+        <w:t xml:space="preserve"> </w:t>
+      </w:r>
+      <w:r>
+        <w:rPr>
+          <w:rFonts w:ascii="Arial" w:hAnsi="Arial" w:cs="Arial"/>
           <w:spacing w:val="-6"/>
           <w:w w:val="90"/>
+          <w:sz w:val="22"/>
+          <w:szCs w:val="22"/>
         </w:rPr>
         <w:t>Number:</w:t>
       </w:r>
       <w:r>
         <w:rPr>
+          <w:rFonts w:ascii="Arial" w:hAnsi="Arial" w:cs="Arial"/>
           <w:spacing w:val="-1"/>
-        </w:rPr>
-        <w:t xml:space="preserve"> </w:t>
-      </w:r>
-      <w:r>
-        <w:rPr>
+          <w:sz w:val="22"/>
+          <w:szCs w:val="22"/>
+        </w:rPr>
+        <w:t xml:space="preserve"> </w:t>
+      </w:r>
+      <w:r>
+        <w:rPr>
+          <w:rFonts w:ascii="Arial" w:hAnsi="Arial" w:cs="Arial"/>
           <w:spacing w:val="-6"/>
           <w:w w:val="90"/>
+          <w:sz w:val="22"/>
+          <w:szCs w:val="22"/>
           <w:u w:val="single"/>
         </w:rPr>
         <w:t>{{vehicle_no}}</w:t>
@@ -451,50 +616,50 @@
         <w:spacing w:before="35"/>
         <w:ind w:left="491" w:hanging="181"/>
         <w:rPr>
+          <w:rFonts w:ascii="Arial" w:hAnsi="Arial" w:cs="Arial"/>
           <w:b/>
-          <w:sz w:val="15"/>
         </w:rPr>
       </w:pPr>
       <w:r>
         <w:rPr>
+          <w:rFonts w:ascii="Arial" w:hAnsi="Arial" w:cs="Arial"/>
           <w:b/>
           <w:spacing w:val="-10"/>
           <w:w w:val="90"/>
-          <w:sz w:val="15"/>
         </w:rPr>
         <w:t>Loan</w:t>
       </w:r>
       <w:r>
         <w:rPr>
+          <w:rFonts w:ascii="Arial" w:hAnsi="Arial" w:cs="Arial"/>
           <w:b/>
           <w:spacing w:val="8"/>
-          <w:sz w:val="15"/>
-        </w:rPr>
-        <w:t xml:space="preserve"> </w:t>
-      </w:r>
-      <w:r>
-        <w:rPr>
+        </w:rPr>
+        <w:t xml:space="preserve"> </w:t>
+      </w:r>
+      <w:r>
+        <w:rPr>
+          <w:rFonts w:ascii="Arial" w:hAnsi="Arial" w:cs="Arial"/>
           <w:b/>
           <w:spacing w:val="-10"/>
           <w:w w:val="90"/>
-          <w:sz w:val="15"/>
         </w:rPr>
         <w:t>Number:</w:t>
       </w:r>
       <w:r>
         <w:rPr>
+          <w:rFonts w:ascii="Arial" w:hAnsi="Arial" w:cs="Arial"/>
           <w:b/>
           <w:spacing w:val="9"/>
-          <w:sz w:val="15"/>
-        </w:rPr>
-        <w:t xml:space="preserve"> </w:t>
-      </w:r>
-      <w:r>
-        <w:rPr>
+        </w:rPr>
+        <w:t xml:space="preserve"> </w:t>
+      </w:r>
+      <w:r>
+        <w:rPr>
+          <w:rFonts w:ascii="Arial" w:hAnsi="Arial" w:cs="Arial"/>
           <w:b/>
           <w:spacing w:val="-10"/>
           <w:w w:val="90"/>
-          <w:sz w:val="15"/>
           <w:u w:val="single"/>
         </w:rPr>
         <w:t>{{loan_account}}</w:t>
@@ -505,50 +670,42 @@
         <w:spacing w:before="170"/>
         <w:ind w:left="77"/>
         <w:rPr>
+          <w:rFonts w:ascii="Arial" w:hAnsi="Arial" w:cs="Arial"/>
           <w:b/>
-          <w:sz w:val="15"/>
         </w:rPr>
       </w:pPr>
       <w:r>
         <w:rPr>
+          <w:rFonts w:ascii="Arial" w:hAnsi="Arial" w:cs="Arial"/>
           <w:b/>
           <w:spacing w:val="-6"/>
           <w:w w:val="90"/>
-          <w:sz w:val="15"/>
         </w:rPr>
         <w:t>Dear</w:t>
       </w:r>
       <w:r>
         <w:rPr>
+          <w:rFonts w:ascii="Arial" w:hAnsi="Arial" w:cs="Arial"/>
           <w:b/>
           <w:spacing w:val="-10"/>
           <w:w w:val="90"/>
-          <w:sz w:val="15"/>
-        </w:rPr>
-        <w:t xml:space="preserve"> </w:t>
-      </w:r>
-      <w:r>
-        <w:rPr>
+        </w:rPr>
+        <w:t xml:space="preserve"> </w:t>
+      </w:r>
+      <w:r>
+        <w:rPr>
+          <w:rFonts w:ascii="Arial" w:hAnsi="Arial" w:cs="Arial"/>
           <w:spacing w:val="-6"/>
           <w:w w:val="90"/>
-          <w:sz w:val="15"/>
         </w:rPr>
         <w:t>{{borrower_name}}</w:t>
       </w:r>
       <w:r>
         <w:rPr>
-          <w:spacing w:val="-6"/>
-          <w:w w:val="90"/>
-          <w:sz w:val="15"/>
-        </w:rPr>
-        <w:t>,</w:t>
-      </w:r>
-      <w:r>
-        <w:rPr>
+          <w:rFonts w:ascii="Arial" w:hAnsi="Arial" w:cs="Arial"/>
           <w:b/>
           <w:spacing w:val="-6"/>
           <w:w w:val="90"/>
-          <w:sz w:val="15"/>
         </w:rPr>
         <w:t>,</w:t>
       </w:r>
@@ -557,301 +714,448 @@
       <w:pPr>
         <w:pStyle w:val="BodyText"/>
         <w:spacing w:before="160"/>
+        <w:rPr>
+          <w:rFonts w:ascii="Arial" w:hAnsi="Arial" w:cs="Arial"/>
+          <w:sz w:val="22"/>
+          <w:szCs w:val="22"/>
+        </w:rPr>
       </w:pPr>
       <w:r>
         <w:rPr>
+          <w:rFonts w:ascii="Arial" w:hAnsi="Arial" w:cs="Arial"/>
           <w:spacing w:val="-6"/>
           <w:w w:val="90"/>
+          <w:sz w:val="22"/>
+          <w:szCs w:val="22"/>
         </w:rPr>
         <w:t>This</w:t>
       </w:r>
       <w:r>
-        <w:t xml:space="preserve"> </w:t>
-      </w:r>
-      <w:r>
-        <w:rPr>
+        <w:rPr>
+          <w:rFonts w:ascii="Arial" w:hAnsi="Arial" w:cs="Arial"/>
+          <w:sz w:val="22"/>
+          <w:szCs w:val="22"/>
+        </w:rPr>
+        <w:t xml:space="preserve"> </w:t>
+      </w:r>
+      <w:r>
+        <w:rPr>
+          <w:rFonts w:ascii="Arial" w:hAnsi="Arial" w:cs="Arial"/>
           <w:spacing w:val="-6"/>
           <w:w w:val="90"/>
+          <w:sz w:val="22"/>
+          <w:szCs w:val="22"/>
         </w:rPr>
         <w:t>notice</w:t>
       </w:r>
       <w:r>
         <w:rPr>
+          <w:rFonts w:ascii="Arial" w:hAnsi="Arial" w:cs="Arial"/>
           <w:spacing w:val="-9"/>
-        </w:rPr>
-        <w:t xml:space="preserve"> </w:t>
-      </w:r>
-      <w:r>
-        <w:rPr>
+          <w:sz w:val="22"/>
+          <w:szCs w:val="22"/>
+        </w:rPr>
+        <w:t xml:space="preserve"> </w:t>
+      </w:r>
+      <w:r>
+        <w:rPr>
+          <w:rFonts w:ascii="Arial" w:hAnsi="Arial" w:cs="Arial"/>
           <w:spacing w:val="-6"/>
           <w:w w:val="90"/>
+          <w:sz w:val="22"/>
+          <w:szCs w:val="22"/>
         </w:rPr>
         <w:t>is</w:t>
       </w:r>
       <w:r>
-        <w:t xml:space="preserve"> </w:t>
-      </w:r>
-      <w:r>
-        <w:rPr>
+        <w:rPr>
+          <w:rFonts w:ascii="Arial" w:hAnsi="Arial" w:cs="Arial"/>
+          <w:sz w:val="22"/>
+          <w:szCs w:val="22"/>
+        </w:rPr>
+        <w:t xml:space="preserve"> </w:t>
+      </w:r>
+      <w:r>
+        <w:rPr>
+          <w:rFonts w:ascii="Arial" w:hAnsi="Arial" w:cs="Arial"/>
           <w:spacing w:val="-6"/>
           <w:w w:val="90"/>
+          <w:sz w:val="22"/>
+          <w:szCs w:val="22"/>
         </w:rPr>
         <w:t>to</w:t>
       </w:r>
       <w:r>
         <w:rPr>
+          <w:rFonts w:ascii="Arial" w:hAnsi="Arial" w:cs="Arial"/>
           <w:spacing w:val="-6"/>
-        </w:rPr>
-        <w:t xml:space="preserve"> </w:t>
-      </w:r>
-      <w:r>
-        <w:rPr>
+          <w:sz w:val="22"/>
+          <w:szCs w:val="22"/>
+        </w:rPr>
+        <w:t xml:space="preserve"> </w:t>
+      </w:r>
+      <w:r>
+        <w:rPr>
+          <w:rFonts w:ascii="Arial" w:hAnsi="Arial" w:cs="Arial"/>
           <w:spacing w:val="-6"/>
           <w:w w:val="90"/>
+          <w:sz w:val="22"/>
+          <w:szCs w:val="22"/>
         </w:rPr>
         <w:t>formally</w:t>
       </w:r>
       <w:r>
         <w:rPr>
+          <w:rFonts w:ascii="Arial" w:hAnsi="Arial" w:cs="Arial"/>
           <w:spacing w:val="9"/>
-        </w:rPr>
-        <w:t xml:space="preserve"> </w:t>
-      </w:r>
-      <w:r>
-        <w:rPr>
+          <w:sz w:val="22"/>
+          <w:szCs w:val="22"/>
+        </w:rPr>
+        <w:t xml:space="preserve"> </w:t>
+      </w:r>
+      <w:r>
+        <w:rPr>
+          <w:rFonts w:ascii="Arial" w:hAnsi="Arial" w:cs="Arial"/>
           <w:spacing w:val="-6"/>
           <w:w w:val="90"/>
+          <w:sz w:val="22"/>
+          <w:szCs w:val="22"/>
         </w:rPr>
         <w:t>inform</w:t>
       </w:r>
       <w:r>
         <w:rPr>
+          <w:rFonts w:ascii="Arial" w:hAnsi="Arial" w:cs="Arial"/>
           <w:spacing w:val="-14"/>
           <w:w w:val="90"/>
-        </w:rPr>
-        <w:t xml:space="preserve"> </w:t>
-      </w:r>
-      <w:r>
-        <w:rPr>
+          <w:sz w:val="22"/>
+          <w:szCs w:val="22"/>
+        </w:rPr>
+        <w:t xml:space="preserve"> </w:t>
+      </w:r>
+      <w:r>
+        <w:rPr>
+          <w:rFonts w:ascii="Arial" w:hAnsi="Arial" w:cs="Arial"/>
           <w:spacing w:val="-6"/>
           <w:w w:val="90"/>
+          <w:sz w:val="22"/>
+          <w:szCs w:val="22"/>
         </w:rPr>
         <w:t>you</w:t>
       </w:r>
       <w:r>
         <w:rPr>
+          <w:rFonts w:ascii="Arial" w:hAnsi="Arial" w:cs="Arial"/>
           <w:spacing w:val="-6"/>
-        </w:rPr>
-        <w:t xml:space="preserve"> </w:t>
-      </w:r>
-      <w:r>
-        <w:rPr>
+          <w:sz w:val="22"/>
+          <w:szCs w:val="22"/>
+        </w:rPr>
+        <w:t xml:space="preserve"> </w:t>
+      </w:r>
+      <w:r>
+        <w:rPr>
+          <w:rFonts w:ascii="Arial" w:hAnsi="Arial" w:cs="Arial"/>
           <w:spacing w:val="-6"/>
           <w:w w:val="90"/>
+          <w:sz w:val="22"/>
+          <w:szCs w:val="22"/>
         </w:rPr>
         <w:t>about</w:t>
       </w:r>
       <w:r>
         <w:rPr>
+          <w:rFonts w:ascii="Arial" w:hAnsi="Arial" w:cs="Arial"/>
           <w:spacing w:val="9"/>
-        </w:rPr>
-        <w:t xml:space="preserve"> </w:t>
-      </w:r>
-      <w:r>
-        <w:rPr>
+          <w:sz w:val="22"/>
+          <w:szCs w:val="22"/>
+        </w:rPr>
+        <w:t xml:space="preserve"> </w:t>
+      </w:r>
+      <w:r>
+        <w:rPr>
+          <w:rFonts w:ascii="Arial" w:hAnsi="Arial" w:cs="Arial"/>
           <w:spacing w:val="-6"/>
           <w:w w:val="90"/>
+          <w:sz w:val="22"/>
+          <w:szCs w:val="22"/>
         </w:rPr>
         <w:t>the</w:t>
       </w:r>
       <w:r>
         <w:rPr>
+          <w:rFonts w:ascii="Arial" w:hAnsi="Arial" w:cs="Arial"/>
           <w:spacing w:val="-9"/>
-        </w:rPr>
-        <w:t xml:space="preserve"> </w:t>
-      </w:r>
-      <w:r>
-        <w:rPr>
+          <w:sz w:val="22"/>
+          <w:szCs w:val="22"/>
+        </w:rPr>
+        <w:t xml:space="preserve"> </w:t>
+      </w:r>
+      <w:r>
+        <w:rPr>
+          <w:rFonts w:ascii="Arial" w:hAnsi="Arial" w:cs="Arial"/>
           <w:spacing w:val="-6"/>
           <w:w w:val="90"/>
+          <w:sz w:val="22"/>
+          <w:szCs w:val="22"/>
         </w:rPr>
         <w:t>initiation</w:t>
       </w:r>
       <w:r>
         <w:rPr>
+          <w:rFonts w:ascii="Arial" w:hAnsi="Arial" w:cs="Arial"/>
           <w:spacing w:val="-7"/>
-        </w:rPr>
-        <w:t xml:space="preserve"> </w:t>
-      </w:r>
-      <w:r>
-        <w:rPr>
+          <w:sz w:val="22"/>
+          <w:szCs w:val="22"/>
+        </w:rPr>
+        <w:t xml:space="preserve"> </w:t>
+      </w:r>
+      <w:r>
+        <w:rPr>
+          <w:rFonts w:ascii="Arial" w:hAnsi="Arial" w:cs="Arial"/>
           <w:spacing w:val="-6"/>
           <w:w w:val="90"/>
+          <w:sz w:val="22"/>
+          <w:szCs w:val="22"/>
         </w:rPr>
         <w:t>of</w:t>
       </w:r>
       <w:r>
         <w:rPr>
+          <w:rFonts w:ascii="Arial" w:hAnsi="Arial" w:cs="Arial"/>
           <w:spacing w:val="-2"/>
-        </w:rPr>
-        <w:t xml:space="preserve"> </w:t>
-      </w:r>
-      <w:r>
-        <w:rPr>
+          <w:sz w:val="22"/>
+          <w:szCs w:val="22"/>
+        </w:rPr>
+        <w:t xml:space="preserve"> </w:t>
+      </w:r>
+      <w:r>
+        <w:rPr>
+          <w:rFonts w:ascii="Arial" w:hAnsi="Arial" w:cs="Arial"/>
           <w:spacing w:val="-6"/>
           <w:w w:val="90"/>
+          <w:sz w:val="22"/>
+          <w:szCs w:val="22"/>
         </w:rPr>
         <w:t>the</w:t>
       </w:r>
       <w:r>
         <w:rPr>
+          <w:rFonts w:ascii="Arial" w:hAnsi="Arial" w:cs="Arial"/>
           <w:spacing w:val="-9"/>
-        </w:rPr>
-        <w:t xml:space="preserve"> </w:t>
-      </w:r>
-      <w:r>
-        <w:rPr>
+          <w:sz w:val="22"/>
+          <w:szCs w:val="22"/>
+        </w:rPr>
+        <w:t xml:space="preserve"> </w:t>
+      </w:r>
+      <w:r>
+        <w:rPr>
+          <w:rFonts w:ascii="Arial" w:hAnsi="Arial" w:cs="Arial"/>
           <w:spacing w:val="-6"/>
           <w:w w:val="90"/>
+          <w:sz w:val="22"/>
+          <w:szCs w:val="22"/>
         </w:rPr>
         <w:t>pre-auction</w:t>
       </w:r>
       <w:r>
         <w:rPr>
+          <w:rFonts w:ascii="Arial" w:hAnsi="Arial" w:cs="Arial"/>
           <w:spacing w:val="-7"/>
-        </w:rPr>
-        <w:t xml:space="preserve"> </w:t>
-      </w:r>
-      <w:r>
-        <w:rPr>
+          <w:sz w:val="22"/>
+          <w:szCs w:val="22"/>
+        </w:rPr>
+        <w:t xml:space="preserve"> </w:t>
+      </w:r>
+      <w:r>
+        <w:rPr>
+          <w:rFonts w:ascii="Arial" w:hAnsi="Arial" w:cs="Arial"/>
           <w:spacing w:val="-6"/>
           <w:w w:val="90"/>
+          <w:sz w:val="22"/>
+          <w:szCs w:val="22"/>
         </w:rPr>
         <w:t>process</w:t>
       </w:r>
       <w:r>
         <w:rPr>
+          <w:rFonts w:ascii="Arial" w:hAnsi="Arial" w:cs="Arial"/>
           <w:spacing w:val="1"/>
-        </w:rPr>
-        <w:t xml:space="preserve"> </w:t>
-      </w:r>
-      <w:r>
-        <w:rPr>
+          <w:sz w:val="22"/>
+          <w:szCs w:val="22"/>
+        </w:rPr>
+        <w:t xml:space="preserve"> </w:t>
+      </w:r>
+      <w:r>
+        <w:rPr>
+          <w:rFonts w:ascii="Arial" w:hAnsi="Arial" w:cs="Arial"/>
           <w:spacing w:val="-6"/>
           <w:w w:val="90"/>
+          <w:sz w:val="22"/>
+          <w:szCs w:val="22"/>
         </w:rPr>
         <w:t>for</w:t>
       </w:r>
       <w:r>
         <w:rPr>
+          <w:rFonts w:ascii="Arial" w:hAnsi="Arial" w:cs="Arial"/>
           <w:spacing w:val="-2"/>
-        </w:rPr>
-        <w:t xml:space="preserve"> </w:t>
-      </w:r>
-      <w:r>
-        <w:rPr>
+          <w:sz w:val="22"/>
+          <w:szCs w:val="22"/>
+        </w:rPr>
+        <w:t xml:space="preserve"> </w:t>
+      </w:r>
+      <w:r>
+        <w:rPr>
+          <w:rFonts w:ascii="Arial" w:hAnsi="Arial" w:cs="Arial"/>
           <w:spacing w:val="-6"/>
           <w:w w:val="90"/>
+          <w:sz w:val="22"/>
+          <w:szCs w:val="22"/>
         </w:rPr>
         <w:t>the</w:t>
       </w:r>
       <w:r>
         <w:rPr>
+          <w:rFonts w:ascii="Arial" w:hAnsi="Arial" w:cs="Arial"/>
           <w:spacing w:val="-9"/>
-        </w:rPr>
-        <w:t xml:space="preserve"> </w:t>
-      </w:r>
-      <w:r>
-        <w:rPr>
+          <w:sz w:val="22"/>
+          <w:szCs w:val="22"/>
+        </w:rPr>
+        <w:t xml:space="preserve"> </w:t>
+      </w:r>
+      <w:r>
+        <w:rPr>
+          <w:rFonts w:ascii="Arial" w:hAnsi="Arial" w:cs="Arial"/>
           <w:spacing w:val="-6"/>
           <w:w w:val="90"/>
+          <w:sz w:val="22"/>
+          <w:szCs w:val="22"/>
         </w:rPr>
         <w:t>vehicle</w:t>
       </w:r>
       <w:r>
         <w:rPr>
-          <w:spacing w:val="-10"/>
-        </w:rPr>
-        <w:t xml:space="preserve"> </w:t>
-      </w:r>
-      <w:r>
-        <w:rPr>
+          <w:rFonts w:ascii="Arial" w:hAnsi="Arial" w:cs="Arial"/>
+          <w:spacing w:val="-10"/>
+          <w:sz w:val="22"/>
+          <w:szCs w:val="22"/>
+        </w:rPr>
+        <w:t xml:space="preserve"> </w:t>
+      </w:r>
+      <w:r>
+        <w:rPr>
+          <w:rFonts w:ascii="Arial" w:hAnsi="Arial" w:cs="Arial"/>
           <w:spacing w:val="-6"/>
           <w:w w:val="90"/>
+          <w:sz w:val="22"/>
+          <w:szCs w:val="22"/>
         </w:rPr>
         <w:t>associated</w:t>
       </w:r>
       <w:r>
         <w:rPr>
+          <w:rFonts w:ascii="Arial" w:hAnsi="Arial" w:cs="Arial"/>
           <w:spacing w:val="-6"/>
-        </w:rPr>
-        <w:t xml:space="preserve"> </w:t>
-      </w:r>
-      <w:r>
-        <w:rPr>
+          <w:sz w:val="22"/>
+          <w:szCs w:val="22"/>
+        </w:rPr>
+        <w:t xml:space="preserve"> </w:t>
+      </w:r>
+      <w:r>
+        <w:rPr>
+          <w:rFonts w:ascii="Arial" w:hAnsi="Arial" w:cs="Arial"/>
           <w:spacing w:val="-6"/>
           <w:w w:val="90"/>
+          <w:sz w:val="22"/>
+          <w:szCs w:val="22"/>
         </w:rPr>
         <w:t>with</w:t>
       </w:r>
       <w:r>
         <w:rPr>
+          <w:rFonts w:ascii="Arial" w:hAnsi="Arial" w:cs="Arial"/>
           <w:spacing w:val="-6"/>
-        </w:rPr>
-        <w:t xml:space="preserve"> </w:t>
-      </w:r>
-      <w:r>
-        <w:rPr>
+          <w:sz w:val="22"/>
+          <w:szCs w:val="22"/>
+        </w:rPr>
+        <w:t xml:space="preserve"> </w:t>
+      </w:r>
+      <w:r>
+        <w:rPr>
+          <w:rFonts w:ascii="Arial" w:hAnsi="Arial" w:cs="Arial"/>
           <w:spacing w:val="-6"/>
           <w:w w:val="90"/>
+          <w:sz w:val="22"/>
+          <w:szCs w:val="22"/>
         </w:rPr>
         <w:t>your</w:t>
       </w:r>
       <w:r>
         <w:rPr>
+          <w:rFonts w:ascii="Arial" w:hAnsi="Arial" w:cs="Arial"/>
           <w:spacing w:val="-3"/>
-        </w:rPr>
-        <w:t xml:space="preserve"> </w:t>
-      </w:r>
-      <w:r>
-        <w:rPr>
+          <w:sz w:val="22"/>
+          <w:szCs w:val="22"/>
+        </w:rPr>
+        <w:t xml:space="preserve"> </w:t>
+      </w:r>
+      <w:r>
+        <w:rPr>
+          <w:rFonts w:ascii="Arial" w:hAnsi="Arial" w:cs="Arial"/>
           <w:spacing w:val="-6"/>
           <w:w w:val="90"/>
+          <w:sz w:val="22"/>
+          <w:szCs w:val="22"/>
         </w:rPr>
         <w:t>loan</w:t>
       </w:r>
       <w:r>
         <w:rPr>
+          <w:rFonts w:ascii="Arial" w:hAnsi="Arial" w:cs="Arial"/>
           <w:spacing w:val="-6"/>
-        </w:rPr>
-        <w:t xml:space="preserve"> </w:t>
-      </w:r>
-      <w:r>
-        <w:rPr>
+          <w:sz w:val="22"/>
+          <w:szCs w:val="22"/>
+        </w:rPr>
+        <w:t xml:space="preserve"> </w:t>
+      </w:r>
+      <w:r>
+        <w:rPr>
+          <w:rFonts w:ascii="Arial" w:hAnsi="Arial" w:cs="Arial"/>
           <w:spacing w:val="-6"/>
           <w:w w:val="90"/>
+          <w:sz w:val="22"/>
+          <w:szCs w:val="22"/>
         </w:rPr>
         <w:t>account</w:t>
       </w:r>
       <w:r>
         <w:rPr>
+          <w:rFonts w:ascii="Arial" w:hAnsi="Arial" w:cs="Arial"/>
           <w:spacing w:val="9"/>
-        </w:rPr>
-        <w:t xml:space="preserve"> </w:t>
-      </w:r>
-      <w:r>
-        <w:rPr>
+          <w:sz w:val="22"/>
+          <w:szCs w:val="22"/>
+        </w:rPr>
+        <w:t xml:space="preserve"> </w:t>
+      </w:r>
+      <w:r>
+        <w:rPr>
+          <w:rFonts w:ascii="Arial" w:hAnsi="Arial" w:cs="Arial"/>
           <w:b/>
           <w:spacing w:val="-6"/>
           <w:w w:val="90"/>
+          <w:sz w:val="22"/>
+          <w:szCs w:val="22"/>
           <w:u w:val="single"/>
         </w:rPr>
         <w:t>{{loan_account}}</w:t>
       </w:r>
       <w:r>
         <w:rPr>
+          <w:rFonts w:ascii="Arial" w:hAnsi="Arial" w:cs="Arial"/>
           <w:spacing w:val="-6"/>
           <w:w w:val="90"/>
+          <w:sz w:val="22"/>
+          <w:szCs w:val="22"/>
         </w:rPr>
         <w:t>.</w:t>
       </w:r>
@@ -859,279 +1163,442 @@
     <w:p>
       <w:pPr>
         <w:pStyle w:val="BodyText"/>
-        <w:spacing w:before="165" w:line="230" w:lineRule="auto"/>
+        <w:spacing w:before="165"/>
         <w:ind w:right="127"/>
+        <w:rPr>
+          <w:rFonts w:ascii="Arial" w:hAnsi="Arial" w:cs="Arial"/>
+          <w:sz w:val="22"/>
+          <w:szCs w:val="22"/>
+        </w:rPr>
       </w:pPr>
       <w:r>
         <w:rPr>
-          <w:spacing w:val="-4"/>
-          <w:w w:val="90"/>
+          <w:rFonts w:ascii="Arial" w:hAnsi="Arial" w:cs="Arial"/>
+          <w:spacing w:val="-4"/>
+          <w:w w:val="90"/>
+          <w:sz w:val="22"/>
+          <w:szCs w:val="22"/>
         </w:rPr>
         <w:t>Despite</w:t>
       </w:r>
       <w:r>
         <w:rPr>
+          <w:rFonts w:ascii="Arial" w:hAnsi="Arial" w:cs="Arial"/>
           <w:spacing w:val="-9"/>
           <w:w w:val="90"/>
-        </w:rPr>
-        <w:t xml:space="preserve"> </w:t>
-      </w:r>
-      <w:r>
-        <w:rPr>
-          <w:spacing w:val="-4"/>
-          <w:w w:val="90"/>
+          <w:sz w:val="22"/>
+          <w:szCs w:val="22"/>
+        </w:rPr>
+        <w:t xml:space="preserve"> </w:t>
+      </w:r>
+      <w:r>
+        <w:rPr>
+          <w:rFonts w:ascii="Arial" w:hAnsi="Arial" w:cs="Arial"/>
+          <w:spacing w:val="-4"/>
+          <w:w w:val="90"/>
+          <w:sz w:val="22"/>
+          <w:szCs w:val="22"/>
         </w:rPr>
         <w:t>our prior communications and</w:t>
       </w:r>
       <w:r>
         <w:rPr>
+          <w:rFonts w:ascii="Arial" w:hAnsi="Arial" w:cs="Arial"/>
           <w:spacing w:val="-7"/>
           <w:w w:val="90"/>
-        </w:rPr>
-        <w:t xml:space="preserve"> </w:t>
-      </w:r>
-      <w:r>
-        <w:rPr>
-          <w:spacing w:val="-4"/>
-          <w:w w:val="90"/>
+          <w:sz w:val="22"/>
+          <w:szCs w:val="22"/>
+        </w:rPr>
+        <w:t xml:space="preserve"> </w:t>
+      </w:r>
+      <w:r>
+        <w:rPr>
+          <w:rFonts w:ascii="Arial" w:hAnsi="Arial" w:cs="Arial"/>
+          <w:spacing w:val="-4"/>
+          <w:w w:val="90"/>
+          <w:sz w:val="22"/>
+          <w:szCs w:val="22"/>
         </w:rPr>
         <w:t>attempts to</w:t>
       </w:r>
       <w:r>
         <w:rPr>
+          <w:rFonts w:ascii="Arial" w:hAnsi="Arial" w:cs="Arial"/>
           <w:spacing w:val="-7"/>
           <w:w w:val="90"/>
-        </w:rPr>
-        <w:t xml:space="preserve"> </w:t>
-      </w:r>
-      <w:r>
-        <w:rPr>
-          <w:spacing w:val="-4"/>
-          <w:w w:val="90"/>
+          <w:sz w:val="22"/>
+          <w:szCs w:val="22"/>
+        </w:rPr>
+        <w:t xml:space="preserve"> </w:t>
+      </w:r>
+      <w:r>
+        <w:rPr>
+          <w:rFonts w:ascii="Arial" w:hAnsi="Arial" w:cs="Arial"/>
+          <w:spacing w:val="-4"/>
+          <w:w w:val="90"/>
+          <w:sz w:val="22"/>
+          <w:szCs w:val="22"/>
         </w:rPr>
         <w:t>reach</w:t>
       </w:r>
       <w:r>
         <w:rPr>
+          <w:rFonts w:ascii="Arial" w:hAnsi="Arial" w:cs="Arial"/>
           <w:spacing w:val="-7"/>
           <w:w w:val="90"/>
-        </w:rPr>
-        <w:t xml:space="preserve"> </w:t>
-      </w:r>
-      <w:r>
-        <w:rPr>
-          <w:spacing w:val="-4"/>
-          <w:w w:val="90"/>
+          <w:sz w:val="22"/>
+          <w:szCs w:val="22"/>
+        </w:rPr>
+        <w:t xml:space="preserve"> </w:t>
+      </w:r>
+      <w:r>
+        <w:rPr>
+          <w:rFonts w:ascii="Arial" w:hAnsi="Arial" w:cs="Arial"/>
+          <w:spacing w:val="-4"/>
+          <w:w w:val="90"/>
+          <w:sz w:val="22"/>
+          <w:szCs w:val="22"/>
         </w:rPr>
         <w:t>a</w:t>
       </w:r>
       <w:r>
         <w:rPr>
+          <w:rFonts w:ascii="Arial" w:hAnsi="Arial" w:cs="Arial"/>
           <w:spacing w:val="-9"/>
           <w:w w:val="90"/>
-        </w:rPr>
-        <w:t xml:space="preserve"> </w:t>
-      </w:r>
-      <w:r>
-        <w:rPr>
-          <w:spacing w:val="-4"/>
-          <w:w w:val="90"/>
+          <w:sz w:val="22"/>
+          <w:szCs w:val="22"/>
+        </w:rPr>
+        <w:t xml:space="preserve"> </w:t>
+      </w:r>
+      <w:r>
+        <w:rPr>
+          <w:rFonts w:ascii="Arial" w:hAnsi="Arial" w:cs="Arial"/>
+          <w:spacing w:val="-4"/>
+          <w:w w:val="90"/>
+          <w:sz w:val="22"/>
+          <w:szCs w:val="22"/>
         </w:rPr>
         <w:t>resolution, the</w:t>
       </w:r>
       <w:r>
         <w:rPr>
+          <w:rFonts w:ascii="Arial" w:hAnsi="Arial" w:cs="Arial"/>
           <w:spacing w:val="-9"/>
           <w:w w:val="90"/>
-        </w:rPr>
-        <w:t xml:space="preserve"> </w:t>
-      </w:r>
-      <w:r>
-        <w:rPr>
-          <w:spacing w:val="-4"/>
-          <w:w w:val="90"/>
-        </w:rPr>
-        <w:t>outstandingbalance</w:t>
-      </w:r>
-      <w:r>
-        <w:rPr>
+          <w:sz w:val="22"/>
+          <w:szCs w:val="22"/>
+        </w:rPr>
+        <w:t xml:space="preserve"> </w:t>
+      </w:r>
+      <w:r>
+        <w:rPr>
+          <w:rFonts w:ascii="Arial" w:hAnsi="Arial" w:cs="Arial"/>
+          <w:spacing w:val="-4"/>
+          <w:w w:val="90"/>
+          <w:sz w:val="22"/>
+          <w:szCs w:val="22"/>
+        </w:rPr>
+        <w:t>outstanding</w:t>
+      </w:r>
+      <w:r>
+        <w:rPr>
+          <w:rFonts w:ascii="Arial" w:hAnsi="Arial" w:cs="Arial"/>
+          <w:spacing w:val="-4"/>
+          <w:w w:val="90"/>
+          <w:sz w:val="22"/>
+          <w:szCs w:val="22"/>
+        </w:rPr>
+        <w:t xml:space="preserve"> </w:t>
+      </w:r>
+      <w:r>
+        <w:rPr>
+          <w:rFonts w:ascii="Arial" w:hAnsi="Arial" w:cs="Arial"/>
+          <w:spacing w:val="-4"/>
+          <w:w w:val="90"/>
+          <w:sz w:val="22"/>
+          <w:szCs w:val="22"/>
+        </w:rPr>
+        <w:t>balance</w:t>
+      </w:r>
+      <w:r>
+        <w:rPr>
+          <w:rFonts w:ascii="Arial" w:hAnsi="Arial" w:cs="Arial"/>
           <w:spacing w:val="-9"/>
           <w:w w:val="90"/>
-        </w:rPr>
-        <w:t xml:space="preserve"> </w:t>
-      </w:r>
-      <w:r>
-        <w:rPr>
-          <w:spacing w:val="-4"/>
-          <w:w w:val="90"/>
+          <w:sz w:val="22"/>
+          <w:szCs w:val="22"/>
+        </w:rPr>
+        <w:t xml:space="preserve"> </w:t>
+      </w:r>
+      <w:r>
+        <w:rPr>
+          <w:rFonts w:ascii="Arial" w:hAnsi="Arial" w:cs="Arial"/>
+          <w:spacing w:val="-4"/>
+          <w:w w:val="90"/>
+          <w:sz w:val="22"/>
+          <w:szCs w:val="22"/>
         </w:rPr>
         <w:t>on</w:t>
       </w:r>
       <w:r>
         <w:rPr>
+          <w:rFonts w:ascii="Arial" w:hAnsi="Arial" w:cs="Arial"/>
           <w:spacing w:val="-7"/>
           <w:w w:val="90"/>
-        </w:rPr>
-        <w:t xml:space="preserve"> </w:t>
-      </w:r>
-      <w:r>
-        <w:rPr>
-          <w:spacing w:val="-4"/>
-          <w:w w:val="90"/>
+          <w:sz w:val="22"/>
+          <w:szCs w:val="22"/>
+        </w:rPr>
+        <w:t xml:space="preserve"> </w:t>
+      </w:r>
+      <w:r>
+        <w:rPr>
+          <w:rFonts w:ascii="Arial" w:hAnsi="Arial" w:cs="Arial"/>
+          <w:spacing w:val="-4"/>
+          <w:w w:val="90"/>
+          <w:sz w:val="22"/>
+          <w:szCs w:val="22"/>
         </w:rPr>
         <w:t>your loan</w:t>
       </w:r>
       <w:r>
         <w:rPr>
+          <w:rFonts w:ascii="Arial" w:hAnsi="Arial" w:cs="Arial"/>
           <w:spacing w:val="-7"/>
           <w:w w:val="90"/>
-        </w:rPr>
-        <w:t xml:space="preserve"> </w:t>
-      </w:r>
-      <w:r>
-        <w:rPr>
-          <w:spacing w:val="-4"/>
-          <w:w w:val="90"/>
+          <w:sz w:val="22"/>
+          <w:szCs w:val="22"/>
+        </w:rPr>
+        <w:t xml:space="preserve"> </w:t>
+      </w:r>
+      <w:r>
+        <w:rPr>
+          <w:rFonts w:ascii="Arial" w:hAnsi="Arial" w:cs="Arial"/>
+          <w:spacing w:val="-4"/>
+          <w:w w:val="90"/>
+          <w:sz w:val="22"/>
+          <w:szCs w:val="22"/>
         </w:rPr>
         <w:t>remains unpaid. Consequently, as per the</w:t>
       </w:r>
       <w:r>
         <w:rPr>
+          <w:rFonts w:ascii="Arial" w:hAnsi="Arial" w:cs="Arial"/>
           <w:spacing w:val="-9"/>
           <w:w w:val="90"/>
-        </w:rPr>
-        <w:t xml:space="preserve"> </w:t>
-      </w:r>
-      <w:r>
-        <w:rPr>
-          <w:spacing w:val="-4"/>
-          <w:w w:val="90"/>
+          <w:sz w:val="22"/>
+          <w:szCs w:val="22"/>
+        </w:rPr>
+        <w:t xml:space="preserve"> </w:t>
+      </w:r>
+      <w:r>
+        <w:rPr>
+          <w:rFonts w:ascii="Arial" w:hAnsi="Arial" w:cs="Arial"/>
+          <w:spacing w:val="-4"/>
+          <w:w w:val="90"/>
+          <w:sz w:val="22"/>
+          <w:szCs w:val="22"/>
         </w:rPr>
         <w:t>terms stipulated, the</w:t>
       </w:r>
       <w:r>
         <w:rPr>
+          <w:rFonts w:ascii="Arial" w:hAnsi="Arial" w:cs="Arial"/>
           <w:spacing w:val="-9"/>
           <w:w w:val="90"/>
-        </w:rPr>
-        <w:t xml:space="preserve"> </w:t>
-      </w:r>
-      <w:r>
-        <w:rPr>
-          <w:spacing w:val="-4"/>
-          <w:w w:val="90"/>
+          <w:sz w:val="22"/>
+          <w:szCs w:val="22"/>
+        </w:rPr>
+        <w:t xml:space="preserve"> </w:t>
+      </w:r>
+      <w:r>
+        <w:rPr>
+          <w:rFonts w:ascii="Arial" w:hAnsi="Arial" w:cs="Arial"/>
+          <w:spacing w:val="-4"/>
+          <w:w w:val="90"/>
+          <w:sz w:val="22"/>
+          <w:szCs w:val="22"/>
         </w:rPr>
         <w:t>vehicle</w:t>
       </w:r>
       <w:r>
         <w:rPr>
+          <w:rFonts w:ascii="Arial" w:hAnsi="Arial" w:cs="Arial"/>
           <w:spacing w:val="-9"/>
           <w:w w:val="90"/>
-        </w:rPr>
-        <w:t xml:space="preserve"> </w:t>
-      </w:r>
-      <w:r>
-        <w:rPr>
-          <w:spacing w:val="-4"/>
-          <w:w w:val="90"/>
+          <w:sz w:val="22"/>
+          <w:szCs w:val="22"/>
+        </w:rPr>
+        <w:t xml:space="preserve"> </w:t>
+      </w:r>
+      <w:r>
+        <w:rPr>
+          <w:rFonts w:ascii="Arial" w:hAnsi="Arial" w:cs="Arial"/>
+          <w:spacing w:val="-4"/>
+          <w:w w:val="90"/>
+          <w:sz w:val="22"/>
+          <w:szCs w:val="22"/>
         </w:rPr>
         <w:t>has been</w:t>
       </w:r>
       <w:r>
         <w:rPr>
+          <w:rFonts w:ascii="Arial" w:hAnsi="Arial" w:cs="Arial"/>
           <w:spacing w:val="-7"/>
           <w:w w:val="90"/>
-        </w:rPr>
-        <w:t xml:space="preserve"> </w:t>
-      </w:r>
-      <w:r>
-        <w:rPr>
-          <w:spacing w:val="-4"/>
-          <w:w w:val="90"/>
+          <w:sz w:val="22"/>
+          <w:szCs w:val="22"/>
+        </w:rPr>
+        <w:t xml:space="preserve"> </w:t>
+      </w:r>
+      <w:r>
+        <w:rPr>
+          <w:rFonts w:ascii="Arial" w:hAnsi="Arial" w:cs="Arial"/>
+          <w:spacing w:val="-4"/>
+          <w:w w:val="90"/>
+          <w:sz w:val="22"/>
+          <w:szCs w:val="22"/>
         </w:rPr>
         <w:t>seized</w:t>
       </w:r>
       <w:r>
         <w:rPr>
+          <w:rFonts w:ascii="Arial" w:hAnsi="Arial" w:cs="Arial"/>
           <w:spacing w:val="-7"/>
           <w:w w:val="90"/>
-        </w:rPr>
-        <w:t xml:space="preserve"> </w:t>
-      </w:r>
-      <w:r>
-        <w:rPr>
-          <w:spacing w:val="-4"/>
-          <w:w w:val="90"/>
+          <w:sz w:val="22"/>
+          <w:szCs w:val="22"/>
+        </w:rPr>
+        <w:t xml:space="preserve"> </w:t>
+      </w:r>
+      <w:r>
+        <w:rPr>
+          <w:rFonts w:ascii="Arial" w:hAnsi="Arial" w:cs="Arial"/>
+          <w:spacing w:val="-4"/>
+          <w:w w:val="90"/>
+          <w:sz w:val="22"/>
+          <w:szCs w:val="22"/>
         </w:rPr>
         <w:t>due</w:t>
       </w:r>
       <w:r>
         <w:rPr>
+          <w:rFonts w:ascii="Arial" w:hAnsi="Arial" w:cs="Arial"/>
           <w:spacing w:val="-9"/>
           <w:w w:val="90"/>
-        </w:rPr>
-        <w:t xml:space="preserve"> </w:t>
-      </w:r>
-      <w:r>
-        <w:rPr>
-          <w:spacing w:val="-4"/>
-          <w:w w:val="90"/>
+          <w:sz w:val="22"/>
+          <w:szCs w:val="22"/>
+        </w:rPr>
+        <w:t xml:space="preserve"> </w:t>
+      </w:r>
+      <w:r>
+        <w:rPr>
+          <w:rFonts w:ascii="Arial" w:hAnsi="Arial" w:cs="Arial"/>
+          <w:spacing w:val="-4"/>
+          <w:w w:val="90"/>
+          <w:sz w:val="22"/>
+          <w:szCs w:val="22"/>
         </w:rPr>
         <w:t>to</w:t>
       </w:r>
       <w:r>
         <w:rPr>
+          <w:rFonts w:ascii="Arial" w:hAnsi="Arial" w:cs="Arial"/>
           <w:spacing w:val="-7"/>
           <w:w w:val="90"/>
-        </w:rPr>
-        <w:t xml:space="preserve"> </w:t>
-      </w:r>
-      <w:r>
-        <w:rPr>
-          <w:spacing w:val="-4"/>
-          <w:w w:val="90"/>
+          <w:sz w:val="22"/>
+          <w:szCs w:val="22"/>
+        </w:rPr>
+        <w:t xml:space="preserve"> </w:t>
+      </w:r>
+      <w:r>
+        <w:rPr>
+          <w:rFonts w:ascii="Arial" w:hAnsi="Arial" w:cs="Arial"/>
+          <w:spacing w:val="-4"/>
+          <w:w w:val="90"/>
+          <w:sz w:val="22"/>
+          <w:szCs w:val="22"/>
         </w:rPr>
         <w:t>non-</w:t>
       </w:r>
       <w:r>
         <w:rPr>
+          <w:rFonts w:ascii="Arial" w:hAnsi="Arial" w:cs="Arial"/>
           <w:spacing w:val="-8"/>
+          <w:sz w:val="22"/>
+          <w:szCs w:val="22"/>
         </w:rPr>
         <w:t>payment, and we</w:t>
       </w:r>
       <w:r>
         <w:rPr>
-          <w:spacing w:val="-10"/>
-        </w:rPr>
-        <w:t xml:space="preserve"> </w:t>
-      </w:r>
-      <w:r>
-        <w:rPr>
+          <w:rFonts w:ascii="Arial" w:hAnsi="Arial" w:cs="Arial"/>
+          <w:spacing w:val="-10"/>
+          <w:sz w:val="22"/>
+          <w:szCs w:val="22"/>
+        </w:rPr>
+        <w:t xml:space="preserve"> </w:t>
+      </w:r>
+      <w:r>
+        <w:rPr>
+          <w:rFonts w:ascii="Arial" w:hAnsi="Arial" w:cs="Arial"/>
           <w:spacing w:val="-8"/>
+          <w:sz w:val="22"/>
+          <w:szCs w:val="22"/>
         </w:rPr>
         <w:t>are</w:t>
       </w:r>
       <w:r>
         <w:rPr>
-          <w:spacing w:val="-10"/>
-        </w:rPr>
-        <w:t xml:space="preserve"> </w:t>
-      </w:r>
-      <w:r>
-        <w:rPr>
+          <w:rFonts w:ascii="Arial" w:hAnsi="Arial" w:cs="Arial"/>
+          <w:spacing w:val="-10"/>
+          <w:sz w:val="22"/>
+          <w:szCs w:val="22"/>
+        </w:rPr>
+        <w:t xml:space="preserve"> </w:t>
+      </w:r>
+      <w:r>
+        <w:rPr>
+          <w:rFonts w:ascii="Arial" w:hAnsi="Arial" w:cs="Arial"/>
           <w:spacing w:val="-8"/>
-        </w:rPr>
-        <w:t>proceedingwith the</w:t>
-      </w:r>
-      <w:r>
-        <w:rPr>
-          <w:spacing w:val="-10"/>
-        </w:rPr>
-        <w:t xml:space="preserve"> </w:t>
-      </w:r>
-      <w:r>
-        <w:rPr>
+          <w:sz w:val="22"/>
+          <w:szCs w:val="22"/>
+        </w:rPr>
+        <w:t>proceeding</w:t>
+      </w:r>
+      <w:r>
+        <w:rPr>
+          <w:rFonts w:ascii="Arial" w:hAnsi="Arial" w:cs="Arial"/>
           <w:spacing w:val="-8"/>
+          <w:sz w:val="22"/>
+          <w:szCs w:val="22"/>
+        </w:rPr>
+        <w:t xml:space="preserve"> </w:t>
+      </w:r>
+      <w:r>
+        <w:rPr>
+          <w:rFonts w:ascii="Arial" w:hAnsi="Arial" w:cs="Arial"/>
+          <w:spacing w:val="-8"/>
+          <w:sz w:val="22"/>
+          <w:szCs w:val="22"/>
+        </w:rPr>
+        <w:t>with the</w:t>
+      </w:r>
+      <w:r>
+        <w:rPr>
+          <w:rFonts w:ascii="Arial" w:hAnsi="Arial" w:cs="Arial"/>
+          <w:spacing w:val="-10"/>
+          <w:sz w:val="22"/>
+          <w:szCs w:val="22"/>
+        </w:rPr>
+        <w:t xml:space="preserve"> </w:t>
+      </w:r>
+      <w:r>
+        <w:rPr>
+          <w:rFonts w:ascii="Arial" w:hAnsi="Arial" w:cs="Arial"/>
+          <w:spacing w:val="-8"/>
+          <w:sz w:val="22"/>
+          <w:szCs w:val="22"/>
         </w:rPr>
         <w:t>pre-auction process.</w:t>
       </w:r>
@@ -1139,2139 +1606,2783 @@
     <w:p>
       <w:pPr>
         <w:pStyle w:val="BodyText"/>
-        <w:spacing w:before="168" w:line="230" w:lineRule="auto"/>
+        <w:spacing w:before="168"/>
         <w:ind w:right="127"/>
+        <w:rPr>
+          <w:rFonts w:ascii="Arial" w:hAnsi="Arial" w:cs="Arial"/>
+          <w:sz w:val="22"/>
+          <w:szCs w:val="22"/>
+        </w:rPr>
       </w:pPr>
       <w:r>
         <w:rPr>
-          <w:spacing w:val="-4"/>
-          <w:w w:val="90"/>
+          <w:rFonts w:ascii="Arial" w:hAnsi="Arial" w:cs="Arial"/>
+          <w:spacing w:val="-4"/>
+          <w:w w:val="90"/>
+          <w:sz w:val="22"/>
+          <w:szCs w:val="22"/>
         </w:rPr>
         <w:t>The</w:t>
       </w:r>
       <w:r>
         <w:rPr>
-          <w:spacing w:val="-10"/>
-          <w:w w:val="90"/>
-        </w:rPr>
-        <w:t xml:space="preserve"> </w:t>
-      </w:r>
-      <w:r>
-        <w:rPr>
-          <w:spacing w:val="-4"/>
-          <w:w w:val="90"/>
+          <w:rFonts w:ascii="Arial" w:hAnsi="Arial" w:cs="Arial"/>
+          <w:spacing w:val="-10"/>
+          <w:w w:val="90"/>
+          <w:sz w:val="22"/>
+          <w:szCs w:val="22"/>
+        </w:rPr>
+        <w:t xml:space="preserve"> </w:t>
+      </w:r>
+      <w:r>
+        <w:rPr>
+          <w:rFonts w:ascii="Arial" w:hAnsi="Arial" w:cs="Arial"/>
+          <w:spacing w:val="-4"/>
+          <w:w w:val="90"/>
+          <w:sz w:val="22"/>
+          <w:szCs w:val="22"/>
         </w:rPr>
         <w:t>scheduled</w:t>
       </w:r>
       <w:r>
         <w:rPr>
+          <w:rFonts w:ascii="Arial" w:hAnsi="Arial" w:cs="Arial"/>
           <w:spacing w:val="-8"/>
           <w:w w:val="90"/>
-        </w:rPr>
-        <w:t xml:space="preserve"> </w:t>
-      </w:r>
-      <w:r>
-        <w:rPr>
-          <w:spacing w:val="-4"/>
-          <w:w w:val="90"/>
+          <w:sz w:val="22"/>
+          <w:szCs w:val="22"/>
+        </w:rPr>
+        <w:t xml:space="preserve"> </w:t>
+      </w:r>
+      <w:r>
+        <w:rPr>
+          <w:rFonts w:ascii="Arial" w:hAnsi="Arial" w:cs="Arial"/>
+          <w:spacing w:val="-4"/>
+          <w:w w:val="90"/>
+          <w:sz w:val="22"/>
+          <w:szCs w:val="22"/>
         </w:rPr>
         <w:t>to</w:t>
       </w:r>
       <w:r>
         <w:rPr>
+          <w:rFonts w:ascii="Arial" w:hAnsi="Arial" w:cs="Arial"/>
           <w:spacing w:val="-8"/>
           <w:w w:val="90"/>
-        </w:rPr>
-        <w:t xml:space="preserve"> </w:t>
-      </w:r>
-      <w:r>
-        <w:rPr>
-          <w:spacing w:val="-4"/>
-          <w:w w:val="90"/>
+          <w:sz w:val="22"/>
+          <w:szCs w:val="22"/>
+        </w:rPr>
+        <w:t xml:space="preserve"> </w:t>
+      </w:r>
+      <w:r>
+        <w:rPr>
+          <w:rFonts w:ascii="Arial" w:hAnsi="Arial" w:cs="Arial"/>
+          <w:spacing w:val="-4"/>
+          <w:w w:val="90"/>
+          <w:sz w:val="22"/>
+          <w:szCs w:val="22"/>
         </w:rPr>
         <w:t>take</w:t>
       </w:r>
       <w:r>
         <w:rPr>
-          <w:spacing w:val="-10"/>
-          <w:w w:val="90"/>
-        </w:rPr>
-        <w:t xml:space="preserve"> </w:t>
-      </w:r>
-      <w:r>
-        <w:rPr>
-          <w:spacing w:val="-4"/>
-          <w:w w:val="90"/>
+          <w:rFonts w:ascii="Arial" w:hAnsi="Arial" w:cs="Arial"/>
+          <w:spacing w:val="-10"/>
+          <w:w w:val="90"/>
+          <w:sz w:val="22"/>
+          <w:szCs w:val="22"/>
+        </w:rPr>
+        <w:t xml:space="preserve"> </w:t>
+      </w:r>
+      <w:r>
+        <w:rPr>
+          <w:rFonts w:ascii="Arial" w:hAnsi="Arial" w:cs="Arial"/>
+          <w:spacing w:val="-4"/>
+          <w:w w:val="90"/>
+          <w:sz w:val="22"/>
+          <w:szCs w:val="22"/>
         </w:rPr>
         <w:t>place</w:t>
       </w:r>
       <w:r>
         <w:rPr>
-          <w:spacing w:val="-10"/>
-          <w:w w:val="90"/>
-        </w:rPr>
-        <w:t xml:space="preserve"> </w:t>
-      </w:r>
-      <w:r>
-        <w:rPr>
-          <w:spacing w:val="-4"/>
-          <w:w w:val="90"/>
+          <w:rFonts w:ascii="Arial" w:hAnsi="Arial" w:cs="Arial"/>
+          <w:spacing w:val="-10"/>
+          <w:w w:val="90"/>
+          <w:sz w:val="22"/>
+          <w:szCs w:val="22"/>
+        </w:rPr>
+        <w:t xml:space="preserve"> </w:t>
+      </w:r>
+      <w:r>
+        <w:rPr>
+          <w:rFonts w:ascii="Arial" w:hAnsi="Arial" w:cs="Arial"/>
+          <w:spacing w:val="-4"/>
+          <w:w w:val="90"/>
+          <w:sz w:val="22"/>
+          <w:szCs w:val="22"/>
         </w:rPr>
         <w:t>within</w:t>
       </w:r>
       <w:r>
         <w:rPr>
+          <w:rFonts w:ascii="Arial" w:hAnsi="Arial" w:cs="Arial"/>
           <w:spacing w:val="-8"/>
           <w:w w:val="90"/>
-        </w:rPr>
-        <w:t xml:space="preserve"> </w:t>
-      </w:r>
-      <w:r>
-        <w:rPr>
-          <w:spacing w:val="-4"/>
-          <w:w w:val="90"/>
+          <w:sz w:val="22"/>
+          <w:szCs w:val="22"/>
+        </w:rPr>
+        <w:t xml:space="preserve"> </w:t>
+      </w:r>
+      <w:r>
+        <w:rPr>
+          <w:rFonts w:ascii="Arial" w:hAnsi="Arial" w:cs="Arial"/>
+          <w:spacing w:val="-4"/>
+          <w:w w:val="90"/>
+          <w:sz w:val="22"/>
+          <w:szCs w:val="22"/>
         </w:rPr>
         <w:t>in</w:t>
       </w:r>
       <w:r>
         <w:rPr>
+          <w:rFonts w:ascii="Arial" w:hAnsi="Arial" w:cs="Arial"/>
           <w:spacing w:val="-8"/>
           <w:w w:val="90"/>
-        </w:rPr>
-        <w:t xml:space="preserve"> </w:t>
-      </w:r>
-      <w:r>
-        <w:rPr>
-          <w:spacing w:val="-4"/>
-          <w:w w:val="90"/>
+          <w:sz w:val="22"/>
+          <w:szCs w:val="22"/>
+        </w:rPr>
+        <w:t xml:space="preserve"> </w:t>
+      </w:r>
+      <w:r>
+        <w:rPr>
+          <w:rFonts w:ascii="Arial" w:hAnsi="Arial" w:cs="Arial"/>
+          <w:spacing w:val="-4"/>
+          <w:w w:val="90"/>
+          <w:sz w:val="22"/>
+          <w:szCs w:val="22"/>
         </w:rPr>
         <w:t>30</w:t>
       </w:r>
       <w:r>
         <w:rPr>
+          <w:rFonts w:ascii="Arial" w:hAnsi="Arial" w:cs="Arial"/>
           <w:spacing w:val="-8"/>
           <w:w w:val="90"/>
-        </w:rPr>
-        <w:t xml:space="preserve"> </w:t>
-      </w:r>
-      <w:r>
-        <w:rPr>
-          <w:spacing w:val="-4"/>
-          <w:w w:val="90"/>
+          <w:sz w:val="22"/>
+          <w:szCs w:val="22"/>
+        </w:rPr>
+        <w:t xml:space="preserve"> </w:t>
+      </w:r>
+      <w:r>
+        <w:rPr>
+          <w:rFonts w:ascii="Arial" w:hAnsi="Arial" w:cs="Arial"/>
+          <w:spacing w:val="-4"/>
+          <w:w w:val="90"/>
+          <w:sz w:val="22"/>
+          <w:szCs w:val="22"/>
         </w:rPr>
         <w:t>days from</w:t>
       </w:r>
       <w:r>
         <w:rPr>
+          <w:rFonts w:ascii="Arial" w:hAnsi="Arial" w:cs="Arial"/>
           <w:spacing w:val="-17"/>
           <w:w w:val="90"/>
-        </w:rPr>
-        <w:t xml:space="preserve"> </w:t>
-      </w:r>
-      <w:r>
-        <w:rPr>
-          <w:spacing w:val="-4"/>
-          <w:w w:val="90"/>
+          <w:sz w:val="22"/>
+          <w:szCs w:val="22"/>
+        </w:rPr>
+        <w:t xml:space="preserve"> </w:t>
+      </w:r>
+      <w:r>
+        <w:rPr>
+          <w:rFonts w:ascii="Arial" w:hAnsi="Arial" w:cs="Arial"/>
+          <w:spacing w:val="-4"/>
+          <w:w w:val="90"/>
+          <w:sz w:val="22"/>
+          <w:szCs w:val="22"/>
         </w:rPr>
         <w:t>the</w:t>
       </w:r>
       <w:r>
         <w:rPr>
-          <w:spacing w:val="-10"/>
-          <w:w w:val="90"/>
-        </w:rPr>
-        <w:t xml:space="preserve"> </w:t>
-      </w:r>
-      <w:r>
-        <w:rPr>
-          <w:spacing w:val="-4"/>
-          <w:w w:val="90"/>
+          <w:rFonts w:ascii="Arial" w:hAnsi="Arial" w:cs="Arial"/>
+          <w:spacing w:val="-10"/>
+          <w:w w:val="90"/>
+          <w:sz w:val="22"/>
+          <w:szCs w:val="22"/>
+        </w:rPr>
+        <w:t xml:space="preserve"> </w:t>
+      </w:r>
+      <w:r>
+        <w:rPr>
+          <w:rFonts w:ascii="Arial" w:hAnsi="Arial" w:cs="Arial"/>
+          <w:spacing w:val="-4"/>
+          <w:w w:val="90"/>
+          <w:sz w:val="22"/>
+          <w:szCs w:val="22"/>
         </w:rPr>
         <w:t>date</w:t>
       </w:r>
       <w:r>
         <w:rPr>
-          <w:spacing w:val="-10"/>
-          <w:w w:val="90"/>
-        </w:rPr>
-        <w:t xml:space="preserve"> </w:t>
-      </w:r>
-      <w:r>
-        <w:rPr>
-          <w:spacing w:val="-4"/>
-          <w:w w:val="90"/>
+          <w:rFonts w:ascii="Arial" w:hAnsi="Arial" w:cs="Arial"/>
+          <w:spacing w:val="-10"/>
+          <w:w w:val="90"/>
+          <w:sz w:val="22"/>
+          <w:szCs w:val="22"/>
+        </w:rPr>
+        <w:t xml:space="preserve"> </w:t>
+      </w:r>
+      <w:r>
+        <w:rPr>
+          <w:rFonts w:ascii="Arial" w:hAnsi="Arial" w:cs="Arial"/>
+          <w:spacing w:val="-4"/>
+          <w:w w:val="90"/>
+          <w:sz w:val="22"/>
+          <w:szCs w:val="22"/>
         </w:rPr>
         <w:t>of seizing. We</w:t>
       </w:r>
       <w:r>
         <w:rPr>
-          <w:spacing w:val="-10"/>
-          <w:w w:val="90"/>
-        </w:rPr>
-        <w:t xml:space="preserve"> </w:t>
-      </w:r>
-      <w:r>
-        <w:rPr>
-          <w:spacing w:val="-4"/>
-          <w:w w:val="90"/>
+          <w:rFonts w:ascii="Arial" w:hAnsi="Arial" w:cs="Arial"/>
+          <w:spacing w:val="-10"/>
+          <w:w w:val="90"/>
+          <w:sz w:val="22"/>
+          <w:szCs w:val="22"/>
+        </w:rPr>
+        <w:t xml:space="preserve"> </w:t>
+      </w:r>
+      <w:r>
+        <w:rPr>
+          <w:rFonts w:ascii="Arial" w:hAnsi="Arial" w:cs="Arial"/>
+          <w:spacing w:val="-4"/>
+          <w:w w:val="90"/>
+          <w:sz w:val="22"/>
+          <w:szCs w:val="22"/>
         </w:rPr>
         <w:t>strongly</w:t>
       </w:r>
       <w:r>
-        <w:t xml:space="preserve"> </w:t>
-      </w:r>
-      <w:r>
-        <w:rPr>
-          <w:spacing w:val="-4"/>
-          <w:w w:val="90"/>
+        <w:rPr>
+          <w:rFonts w:ascii="Arial" w:hAnsi="Arial" w:cs="Arial"/>
+          <w:sz w:val="22"/>
+          <w:szCs w:val="22"/>
+        </w:rPr>
+        <w:t xml:space="preserve"> </w:t>
+      </w:r>
+      <w:r>
+        <w:rPr>
+          <w:rFonts w:ascii="Arial" w:hAnsi="Arial" w:cs="Arial"/>
+          <w:spacing w:val="-4"/>
+          <w:w w:val="90"/>
+          <w:sz w:val="22"/>
+          <w:szCs w:val="22"/>
         </w:rPr>
         <w:t>encourage</w:t>
       </w:r>
       <w:r>
         <w:rPr>
-          <w:spacing w:val="-10"/>
-          <w:w w:val="90"/>
-        </w:rPr>
-        <w:t xml:space="preserve"> </w:t>
-      </w:r>
-      <w:r>
-        <w:rPr>
-          <w:spacing w:val="-4"/>
-          <w:w w:val="90"/>
+          <w:rFonts w:ascii="Arial" w:hAnsi="Arial" w:cs="Arial"/>
+          <w:spacing w:val="-10"/>
+          <w:w w:val="90"/>
+          <w:sz w:val="22"/>
+          <w:szCs w:val="22"/>
+        </w:rPr>
+        <w:t xml:space="preserve"> </w:t>
+      </w:r>
+      <w:r>
+        <w:rPr>
+          <w:rFonts w:ascii="Arial" w:hAnsi="Arial" w:cs="Arial"/>
+          <w:spacing w:val="-4"/>
+          <w:w w:val="90"/>
+          <w:sz w:val="22"/>
+          <w:szCs w:val="22"/>
         </w:rPr>
         <w:t>you</w:t>
       </w:r>
       <w:r>
         <w:rPr>
+          <w:rFonts w:ascii="Arial" w:hAnsi="Arial" w:cs="Arial"/>
           <w:spacing w:val="-8"/>
           <w:w w:val="90"/>
-        </w:rPr>
-        <w:t xml:space="preserve"> </w:t>
-      </w:r>
-      <w:r>
-        <w:rPr>
-          <w:spacing w:val="-4"/>
-          <w:w w:val="90"/>
+          <w:sz w:val="22"/>
+          <w:szCs w:val="22"/>
+        </w:rPr>
+        <w:t xml:space="preserve"> </w:t>
+      </w:r>
+      <w:r>
+        <w:rPr>
+          <w:rFonts w:ascii="Arial" w:hAnsi="Arial" w:cs="Arial"/>
+          <w:spacing w:val="-4"/>
+          <w:w w:val="90"/>
+          <w:sz w:val="22"/>
+          <w:szCs w:val="22"/>
         </w:rPr>
         <w:t>to</w:t>
       </w:r>
       <w:r>
         <w:rPr>
+          <w:rFonts w:ascii="Arial" w:hAnsi="Arial" w:cs="Arial"/>
           <w:spacing w:val="-8"/>
           <w:w w:val="90"/>
-        </w:rPr>
-        <w:t xml:space="preserve"> </w:t>
-      </w:r>
-      <w:r>
-        <w:rPr>
-          <w:spacing w:val="-4"/>
-          <w:w w:val="90"/>
+          <w:sz w:val="22"/>
+          <w:szCs w:val="22"/>
+        </w:rPr>
+        <w:t xml:space="preserve"> </w:t>
+      </w:r>
+      <w:r>
+        <w:rPr>
+          <w:rFonts w:ascii="Arial" w:hAnsi="Arial" w:cs="Arial"/>
+          <w:spacing w:val="-4"/>
+          <w:w w:val="90"/>
+          <w:sz w:val="22"/>
+          <w:szCs w:val="22"/>
         </w:rPr>
         <w:t>contact</w:t>
       </w:r>
       <w:r>
-        <w:t xml:space="preserve"> </w:t>
-      </w:r>
-      <w:r>
-        <w:rPr>
-          <w:spacing w:val="-4"/>
-          <w:w w:val="90"/>
+        <w:rPr>
+          <w:rFonts w:ascii="Arial" w:hAnsi="Arial" w:cs="Arial"/>
+          <w:sz w:val="22"/>
+          <w:szCs w:val="22"/>
+        </w:rPr>
+        <w:t xml:space="preserve"> </w:t>
+      </w:r>
+      <w:r>
+        <w:rPr>
+          <w:rFonts w:ascii="Arial" w:hAnsi="Arial" w:cs="Arial"/>
+          <w:spacing w:val="-4"/>
+          <w:w w:val="90"/>
+          <w:sz w:val="22"/>
+          <w:szCs w:val="22"/>
         </w:rPr>
         <w:t>our Collections Department</w:t>
       </w:r>
       <w:r>
-        <w:t xml:space="preserve"> </w:t>
-      </w:r>
-      <w:r>
-        <w:rPr>
-          <w:spacing w:val="-4"/>
-          <w:w w:val="90"/>
+        <w:rPr>
+          <w:rFonts w:ascii="Arial" w:hAnsi="Arial" w:cs="Arial"/>
+          <w:sz w:val="22"/>
+          <w:szCs w:val="22"/>
+        </w:rPr>
+        <w:t xml:space="preserve"> </w:t>
+      </w:r>
+      <w:r>
+        <w:rPr>
+          <w:rFonts w:ascii="Arial" w:hAnsi="Arial" w:cs="Arial"/>
+          <w:spacing w:val="-4"/>
+          <w:w w:val="90"/>
+          <w:sz w:val="22"/>
+          <w:szCs w:val="22"/>
         </w:rPr>
         <w:t>immediately</w:t>
       </w:r>
       <w:r>
-        <w:t xml:space="preserve"> </w:t>
-      </w:r>
-      <w:r>
-        <w:rPr>
-          <w:spacing w:val="-4"/>
-          <w:w w:val="90"/>
+        <w:rPr>
+          <w:rFonts w:ascii="Arial" w:hAnsi="Arial" w:cs="Arial"/>
+          <w:sz w:val="22"/>
+          <w:szCs w:val="22"/>
+        </w:rPr>
+        <w:t xml:space="preserve"> </w:t>
+      </w:r>
+      <w:r>
+        <w:rPr>
+          <w:rFonts w:ascii="Arial" w:hAnsi="Arial" w:cs="Arial"/>
+          <w:spacing w:val="-4"/>
+          <w:w w:val="90"/>
+          <w:sz w:val="22"/>
+          <w:szCs w:val="22"/>
         </w:rPr>
         <w:t>to</w:t>
       </w:r>
       <w:r>
         <w:rPr>
+          <w:rFonts w:ascii="Arial" w:hAnsi="Arial" w:cs="Arial"/>
           <w:spacing w:val="-8"/>
           <w:w w:val="90"/>
-        </w:rPr>
-        <w:t xml:space="preserve"> </w:t>
-      </w:r>
-      <w:r>
-        <w:rPr>
-          <w:spacing w:val="-4"/>
-          <w:w w:val="90"/>
+          <w:sz w:val="22"/>
+          <w:szCs w:val="22"/>
+        </w:rPr>
+        <w:t xml:space="preserve"> </w:t>
+      </w:r>
+      <w:r>
+        <w:rPr>
+          <w:rFonts w:ascii="Arial" w:hAnsi="Arial" w:cs="Arial"/>
+          <w:spacing w:val="-4"/>
+          <w:w w:val="90"/>
+          <w:sz w:val="22"/>
+          <w:szCs w:val="22"/>
         </w:rPr>
         <w:t>discuss possible</w:t>
       </w:r>
       <w:r>
         <w:rPr>
-          <w:spacing w:val="-10"/>
-          <w:w w:val="90"/>
-        </w:rPr>
-        <w:t xml:space="preserve"> </w:t>
-      </w:r>
-      <w:r>
-        <w:rPr>
-          <w:spacing w:val="-4"/>
-          <w:w w:val="90"/>
+          <w:rFonts w:ascii="Arial" w:hAnsi="Arial" w:cs="Arial"/>
+          <w:spacing w:val="-10"/>
+          <w:w w:val="90"/>
+          <w:sz w:val="22"/>
+          <w:szCs w:val="22"/>
+        </w:rPr>
+        <w:t xml:space="preserve"> </w:t>
+      </w:r>
+      <w:r>
+        <w:rPr>
+          <w:rFonts w:ascii="Arial" w:hAnsi="Arial" w:cs="Arial"/>
+          <w:spacing w:val="-4"/>
+          <w:w w:val="90"/>
+          <w:sz w:val="22"/>
+          <w:szCs w:val="22"/>
         </w:rPr>
         <w:t>alternatives and</w:t>
       </w:r>
       <w:r>
         <w:rPr>
+          <w:rFonts w:ascii="Arial" w:hAnsi="Arial" w:cs="Arial"/>
           <w:spacing w:val="-8"/>
           <w:w w:val="90"/>
-        </w:rPr>
-        <w:t xml:space="preserve"> </w:t>
-      </w:r>
-      <w:r>
-        <w:rPr>
-          <w:spacing w:val="-4"/>
-          <w:w w:val="90"/>
+          <w:sz w:val="22"/>
+          <w:szCs w:val="22"/>
+        </w:rPr>
+        <w:t xml:space="preserve"> </w:t>
+      </w:r>
+      <w:r>
+        <w:rPr>
+          <w:rFonts w:ascii="Arial" w:hAnsi="Arial" w:cs="Arial"/>
+          <w:spacing w:val="-4"/>
+          <w:w w:val="90"/>
+          <w:sz w:val="22"/>
+          <w:szCs w:val="22"/>
         </w:rPr>
         <w:t>settle</w:t>
       </w:r>
       <w:r>
         <w:rPr>
-          <w:spacing w:val="-10"/>
-          <w:w w:val="90"/>
-        </w:rPr>
-        <w:t xml:space="preserve"> </w:t>
-      </w:r>
-      <w:r>
-        <w:rPr>
-          <w:spacing w:val="-4"/>
-          <w:w w:val="90"/>
+          <w:rFonts w:ascii="Arial" w:hAnsi="Arial" w:cs="Arial"/>
+          <w:spacing w:val="-10"/>
+          <w:w w:val="90"/>
+          <w:sz w:val="22"/>
+          <w:szCs w:val="22"/>
+        </w:rPr>
+        <w:t xml:space="preserve"> </w:t>
+      </w:r>
+      <w:r>
+        <w:rPr>
+          <w:rFonts w:ascii="Arial" w:hAnsi="Arial" w:cs="Arial"/>
+          <w:spacing w:val="-4"/>
+          <w:w w:val="90"/>
+          <w:sz w:val="22"/>
+          <w:szCs w:val="22"/>
         </w:rPr>
         <w:t>the</w:t>
       </w:r>
       <w:r>
         <w:rPr>
-          <w:spacing w:val="-10"/>
-          <w:w w:val="90"/>
-        </w:rPr>
-        <w:t xml:space="preserve"> </w:t>
-      </w:r>
-      <w:r>
-        <w:rPr>
-          <w:spacing w:val="-4"/>
-          <w:w w:val="90"/>
+          <w:rFonts w:ascii="Arial" w:hAnsi="Arial" w:cs="Arial"/>
+          <w:spacing w:val="-10"/>
+          <w:w w:val="90"/>
+          <w:sz w:val="22"/>
+          <w:szCs w:val="22"/>
+        </w:rPr>
+        <w:t xml:space="preserve"> </w:t>
+      </w:r>
+      <w:r>
+        <w:rPr>
+          <w:rFonts w:ascii="Arial" w:hAnsi="Arial" w:cs="Arial"/>
+          <w:spacing w:val="-4"/>
+          <w:w w:val="90"/>
+          <w:sz w:val="22"/>
+          <w:szCs w:val="22"/>
         </w:rPr>
         <w:t>outstanding</w:t>
       </w:r>
       <w:r>
         <w:rPr>
+          <w:rFonts w:ascii="Arial" w:hAnsi="Arial" w:cs="Arial"/>
           <w:spacing w:val="40"/>
-        </w:rPr>
-        <w:t xml:space="preserve"> </w:t>
-      </w:r>
-      <w:r>
-        <w:rPr>
+          <w:sz w:val="22"/>
+          <w:szCs w:val="22"/>
+        </w:rPr>
+        <w:t xml:space="preserve"> </w:t>
+      </w:r>
+      <w:r>
+        <w:rPr>
+          <w:rFonts w:ascii="Arial" w:hAnsi="Arial" w:cs="Arial"/>
           <w:spacing w:val="-8"/>
+          <w:sz w:val="22"/>
+          <w:szCs w:val="22"/>
         </w:rPr>
         <w:t>dues to</w:t>
       </w:r>
       <w:r>
         <w:rPr>
-          <w:spacing w:val="-10"/>
-        </w:rPr>
-        <w:t xml:space="preserve"> </w:t>
-      </w:r>
-      <w:r>
-        <w:rPr>
+          <w:rFonts w:ascii="Arial" w:hAnsi="Arial" w:cs="Arial"/>
+          <w:spacing w:val="-10"/>
+          <w:sz w:val="22"/>
+          <w:szCs w:val="22"/>
+        </w:rPr>
+        <w:t xml:space="preserve"> </w:t>
+      </w:r>
+      <w:r>
+        <w:rPr>
+          <w:rFonts w:ascii="Arial" w:hAnsi="Arial" w:cs="Arial"/>
           <w:spacing w:val="-8"/>
+          <w:sz w:val="22"/>
+          <w:szCs w:val="22"/>
         </w:rPr>
         <w:t>prevent</w:t>
       </w:r>
       <w:r>
-        <w:t xml:space="preserve"> </w:t>
-      </w:r>
-      <w:r>
-        <w:rPr>
+        <w:rPr>
+          <w:rFonts w:ascii="Arial" w:hAnsi="Arial" w:cs="Arial"/>
+          <w:sz w:val="22"/>
+          <w:szCs w:val="22"/>
+        </w:rPr>
+        <w:t xml:space="preserve"> </w:t>
+      </w:r>
+      <w:r>
+        <w:rPr>
+          <w:rFonts w:ascii="Arial" w:hAnsi="Arial" w:cs="Arial"/>
           <w:spacing w:val="-8"/>
+          <w:sz w:val="22"/>
+          <w:szCs w:val="22"/>
         </w:rPr>
         <w:t>the</w:t>
       </w:r>
       <w:r>
         <w:rPr>
+          <w:rFonts w:ascii="Arial" w:hAnsi="Arial" w:cs="Arial"/>
           <w:spacing w:val="-12"/>
-        </w:rPr>
-        <w:t xml:space="preserve"> </w:t>
-      </w:r>
-      <w:r>
-        <w:rPr>
+          <w:sz w:val="22"/>
+          <w:szCs w:val="22"/>
+        </w:rPr>
+        <w:t xml:space="preserve"> </w:t>
+      </w:r>
+      <w:r>
+        <w:rPr>
+          <w:rFonts w:ascii="Arial" w:hAnsi="Arial" w:cs="Arial"/>
           <w:spacing w:val="-8"/>
+          <w:sz w:val="22"/>
+          <w:szCs w:val="22"/>
         </w:rPr>
         <w:t>auction</w:t>
       </w:r>
       <w:r>
         <w:rPr>
-          <w:spacing w:val="-10"/>
-        </w:rPr>
-        <w:t xml:space="preserve"> </w:t>
-      </w:r>
-      <w:r>
-        <w:rPr>
+          <w:rFonts w:ascii="Arial" w:hAnsi="Arial" w:cs="Arial"/>
+          <w:spacing w:val="-10"/>
+          <w:sz w:val="22"/>
+          <w:szCs w:val="22"/>
+        </w:rPr>
+        <w:t xml:space="preserve"> </w:t>
+      </w:r>
+      <w:r>
+        <w:rPr>
+          <w:rFonts w:ascii="Arial" w:hAnsi="Arial" w:cs="Arial"/>
           <w:spacing w:val="-8"/>
+          <w:sz w:val="22"/>
+          <w:szCs w:val="22"/>
         </w:rPr>
         <w:t>process from</w:t>
       </w:r>
       <w:r>
         <w:rPr>
+          <w:rFonts w:ascii="Arial" w:hAnsi="Arial" w:cs="Arial"/>
           <w:spacing w:val="-20"/>
-        </w:rPr>
-        <w:t xml:space="preserve"> </w:t>
-      </w:r>
-      <w:r>
-        <w:rPr>
+          <w:sz w:val="22"/>
+          <w:szCs w:val="22"/>
+        </w:rPr>
+        <w:t xml:space="preserve"> </w:t>
+      </w:r>
+      <w:r>
+        <w:rPr>
+          <w:rFonts w:ascii="Arial" w:hAnsi="Arial" w:cs="Arial"/>
           <w:spacing w:val="-8"/>
-        </w:rPr>
-        <w:t>movingforward.</w:t>
+          <w:sz w:val="22"/>
+          <w:szCs w:val="22"/>
+        </w:rPr>
+        <w:t>moving</w:t>
+      </w:r>
+      <w:r>
+        <w:rPr>
+          <w:rFonts w:ascii="Arial" w:hAnsi="Arial" w:cs="Arial"/>
+          <w:spacing w:val="-8"/>
+          <w:sz w:val="22"/>
+          <w:szCs w:val="22"/>
+        </w:rPr>
+        <w:t xml:space="preserve"> </w:t>
+      </w:r>
+      <w:r>
+        <w:rPr>
+          <w:rFonts w:ascii="Arial" w:hAnsi="Arial" w:cs="Arial"/>
+          <w:spacing w:val="-8"/>
+          <w:sz w:val="22"/>
+          <w:szCs w:val="22"/>
+        </w:rPr>
+        <w:t>forward.</w:t>
       </w:r>
     </w:p>
     <w:p>
       <w:pPr>
         <w:pStyle w:val="BodyText"/>
-        <w:spacing w:before="167" w:line="230" w:lineRule="auto"/>
+        <w:spacing w:before="167"/>
+        <w:rPr>
+          <w:rFonts w:ascii="Arial" w:hAnsi="Arial" w:cs="Arial"/>
+          <w:sz w:val="22"/>
+          <w:szCs w:val="22"/>
+        </w:rPr>
       </w:pPr>
       <w:r>
         <w:rPr>
-          <w:spacing w:val="-4"/>
-          <w:w w:val="90"/>
+          <w:rFonts w:ascii="Arial" w:hAnsi="Arial" w:cs="Arial"/>
+          <w:spacing w:val="-4"/>
+          <w:w w:val="90"/>
+          <w:sz w:val="22"/>
+          <w:szCs w:val="22"/>
         </w:rPr>
         <w:t>Please</w:t>
       </w:r>
       <w:r>
         <w:rPr>
-          <w:spacing w:val="-10"/>
-          <w:w w:val="90"/>
-        </w:rPr>
-        <w:t xml:space="preserve"> </w:t>
-      </w:r>
-      <w:r>
-        <w:rPr>
-          <w:spacing w:val="-4"/>
-          <w:w w:val="90"/>
+          <w:rFonts w:ascii="Arial" w:hAnsi="Arial" w:cs="Arial"/>
+          <w:spacing w:val="-10"/>
+          <w:w w:val="90"/>
+          <w:sz w:val="22"/>
+          <w:szCs w:val="22"/>
+        </w:rPr>
+        <w:t xml:space="preserve"> </w:t>
+      </w:r>
+      <w:r>
+        <w:rPr>
+          <w:rFonts w:ascii="Arial" w:hAnsi="Arial" w:cs="Arial"/>
+          <w:spacing w:val="-4"/>
+          <w:w w:val="90"/>
+          <w:sz w:val="22"/>
+          <w:szCs w:val="22"/>
         </w:rPr>
         <w:t>note</w:t>
       </w:r>
       <w:r>
         <w:rPr>
-          <w:spacing w:val="-10"/>
-          <w:w w:val="90"/>
-        </w:rPr>
-        <w:t xml:space="preserve"> </w:t>
-      </w:r>
-      <w:r>
-        <w:rPr>
-          <w:spacing w:val="-4"/>
-          <w:w w:val="90"/>
+          <w:rFonts w:ascii="Arial" w:hAnsi="Arial" w:cs="Arial"/>
+          <w:spacing w:val="-10"/>
+          <w:w w:val="90"/>
+          <w:sz w:val="22"/>
+          <w:szCs w:val="22"/>
+        </w:rPr>
+        <w:t xml:space="preserve"> </w:t>
+      </w:r>
+      <w:r>
+        <w:rPr>
+          <w:rFonts w:ascii="Arial" w:hAnsi="Arial" w:cs="Arial"/>
+          <w:spacing w:val="-4"/>
+          <w:w w:val="90"/>
+          <w:sz w:val="22"/>
+          <w:szCs w:val="22"/>
         </w:rPr>
         <w:t>that</w:t>
       </w:r>
       <w:r>
-        <w:t xml:space="preserve"> </w:t>
-      </w:r>
-      <w:r>
-        <w:rPr>
-          <w:spacing w:val="-4"/>
-          <w:w w:val="90"/>
+        <w:rPr>
+          <w:rFonts w:ascii="Arial" w:hAnsi="Arial" w:cs="Arial"/>
+          <w:sz w:val="22"/>
+          <w:szCs w:val="22"/>
+        </w:rPr>
+        <w:t xml:space="preserve"> </w:t>
+      </w:r>
+      <w:r>
+        <w:rPr>
+          <w:rFonts w:ascii="Arial" w:hAnsi="Arial" w:cs="Arial"/>
+          <w:spacing w:val="-4"/>
+          <w:w w:val="90"/>
+          <w:sz w:val="22"/>
+          <w:szCs w:val="22"/>
         </w:rPr>
         <w:t>this notice</w:t>
       </w:r>
       <w:r>
         <w:rPr>
-          <w:spacing w:val="-10"/>
-          <w:w w:val="90"/>
-        </w:rPr>
-        <w:t xml:space="preserve"> </w:t>
-      </w:r>
-      <w:r>
-        <w:rPr>
-          <w:spacing w:val="-4"/>
-          <w:w w:val="90"/>
+          <w:rFonts w:ascii="Arial" w:hAnsi="Arial" w:cs="Arial"/>
+          <w:spacing w:val="-10"/>
+          <w:w w:val="90"/>
+          <w:sz w:val="22"/>
+          <w:szCs w:val="22"/>
+        </w:rPr>
+        <w:t xml:space="preserve"> </w:t>
+      </w:r>
+      <w:r>
+        <w:rPr>
+          <w:rFonts w:ascii="Arial" w:hAnsi="Arial" w:cs="Arial"/>
+          <w:spacing w:val="-4"/>
+          <w:w w:val="90"/>
+          <w:sz w:val="22"/>
+          <w:szCs w:val="22"/>
         </w:rPr>
         <w:t>serves as a</w:t>
       </w:r>
       <w:r>
         <w:rPr>
-          <w:spacing w:val="-10"/>
-          <w:w w:val="90"/>
-        </w:rPr>
-        <w:t xml:space="preserve"> </w:t>
-      </w:r>
-      <w:r>
-        <w:rPr>
-          <w:spacing w:val="-4"/>
-          <w:w w:val="90"/>
+          <w:rFonts w:ascii="Arial" w:hAnsi="Arial" w:cs="Arial"/>
+          <w:spacing w:val="-10"/>
+          <w:w w:val="90"/>
+          <w:sz w:val="22"/>
+          <w:szCs w:val="22"/>
+        </w:rPr>
+        <w:t xml:space="preserve"> </w:t>
+      </w:r>
+      <w:r>
+        <w:rPr>
+          <w:rFonts w:ascii="Arial" w:hAnsi="Arial" w:cs="Arial"/>
+          <w:spacing w:val="-4"/>
+          <w:w w:val="90"/>
+          <w:sz w:val="22"/>
+          <w:szCs w:val="22"/>
         </w:rPr>
         <w:t>final</w:t>
       </w:r>
       <w:r>
         <w:rPr>
+          <w:rFonts w:ascii="Arial" w:hAnsi="Arial" w:cs="Arial"/>
           <w:spacing w:val="-8"/>
           <w:w w:val="90"/>
-        </w:rPr>
-        <w:t xml:space="preserve"> </w:t>
-      </w:r>
-      <w:r>
-        <w:rPr>
-          <w:spacing w:val="-4"/>
-          <w:w w:val="90"/>
+          <w:sz w:val="22"/>
+          <w:szCs w:val="22"/>
+        </w:rPr>
+        <w:t xml:space="preserve"> </w:t>
+      </w:r>
+      <w:r>
+        <w:rPr>
+          <w:rFonts w:ascii="Arial" w:hAnsi="Arial" w:cs="Arial"/>
+          <w:spacing w:val="-4"/>
+          <w:w w:val="90"/>
+          <w:sz w:val="22"/>
+          <w:szCs w:val="22"/>
         </w:rPr>
         <w:t>opportunity</w:t>
       </w:r>
       <w:r>
-        <w:t xml:space="preserve"> </w:t>
-      </w:r>
-      <w:r>
-        <w:rPr>
-          <w:spacing w:val="-4"/>
-          <w:w w:val="90"/>
+        <w:rPr>
+          <w:rFonts w:ascii="Arial" w:hAnsi="Arial" w:cs="Arial"/>
+          <w:sz w:val="22"/>
+          <w:szCs w:val="22"/>
+        </w:rPr>
+        <w:t xml:space="preserve"> </w:t>
+      </w:r>
+      <w:r>
+        <w:rPr>
+          <w:rFonts w:ascii="Arial" w:hAnsi="Arial" w:cs="Arial"/>
+          <w:spacing w:val="-4"/>
+          <w:w w:val="90"/>
+          <w:sz w:val="22"/>
+          <w:szCs w:val="22"/>
         </w:rPr>
         <w:t>to</w:t>
       </w:r>
       <w:r>
         <w:rPr>
+          <w:rFonts w:ascii="Arial" w:hAnsi="Arial" w:cs="Arial"/>
           <w:spacing w:val="-8"/>
           <w:w w:val="90"/>
-        </w:rPr>
-        <w:t xml:space="preserve"> </w:t>
-      </w:r>
-      <w:r>
-        <w:rPr>
-          <w:spacing w:val="-4"/>
-          <w:w w:val="90"/>
+          <w:sz w:val="22"/>
+          <w:szCs w:val="22"/>
+        </w:rPr>
+        <w:t xml:space="preserve"> </w:t>
+      </w:r>
+      <w:r>
+        <w:rPr>
+          <w:rFonts w:ascii="Arial" w:hAnsi="Arial" w:cs="Arial"/>
+          <w:spacing w:val="-4"/>
+          <w:w w:val="90"/>
+          <w:sz w:val="22"/>
+          <w:szCs w:val="22"/>
         </w:rPr>
         <w:t>address the</w:t>
       </w:r>
       <w:r>
         <w:rPr>
-          <w:spacing w:val="-10"/>
-          <w:w w:val="90"/>
-        </w:rPr>
-        <w:t xml:space="preserve"> </w:t>
-      </w:r>
-      <w:r>
-        <w:rPr>
-          <w:spacing w:val="-4"/>
-          <w:w w:val="90"/>
+          <w:rFonts w:ascii="Arial" w:hAnsi="Arial" w:cs="Arial"/>
+          <w:spacing w:val="-10"/>
+          <w:w w:val="90"/>
+          <w:sz w:val="22"/>
+          <w:szCs w:val="22"/>
+        </w:rPr>
+        <w:t xml:space="preserve"> </w:t>
+      </w:r>
+      <w:r>
+        <w:rPr>
+          <w:rFonts w:ascii="Arial" w:hAnsi="Arial" w:cs="Arial"/>
+          <w:spacing w:val="-4"/>
+          <w:w w:val="90"/>
+          <w:sz w:val="22"/>
+          <w:szCs w:val="22"/>
         </w:rPr>
         <w:t>overdue</w:t>
       </w:r>
       <w:r>
         <w:rPr>
-          <w:spacing w:val="-10"/>
-          <w:w w:val="90"/>
-        </w:rPr>
-        <w:t xml:space="preserve"> </w:t>
-      </w:r>
-      <w:r>
-        <w:rPr>
-          <w:spacing w:val="-4"/>
-          <w:w w:val="90"/>
+          <w:rFonts w:ascii="Arial" w:hAnsi="Arial" w:cs="Arial"/>
+          <w:spacing w:val="-10"/>
+          <w:w w:val="90"/>
+          <w:sz w:val="22"/>
+          <w:szCs w:val="22"/>
+        </w:rPr>
+        <w:t xml:space="preserve"> </w:t>
+      </w:r>
+      <w:r>
+        <w:rPr>
+          <w:rFonts w:ascii="Arial" w:hAnsi="Arial" w:cs="Arial"/>
+          <w:spacing w:val="-4"/>
+          <w:w w:val="90"/>
+          <w:sz w:val="22"/>
+          <w:szCs w:val="22"/>
         </w:rPr>
         <w:t>amount</w:t>
       </w:r>
       <w:r>
-        <w:t xml:space="preserve"> </w:t>
-      </w:r>
-      <w:r>
-        <w:rPr>
-          <w:spacing w:val="-4"/>
-          <w:w w:val="90"/>
+        <w:rPr>
+          <w:rFonts w:ascii="Arial" w:hAnsi="Arial" w:cs="Arial"/>
+          <w:sz w:val="22"/>
+          <w:szCs w:val="22"/>
+        </w:rPr>
+        <w:t xml:space="preserve"> </w:t>
+      </w:r>
+      <w:r>
+        <w:rPr>
+          <w:rFonts w:ascii="Arial" w:hAnsi="Arial" w:cs="Arial"/>
+          <w:spacing w:val="-4"/>
+          <w:w w:val="90"/>
+          <w:sz w:val="22"/>
+          <w:szCs w:val="22"/>
         </w:rPr>
         <w:t>and</w:t>
       </w:r>
       <w:r>
         <w:rPr>
+          <w:rFonts w:ascii="Arial" w:hAnsi="Arial" w:cs="Arial"/>
           <w:spacing w:val="-8"/>
           <w:w w:val="90"/>
-        </w:rPr>
-        <w:t xml:space="preserve"> </w:t>
-      </w:r>
-      <w:r>
-        <w:rPr>
-          <w:spacing w:val="-4"/>
-          <w:w w:val="90"/>
+          <w:sz w:val="22"/>
+          <w:szCs w:val="22"/>
+        </w:rPr>
+        <w:t xml:space="preserve"> </w:t>
+      </w:r>
+      <w:r>
+        <w:rPr>
+          <w:rFonts w:ascii="Arial" w:hAnsi="Arial" w:cs="Arial"/>
+          <w:spacing w:val="-4"/>
+          <w:w w:val="90"/>
+          <w:sz w:val="22"/>
+          <w:szCs w:val="22"/>
         </w:rPr>
         <w:t>avoid</w:t>
       </w:r>
       <w:r>
         <w:rPr>
+          <w:rFonts w:ascii="Arial" w:hAnsi="Arial" w:cs="Arial"/>
           <w:spacing w:val="-8"/>
           <w:w w:val="90"/>
-        </w:rPr>
-        <w:t xml:space="preserve"> </w:t>
-      </w:r>
-      <w:r>
-        <w:rPr>
-          <w:spacing w:val="-4"/>
-          <w:w w:val="90"/>
+          <w:sz w:val="22"/>
+          <w:szCs w:val="22"/>
+        </w:rPr>
+        <w:t xml:space="preserve"> </w:t>
+      </w:r>
+      <w:r>
+        <w:rPr>
+          <w:rFonts w:ascii="Arial" w:hAnsi="Arial" w:cs="Arial"/>
+          <w:spacing w:val="-4"/>
+          <w:w w:val="90"/>
+          <w:sz w:val="22"/>
+          <w:szCs w:val="22"/>
         </w:rPr>
         <w:t>the</w:t>
       </w:r>
       <w:r>
         <w:rPr>
-          <w:spacing w:val="-10"/>
-          <w:w w:val="90"/>
-        </w:rPr>
-        <w:t xml:space="preserve"> </w:t>
-      </w:r>
-      <w:r>
-        <w:rPr>
-          <w:spacing w:val="-4"/>
-          <w:w w:val="90"/>
+          <w:rFonts w:ascii="Arial" w:hAnsi="Arial" w:cs="Arial"/>
+          <w:spacing w:val="-10"/>
+          <w:w w:val="90"/>
+          <w:sz w:val="22"/>
+          <w:szCs w:val="22"/>
+        </w:rPr>
+        <w:t xml:space="preserve"> </w:t>
+      </w:r>
+      <w:r>
+        <w:rPr>
+          <w:rFonts w:ascii="Arial" w:hAnsi="Arial" w:cs="Arial"/>
+          <w:spacing w:val="-4"/>
+          <w:w w:val="90"/>
+          <w:sz w:val="22"/>
+          <w:szCs w:val="22"/>
         </w:rPr>
         <w:t>auction</w:t>
       </w:r>
       <w:r>
         <w:rPr>
+          <w:rFonts w:ascii="Arial" w:hAnsi="Arial" w:cs="Arial"/>
           <w:spacing w:val="-8"/>
           <w:w w:val="90"/>
-        </w:rPr>
-        <w:t xml:space="preserve"> </w:t>
-      </w:r>
-      <w:r>
-        <w:rPr>
-          <w:spacing w:val="-4"/>
-          <w:w w:val="90"/>
+          <w:sz w:val="22"/>
+          <w:szCs w:val="22"/>
+        </w:rPr>
+        <w:t xml:space="preserve"> </w:t>
+      </w:r>
+      <w:r>
+        <w:rPr>
+          <w:rFonts w:ascii="Arial" w:hAnsi="Arial" w:cs="Arial"/>
+          <w:spacing w:val="-4"/>
+          <w:w w:val="90"/>
+          <w:sz w:val="22"/>
+          <w:szCs w:val="22"/>
         </w:rPr>
         <w:t>of your vehicle. We</w:t>
       </w:r>
       <w:r>
         <w:rPr>
-          <w:spacing w:val="-10"/>
-          <w:w w:val="90"/>
-        </w:rPr>
-        <w:t xml:space="preserve"> </w:t>
-      </w:r>
-      <w:r>
-        <w:rPr>
-          <w:spacing w:val="-4"/>
-          <w:w w:val="90"/>
+          <w:rFonts w:ascii="Arial" w:hAnsi="Arial" w:cs="Arial"/>
+          <w:spacing w:val="-10"/>
+          <w:w w:val="90"/>
+          <w:sz w:val="22"/>
+          <w:szCs w:val="22"/>
+        </w:rPr>
+        <w:t xml:space="preserve"> </w:t>
+      </w:r>
+      <w:r>
+        <w:rPr>
+          <w:rFonts w:ascii="Arial" w:hAnsi="Arial" w:cs="Arial"/>
+          <w:spacing w:val="-4"/>
+          <w:w w:val="90"/>
+          <w:sz w:val="22"/>
+          <w:szCs w:val="22"/>
         </w:rPr>
         <w:t>remain</w:t>
       </w:r>
       <w:r>
         <w:rPr>
+          <w:rFonts w:ascii="Arial" w:hAnsi="Arial" w:cs="Arial"/>
           <w:spacing w:val="-8"/>
           <w:w w:val="90"/>
-        </w:rPr>
-        <w:t xml:space="preserve"> </w:t>
-      </w:r>
-      <w:r>
-        <w:rPr>
-          <w:spacing w:val="-4"/>
-          <w:w w:val="90"/>
+          <w:sz w:val="22"/>
+          <w:szCs w:val="22"/>
+        </w:rPr>
+        <w:t xml:space="preserve"> </w:t>
+      </w:r>
+      <w:r>
+        <w:rPr>
+          <w:rFonts w:ascii="Arial" w:hAnsi="Arial" w:cs="Arial"/>
+          <w:spacing w:val="-4"/>
+          <w:w w:val="90"/>
+          <w:sz w:val="22"/>
+          <w:szCs w:val="22"/>
         </w:rPr>
         <w:t>committed</w:t>
       </w:r>
       <w:r>
         <w:rPr>
+          <w:rFonts w:ascii="Arial" w:hAnsi="Arial" w:cs="Arial"/>
           <w:spacing w:val="-8"/>
           <w:w w:val="90"/>
-        </w:rPr>
-        <w:t xml:space="preserve"> </w:t>
-      </w:r>
-      <w:r>
-        <w:rPr>
-          <w:spacing w:val="-4"/>
-          <w:w w:val="90"/>
+          <w:sz w:val="22"/>
+          <w:szCs w:val="22"/>
+        </w:rPr>
+        <w:t xml:space="preserve"> </w:t>
+      </w:r>
+      <w:r>
+        <w:rPr>
+          <w:rFonts w:ascii="Arial" w:hAnsi="Arial" w:cs="Arial"/>
+          <w:spacing w:val="-4"/>
+          <w:w w:val="90"/>
+          <w:sz w:val="22"/>
+          <w:szCs w:val="22"/>
         </w:rPr>
         <w:t>to</w:t>
       </w:r>
       <w:r>
         <w:rPr>
+          <w:rFonts w:ascii="Arial" w:hAnsi="Arial" w:cs="Arial"/>
           <w:spacing w:val="-8"/>
           <w:w w:val="90"/>
-        </w:rPr>
-        <w:t xml:space="preserve"> </w:t>
-      </w:r>
-      <w:r>
-        <w:rPr>
-          <w:spacing w:val="-4"/>
-          <w:w w:val="90"/>
+          <w:sz w:val="22"/>
+          <w:szCs w:val="22"/>
+        </w:rPr>
+        <w:t xml:space="preserve"> </w:t>
+      </w:r>
+      <w:r>
+        <w:rPr>
+          <w:rFonts w:ascii="Arial" w:hAnsi="Arial" w:cs="Arial"/>
+          <w:spacing w:val="-4"/>
+          <w:w w:val="90"/>
+          <w:sz w:val="22"/>
+          <w:szCs w:val="22"/>
         </w:rPr>
         <w:t>assisting</w:t>
       </w:r>
       <w:r>
         <w:rPr>
+          <w:rFonts w:ascii="Arial" w:hAnsi="Arial" w:cs="Arial"/>
           <w:spacing w:val="-19"/>
           <w:w w:val="90"/>
-        </w:rPr>
-        <w:t xml:space="preserve"> </w:t>
-      </w:r>
-      <w:r>
-        <w:rPr>
-          <w:spacing w:val="-4"/>
-          <w:w w:val="90"/>
+          <w:sz w:val="22"/>
+          <w:szCs w:val="22"/>
+        </w:rPr>
+        <w:t xml:space="preserve"> </w:t>
+      </w:r>
+      <w:r>
+        <w:rPr>
+          <w:rFonts w:ascii="Arial" w:hAnsi="Arial" w:cs="Arial"/>
+          <w:spacing w:val="-4"/>
+          <w:w w:val="90"/>
+          <w:sz w:val="22"/>
+          <w:szCs w:val="22"/>
         </w:rPr>
         <w:t>you</w:t>
       </w:r>
       <w:r>
         <w:rPr>
+          <w:rFonts w:ascii="Arial" w:hAnsi="Arial" w:cs="Arial"/>
           <w:spacing w:val="-8"/>
           <w:w w:val="90"/>
-        </w:rPr>
-        <w:t xml:space="preserve"> </w:t>
-      </w:r>
-      <w:r>
-        <w:rPr>
-          <w:spacing w:val="-4"/>
-          <w:w w:val="90"/>
+          <w:sz w:val="22"/>
+          <w:szCs w:val="22"/>
+        </w:rPr>
+        <w:t xml:space="preserve"> </w:t>
+      </w:r>
+      <w:r>
+        <w:rPr>
+          <w:rFonts w:ascii="Arial" w:hAnsi="Arial" w:cs="Arial"/>
+          <w:spacing w:val="-4"/>
+          <w:w w:val="90"/>
+          <w:sz w:val="22"/>
+          <w:szCs w:val="22"/>
         </w:rPr>
         <w:t>in</w:t>
       </w:r>
       <w:r>
         <w:rPr>
+          <w:rFonts w:ascii="Arial" w:hAnsi="Arial" w:cs="Arial"/>
           <w:spacing w:val="-8"/>
           <w:w w:val="90"/>
-        </w:rPr>
-        <w:t xml:space="preserve"> </w:t>
-      </w:r>
-      <w:r>
-        <w:rPr>
-          <w:spacing w:val="-4"/>
-          <w:w w:val="90"/>
+          <w:sz w:val="22"/>
+          <w:szCs w:val="22"/>
+        </w:rPr>
+        <w:t xml:space="preserve"> </w:t>
+      </w:r>
+      <w:r>
+        <w:rPr>
+          <w:rFonts w:ascii="Arial" w:hAnsi="Arial" w:cs="Arial"/>
+          <w:spacing w:val="-4"/>
+          <w:w w:val="90"/>
+          <w:sz w:val="22"/>
+          <w:szCs w:val="22"/>
         </w:rPr>
         <w:t>finding</w:t>
       </w:r>
       <w:r>
         <w:rPr>
+          <w:rFonts w:ascii="Arial" w:hAnsi="Arial" w:cs="Arial"/>
           <w:spacing w:val="-19"/>
           <w:w w:val="90"/>
-        </w:rPr>
-        <w:t xml:space="preserve"> </w:t>
-      </w:r>
-      <w:r>
-        <w:rPr>
-          <w:spacing w:val="-4"/>
-          <w:w w:val="90"/>
+          <w:sz w:val="22"/>
+          <w:szCs w:val="22"/>
+        </w:rPr>
+        <w:t xml:space="preserve"> </w:t>
+      </w:r>
+      <w:r>
+        <w:rPr>
+          <w:rFonts w:ascii="Arial" w:hAnsi="Arial" w:cs="Arial"/>
+          <w:spacing w:val="-4"/>
+          <w:w w:val="90"/>
+          <w:sz w:val="22"/>
+          <w:szCs w:val="22"/>
         </w:rPr>
         <w:t>an</w:t>
       </w:r>
       <w:r>
         <w:rPr>
+          <w:rFonts w:ascii="Arial" w:hAnsi="Arial" w:cs="Arial"/>
           <w:spacing w:val="-8"/>
           <w:w w:val="90"/>
-        </w:rPr>
-        <w:t xml:space="preserve"> </w:t>
-      </w:r>
-      <w:r>
-        <w:rPr>
-          <w:spacing w:val="-4"/>
-          <w:w w:val="90"/>
+          <w:sz w:val="22"/>
+          <w:szCs w:val="22"/>
+        </w:rPr>
+        <w:t xml:space="preserve"> </w:t>
+      </w:r>
+      <w:r>
+        <w:rPr>
+          <w:rFonts w:ascii="Arial" w:hAnsi="Arial" w:cs="Arial"/>
+          <w:spacing w:val="-4"/>
+          <w:w w:val="90"/>
+          <w:sz w:val="22"/>
+          <w:szCs w:val="22"/>
         </w:rPr>
         <w:t>amicable</w:t>
       </w:r>
       <w:r>
         <w:rPr>
-          <w:spacing w:val="-10"/>
-          <w:w w:val="90"/>
-        </w:rPr>
-        <w:t xml:space="preserve"> </w:t>
-      </w:r>
-      <w:r>
-        <w:rPr>
-          <w:spacing w:val="-4"/>
-          <w:w w:val="90"/>
+          <w:rFonts w:ascii="Arial" w:hAnsi="Arial" w:cs="Arial"/>
+          <w:spacing w:val="-10"/>
+          <w:w w:val="90"/>
+          <w:sz w:val="22"/>
+          <w:szCs w:val="22"/>
+        </w:rPr>
+        <w:t xml:space="preserve"> </w:t>
+      </w:r>
+      <w:r>
+        <w:rPr>
+          <w:rFonts w:ascii="Arial" w:hAnsi="Arial" w:cs="Arial"/>
+          <w:spacing w:val="-4"/>
+          <w:w w:val="90"/>
+          <w:sz w:val="22"/>
+          <w:szCs w:val="22"/>
         </w:rPr>
         <w:t>solution</w:t>
       </w:r>
       <w:r>
         <w:rPr>
+          <w:rFonts w:ascii="Arial" w:hAnsi="Arial" w:cs="Arial"/>
           <w:spacing w:val="-8"/>
           <w:w w:val="90"/>
-        </w:rPr>
-        <w:t xml:space="preserve"> </w:t>
-      </w:r>
-      <w:r>
-        <w:rPr>
-          <w:spacing w:val="-4"/>
-          <w:w w:val="90"/>
+          <w:sz w:val="22"/>
+          <w:szCs w:val="22"/>
+        </w:rPr>
+        <w:t xml:space="preserve"> </w:t>
+      </w:r>
+      <w:r>
+        <w:rPr>
+          <w:rFonts w:ascii="Arial" w:hAnsi="Arial" w:cs="Arial"/>
+          <w:spacing w:val="-4"/>
+          <w:w w:val="90"/>
+          <w:sz w:val="22"/>
+          <w:szCs w:val="22"/>
         </w:rPr>
         <w:t>to</w:t>
       </w:r>
       <w:r>
         <w:rPr>
+          <w:rFonts w:ascii="Arial" w:hAnsi="Arial" w:cs="Arial"/>
           <w:spacing w:val="-8"/>
           <w:w w:val="90"/>
-        </w:rPr>
-        <w:t xml:space="preserve"> </w:t>
-      </w:r>
-      <w:r>
-        <w:rPr>
-          <w:spacing w:val="-4"/>
-          <w:w w:val="90"/>
+          <w:sz w:val="22"/>
+          <w:szCs w:val="22"/>
+        </w:rPr>
+        <w:t xml:space="preserve"> </w:t>
+      </w:r>
+      <w:r>
+        <w:rPr>
+          <w:rFonts w:ascii="Arial" w:hAnsi="Arial" w:cs="Arial"/>
+          <w:spacing w:val="-4"/>
+          <w:w w:val="90"/>
+          <w:sz w:val="22"/>
+          <w:szCs w:val="22"/>
         </w:rPr>
         <w:t>resolve</w:t>
       </w:r>
       <w:r>
         <w:rPr>
-          <w:spacing w:val="-10"/>
-          <w:w w:val="90"/>
-        </w:rPr>
-        <w:t xml:space="preserve"> </w:t>
-      </w:r>
-      <w:r>
-        <w:rPr>
-          <w:spacing w:val="-4"/>
-          <w:w w:val="90"/>
+          <w:rFonts w:ascii="Arial" w:hAnsi="Arial" w:cs="Arial"/>
+          <w:spacing w:val="-10"/>
+          <w:w w:val="90"/>
+          <w:sz w:val="22"/>
+          <w:szCs w:val="22"/>
+        </w:rPr>
+        <w:t xml:space="preserve"> </w:t>
+      </w:r>
+      <w:r>
+        <w:rPr>
+          <w:rFonts w:ascii="Arial" w:hAnsi="Arial" w:cs="Arial"/>
+          <w:spacing w:val="-4"/>
+          <w:w w:val="90"/>
+          <w:sz w:val="22"/>
+          <w:szCs w:val="22"/>
         </w:rPr>
         <w:t>this</w:t>
       </w:r>
       <w:r>
         <w:rPr>
+          <w:rFonts w:ascii="Arial" w:hAnsi="Arial" w:cs="Arial"/>
           <w:spacing w:val="40"/>
-        </w:rPr>
-        <w:t xml:space="preserve"> </w:t>
-      </w:r>
-      <w:r>
+          <w:sz w:val="22"/>
+          <w:szCs w:val="22"/>
+        </w:rPr>
+        <w:t xml:space="preserve"> </w:t>
+      </w:r>
+      <w:r>
+        <w:rPr>
+          <w:rFonts w:ascii="Arial" w:hAnsi="Arial" w:cs="Arial"/>
+          <w:sz w:val="22"/>
+          <w:szCs w:val="22"/>
+        </w:rPr>
         <w:t>matter</w:t>
       </w:r>
       <w:r>
         <w:rPr>
+          <w:rFonts w:ascii="Arial" w:hAnsi="Arial" w:cs="Arial"/>
           <w:spacing w:val="-12"/>
-        </w:rPr>
-        <w:t xml:space="preserve"> </w:t>
-      </w:r>
-      <w:r>
+          <w:sz w:val="22"/>
+          <w:szCs w:val="22"/>
+        </w:rPr>
+        <w:t xml:space="preserve"> </w:t>
+      </w:r>
+      <w:r>
+        <w:rPr>
+          <w:rFonts w:ascii="Arial" w:hAnsi="Arial" w:cs="Arial"/>
+          <w:sz w:val="22"/>
+          <w:szCs w:val="22"/>
+        </w:rPr>
         <w:t>promptly.</w:t>
       </w:r>
     </w:p>
     <w:p>
       <w:pPr>
         <w:pStyle w:val="BodyText"/>
-        <w:spacing w:before="168" w:line="230" w:lineRule="auto"/>
+        <w:spacing w:before="168"/>
         <w:ind w:right="127"/>
+        <w:rPr>
+          <w:rFonts w:ascii="Arial" w:hAnsi="Arial" w:cs="Arial"/>
+          <w:sz w:val="22"/>
+          <w:szCs w:val="22"/>
+        </w:rPr>
       </w:pPr>
       <w:r>
         <w:rPr>
-          <w:spacing w:val="-4"/>
-          <w:w w:val="90"/>
+          <w:rFonts w:ascii="Arial" w:hAnsi="Arial" w:cs="Arial"/>
+          <w:spacing w:val="-4"/>
+          <w:w w:val="90"/>
+          <w:sz w:val="22"/>
+          <w:szCs w:val="22"/>
         </w:rPr>
         <w:t>For</w:t>
       </w:r>
       <w:r>
         <w:rPr>
+          <w:rFonts w:ascii="Arial" w:hAnsi="Arial" w:cs="Arial"/>
           <w:spacing w:val="-7"/>
           <w:w w:val="90"/>
-        </w:rPr>
-        <w:t xml:space="preserve"> </w:t>
-      </w:r>
-      <w:r>
-        <w:rPr>
-          <w:spacing w:val="-4"/>
-          <w:w w:val="90"/>
+          <w:sz w:val="22"/>
+          <w:szCs w:val="22"/>
+        </w:rPr>
+        <w:t xml:space="preserve"> </w:t>
+      </w:r>
+      <w:r>
+        <w:rPr>
+          <w:rFonts w:ascii="Arial" w:hAnsi="Arial" w:cs="Arial"/>
+          <w:spacing w:val="-4"/>
+          <w:w w:val="90"/>
+          <w:sz w:val="22"/>
+          <w:szCs w:val="22"/>
         </w:rPr>
         <w:t>any</w:t>
       </w:r>
       <w:r>
         <w:rPr>
+          <w:rFonts w:ascii="Arial" w:hAnsi="Arial" w:cs="Arial"/>
           <w:spacing w:val="-2"/>
-        </w:rPr>
-        <w:t xml:space="preserve"> </w:t>
-      </w:r>
-      <w:r>
-        <w:rPr>
-          <w:spacing w:val="-4"/>
-          <w:w w:val="90"/>
+          <w:sz w:val="22"/>
+          <w:szCs w:val="22"/>
+        </w:rPr>
+        <w:t xml:space="preserve"> </w:t>
+      </w:r>
+      <w:r>
+        <w:rPr>
+          <w:rFonts w:ascii="Arial" w:hAnsi="Arial" w:cs="Arial"/>
+          <w:spacing w:val="-4"/>
+          <w:w w:val="90"/>
+          <w:sz w:val="22"/>
+          <w:szCs w:val="22"/>
         </w:rPr>
         <w:t>clarifications related</w:t>
       </w:r>
       <w:r>
         <w:rPr>
-          <w:spacing w:val="-10"/>
-          <w:w w:val="90"/>
-        </w:rPr>
-        <w:t xml:space="preserve"> </w:t>
-      </w:r>
-      <w:r>
-        <w:rPr>
-          <w:spacing w:val="-4"/>
-          <w:w w:val="90"/>
+          <w:rFonts w:ascii="Arial" w:hAnsi="Arial" w:cs="Arial"/>
+          <w:spacing w:val="-10"/>
+          <w:w w:val="90"/>
+          <w:sz w:val="22"/>
+          <w:szCs w:val="22"/>
+        </w:rPr>
+        <w:t xml:space="preserve"> </w:t>
+      </w:r>
+      <w:r>
+        <w:rPr>
+          <w:rFonts w:ascii="Arial" w:hAnsi="Arial" w:cs="Arial"/>
+          <w:spacing w:val="-4"/>
+          <w:w w:val="90"/>
+          <w:sz w:val="22"/>
+          <w:szCs w:val="22"/>
         </w:rPr>
         <w:t>to</w:t>
       </w:r>
       <w:r>
         <w:rPr>
-          <w:spacing w:val="-10"/>
-          <w:w w:val="90"/>
-        </w:rPr>
-        <w:t xml:space="preserve"> </w:t>
-      </w:r>
-      <w:r>
-        <w:rPr>
-          <w:spacing w:val="-4"/>
-          <w:w w:val="90"/>
+          <w:rFonts w:ascii="Arial" w:hAnsi="Arial" w:cs="Arial"/>
+          <w:spacing w:val="-10"/>
+          <w:w w:val="90"/>
+          <w:sz w:val="22"/>
+          <w:szCs w:val="22"/>
+        </w:rPr>
+        <w:t xml:space="preserve"> </w:t>
+      </w:r>
+      <w:r>
+        <w:rPr>
+          <w:rFonts w:ascii="Arial" w:hAnsi="Arial" w:cs="Arial"/>
+          <w:spacing w:val="-4"/>
+          <w:w w:val="90"/>
+          <w:sz w:val="22"/>
+          <w:szCs w:val="22"/>
         </w:rPr>
         <w:t>payment,</w:t>
       </w:r>
       <w:r>
         <w:rPr>
+          <w:rFonts w:ascii="Arial" w:hAnsi="Arial" w:cs="Arial"/>
           <w:spacing w:val="-6"/>
           <w:w w:val="90"/>
-        </w:rPr>
-        <w:t xml:space="preserve"> </w:t>
-      </w:r>
-      <w:r>
-        <w:rPr>
-          <w:spacing w:val="-4"/>
-          <w:w w:val="90"/>
+          <w:sz w:val="22"/>
+          <w:szCs w:val="22"/>
+        </w:rPr>
+        <w:t xml:space="preserve"> </w:t>
+      </w:r>
+      <w:r>
+        <w:rPr>
+          <w:rFonts w:ascii="Arial" w:hAnsi="Arial" w:cs="Arial"/>
+          <w:spacing w:val="-4"/>
+          <w:w w:val="90"/>
+          <w:sz w:val="22"/>
+          <w:szCs w:val="22"/>
         </w:rPr>
         <w:t>you</w:t>
       </w:r>
       <w:r>
         <w:rPr>
-          <w:spacing w:val="-10"/>
-          <w:w w:val="90"/>
-        </w:rPr>
-        <w:t xml:space="preserve"> </w:t>
-      </w:r>
-      <w:r>
-        <w:rPr>
-          <w:spacing w:val="-4"/>
-          <w:w w:val="90"/>
+          <w:rFonts w:ascii="Arial" w:hAnsi="Arial" w:cs="Arial"/>
+          <w:spacing w:val="-10"/>
+          <w:w w:val="90"/>
+          <w:sz w:val="22"/>
+          <w:szCs w:val="22"/>
+        </w:rPr>
+        <w:t xml:space="preserve"> </w:t>
+      </w:r>
+      <w:r>
+        <w:rPr>
+          <w:rFonts w:ascii="Arial" w:hAnsi="Arial" w:cs="Arial"/>
+          <w:spacing w:val="-4"/>
+          <w:w w:val="90"/>
+          <w:sz w:val="22"/>
+          <w:szCs w:val="22"/>
         </w:rPr>
         <w:t>may</w:t>
       </w:r>
       <w:r>
         <w:rPr>
+          <w:rFonts w:ascii="Arial" w:hAnsi="Arial" w:cs="Arial"/>
           <w:spacing w:val="-2"/>
-        </w:rPr>
-        <w:t xml:space="preserve"> </w:t>
-      </w:r>
-      <w:r>
-        <w:rPr>
-          <w:spacing w:val="-4"/>
-          <w:w w:val="90"/>
+          <w:sz w:val="22"/>
+          <w:szCs w:val="22"/>
+        </w:rPr>
+        <w:t xml:space="preserve"> </w:t>
+      </w:r>
+      <w:r>
+        <w:rPr>
+          <w:rFonts w:ascii="Arial" w:hAnsi="Arial" w:cs="Arial"/>
+          <w:spacing w:val="-4"/>
+          <w:w w:val="90"/>
+          <w:sz w:val="22"/>
+          <w:szCs w:val="22"/>
         </w:rPr>
         <w:t>contact</w:t>
       </w:r>
       <w:r>
         <w:rPr>
+          <w:rFonts w:ascii="Arial" w:hAnsi="Arial" w:cs="Arial"/>
           <w:spacing w:val="-2"/>
-        </w:rPr>
-        <w:t xml:space="preserve"> </w:t>
-      </w:r>
-      <w:r>
-        <w:rPr>
-          <w:spacing w:val="-4"/>
-          <w:w w:val="90"/>
+          <w:sz w:val="22"/>
+          <w:szCs w:val="22"/>
+        </w:rPr>
+        <w:t xml:space="preserve"> </w:t>
+      </w:r>
+      <w:r>
+        <w:rPr>
+          <w:rFonts w:ascii="Arial" w:hAnsi="Arial" w:cs="Arial"/>
+          <w:spacing w:val="-4"/>
+          <w:w w:val="90"/>
+          <w:sz w:val="22"/>
+          <w:szCs w:val="22"/>
         </w:rPr>
         <w:t>our</w:t>
       </w:r>
       <w:r>
         <w:rPr>
+          <w:rFonts w:ascii="Arial" w:hAnsi="Arial" w:cs="Arial"/>
           <w:spacing w:val="-7"/>
           <w:w w:val="90"/>
-        </w:rPr>
-        <w:t xml:space="preserve"> </w:t>
-      </w:r>
-      <w:r>
-        <w:rPr>
-          <w:spacing w:val="-4"/>
-          <w:w w:val="90"/>
+          <w:sz w:val="22"/>
+          <w:szCs w:val="22"/>
+        </w:rPr>
+        <w:t xml:space="preserve"> </w:t>
+      </w:r>
+      <w:r>
+        <w:rPr>
+          <w:rFonts w:ascii="Arial" w:hAnsi="Arial" w:cs="Arial"/>
+          <w:spacing w:val="-4"/>
+          <w:w w:val="90"/>
+          <w:sz w:val="22"/>
+          <w:szCs w:val="22"/>
         </w:rPr>
         <w:t>customer</w:t>
       </w:r>
       <w:r>
         <w:rPr>
+          <w:rFonts w:ascii="Arial" w:hAnsi="Arial" w:cs="Arial"/>
           <w:spacing w:val="-7"/>
           <w:w w:val="90"/>
-        </w:rPr>
-        <w:t xml:space="preserve"> </w:t>
-      </w:r>
-      <w:r>
-        <w:rPr>
-          <w:spacing w:val="-4"/>
-          <w:w w:val="90"/>
+          <w:sz w:val="22"/>
+          <w:szCs w:val="22"/>
+        </w:rPr>
+        <w:t xml:space="preserve"> </w:t>
+      </w:r>
+      <w:r>
+        <w:rPr>
+          <w:rFonts w:ascii="Arial" w:hAnsi="Arial" w:cs="Arial"/>
+          <w:spacing w:val="-4"/>
+          <w:w w:val="90"/>
+          <w:sz w:val="22"/>
+          <w:szCs w:val="22"/>
         </w:rPr>
         <w:t>service</w:t>
       </w:r>
       <w:r>
         <w:rPr>
+          <w:rFonts w:ascii="Arial" w:hAnsi="Arial" w:cs="Arial"/>
           <w:spacing w:val="-12"/>
           <w:w w:val="90"/>
-        </w:rPr>
-        <w:t xml:space="preserve"> </w:t>
-      </w:r>
-      <w:r>
-        <w:rPr>
-          <w:spacing w:val="-4"/>
-          <w:w w:val="90"/>
+          <w:sz w:val="22"/>
+          <w:szCs w:val="22"/>
+        </w:rPr>
+        <w:t xml:space="preserve"> </w:t>
+      </w:r>
+      <w:r>
+        <w:rPr>
+          <w:rFonts w:ascii="Arial" w:hAnsi="Arial" w:cs="Arial"/>
+          <w:spacing w:val="-4"/>
+          <w:w w:val="90"/>
+          <w:sz w:val="22"/>
+          <w:szCs w:val="22"/>
         </w:rPr>
         <w:t>at</w:t>
       </w:r>
       <w:r>
         <w:rPr>
+          <w:rFonts w:ascii="Arial" w:hAnsi="Arial" w:cs="Arial"/>
           <w:spacing w:val="-2"/>
-        </w:rPr>
-        <w:t xml:space="preserve"> </w:t>
-      </w:r>
-      <w:r>
-        <w:rPr>
-          <w:spacing w:val="-4"/>
-          <w:w w:val="90"/>
+          <w:sz w:val="22"/>
+          <w:szCs w:val="22"/>
+        </w:rPr>
+        <w:t xml:space="preserve"> </w:t>
+      </w:r>
+      <w:r>
+        <w:rPr>
+          <w:rFonts w:ascii="Arial" w:hAnsi="Arial" w:cs="Arial"/>
+          <w:spacing w:val="-4"/>
+          <w:w w:val="90"/>
+          <w:sz w:val="22"/>
+          <w:szCs w:val="22"/>
         </w:rPr>
         <w:t>8008600111</w:t>
       </w:r>
       <w:r>
         <w:rPr>
-          <w:spacing w:val="-10"/>
-          <w:w w:val="90"/>
-        </w:rPr>
-        <w:t xml:space="preserve"> </w:t>
-      </w:r>
-      <w:r>
-        <w:rPr>
-          <w:spacing w:val="-4"/>
-          <w:w w:val="90"/>
+          <w:rFonts w:ascii="Arial" w:hAnsi="Arial" w:cs="Arial"/>
+          <w:spacing w:val="-10"/>
+          <w:w w:val="90"/>
+          <w:sz w:val="22"/>
+          <w:szCs w:val="22"/>
+        </w:rPr>
+        <w:t xml:space="preserve"> </w:t>
+      </w:r>
+      <w:r>
+        <w:rPr>
+          <w:rFonts w:ascii="Arial" w:hAnsi="Arial" w:cs="Arial"/>
+          <w:spacing w:val="-4"/>
+          <w:w w:val="90"/>
+          <w:sz w:val="22"/>
+          <w:szCs w:val="22"/>
         </w:rPr>
         <w:t>or</w:t>
       </w:r>
       <w:r>
         <w:rPr>
+          <w:rFonts w:ascii="Arial" w:hAnsi="Arial" w:cs="Arial"/>
           <w:spacing w:val="-7"/>
           <w:w w:val="90"/>
-        </w:rPr>
-        <w:t xml:space="preserve"> </w:t>
-      </w:r>
-      <w:r>
-        <w:rPr>
-          <w:spacing w:val="-4"/>
-          <w:w w:val="90"/>
+          <w:sz w:val="22"/>
+          <w:szCs w:val="22"/>
+        </w:rPr>
+        <w:t xml:space="preserve"> </w:t>
+      </w:r>
+      <w:r>
+        <w:rPr>
+          <w:rFonts w:ascii="Arial" w:hAnsi="Arial" w:cs="Arial"/>
+          <w:spacing w:val="-4"/>
+          <w:w w:val="90"/>
+          <w:sz w:val="22"/>
+          <w:szCs w:val="22"/>
         </w:rPr>
         <w:t>visit</w:t>
       </w:r>
       <w:r>
         <w:rPr>
+          <w:rFonts w:ascii="Arial" w:hAnsi="Arial" w:cs="Arial"/>
           <w:spacing w:val="-2"/>
-        </w:rPr>
-        <w:t xml:space="preserve"> </w:t>
-      </w:r>
-      <w:r>
-        <w:rPr>
-          <w:spacing w:val="-4"/>
-          <w:w w:val="90"/>
+          <w:sz w:val="22"/>
+          <w:szCs w:val="22"/>
+        </w:rPr>
+        <w:t xml:space="preserve"> </w:t>
+      </w:r>
+      <w:r>
+        <w:rPr>
+          <w:rFonts w:ascii="Arial" w:hAnsi="Arial" w:cs="Arial"/>
+          <w:spacing w:val="-4"/>
+          <w:w w:val="90"/>
+          <w:sz w:val="22"/>
+          <w:szCs w:val="22"/>
         </w:rPr>
         <w:t>the</w:t>
       </w:r>
       <w:r>
         <w:rPr>
+          <w:rFonts w:ascii="Arial" w:hAnsi="Arial" w:cs="Arial"/>
           <w:spacing w:val="-12"/>
           <w:w w:val="90"/>
-        </w:rPr>
-        <w:t xml:space="preserve"> </w:t>
-      </w:r>
-      <w:r>
-        <w:rPr>
-          <w:spacing w:val="-4"/>
-          <w:w w:val="90"/>
+          <w:sz w:val="22"/>
+          <w:szCs w:val="22"/>
+        </w:rPr>
+        <w:t xml:space="preserve"> </w:t>
+      </w:r>
+      <w:r>
+        <w:rPr>
+          <w:rFonts w:ascii="Arial" w:hAnsi="Arial" w:cs="Arial"/>
+          <w:spacing w:val="-4"/>
+          <w:w w:val="90"/>
+          <w:sz w:val="22"/>
+          <w:szCs w:val="22"/>
         </w:rPr>
         <w:t>Head</w:t>
       </w:r>
       <w:r>
         <w:rPr>
-          <w:spacing w:val="-10"/>
-          <w:w w:val="90"/>
-        </w:rPr>
-        <w:t xml:space="preserve"> </w:t>
-      </w:r>
-      <w:r>
-        <w:rPr>
-          <w:spacing w:val="-4"/>
-          <w:w w:val="90"/>
+          <w:rFonts w:ascii="Arial" w:hAnsi="Arial" w:cs="Arial"/>
+          <w:spacing w:val="-10"/>
+          <w:w w:val="90"/>
+          <w:sz w:val="22"/>
+          <w:szCs w:val="22"/>
+        </w:rPr>
+        <w:t xml:space="preserve"> </w:t>
+      </w:r>
+      <w:r>
+        <w:rPr>
+          <w:rFonts w:ascii="Arial" w:hAnsi="Arial" w:cs="Arial"/>
+          <w:spacing w:val="-4"/>
+          <w:w w:val="90"/>
+          <w:sz w:val="22"/>
+          <w:szCs w:val="22"/>
         </w:rPr>
         <w:t>Office</w:t>
       </w:r>
       <w:r>
         <w:rPr>
+          <w:rFonts w:ascii="Arial" w:hAnsi="Arial" w:cs="Arial"/>
           <w:spacing w:val="18"/>
-        </w:rPr>
-        <w:t xml:space="preserve"> </w:t>
-      </w:r>
-      <w:r>
-        <w:rPr>
-          <w:spacing w:val="-4"/>
-          <w:w w:val="90"/>
+          <w:sz w:val="22"/>
+          <w:szCs w:val="22"/>
+        </w:rPr>
+        <w:t xml:space="preserve"> </w:t>
+      </w:r>
+      <w:r>
+        <w:rPr>
+          <w:rFonts w:ascii="Arial" w:hAnsi="Arial" w:cs="Arial"/>
+          <w:spacing w:val="-4"/>
+          <w:w w:val="90"/>
+          <w:sz w:val="22"/>
+          <w:szCs w:val="22"/>
         </w:rPr>
         <w:t>at</w:t>
       </w:r>
       <w:r>
         <w:rPr>
+          <w:rFonts w:ascii="Arial" w:hAnsi="Arial" w:cs="Arial"/>
           <w:spacing w:val="-2"/>
-        </w:rPr>
-        <w:t xml:space="preserve"> </w:t>
-      </w:r>
-      <w:r>
-        <w:rPr>
-          <w:spacing w:val="-4"/>
-          <w:w w:val="90"/>
+          <w:sz w:val="22"/>
+          <w:szCs w:val="22"/>
+        </w:rPr>
+        <w:t xml:space="preserve"> </w:t>
+      </w:r>
+      <w:r>
+        <w:rPr>
+          <w:rFonts w:ascii="Arial" w:hAnsi="Arial" w:cs="Arial"/>
+          <w:spacing w:val="-4"/>
+          <w:w w:val="90"/>
+          <w:sz w:val="22"/>
+          <w:szCs w:val="22"/>
         </w:rPr>
         <w:t>your</w:t>
       </w:r>
       <w:r>
         <w:rPr>
+          <w:rFonts w:ascii="Arial" w:hAnsi="Arial" w:cs="Arial"/>
           <w:spacing w:val="-7"/>
           <w:w w:val="90"/>
-        </w:rPr>
-        <w:t xml:space="preserve"> </w:t>
-      </w:r>
-      <w:r>
-        <w:rPr>
-          <w:spacing w:val="-4"/>
-          <w:w w:val="90"/>
+          <w:sz w:val="22"/>
+          <w:szCs w:val="22"/>
+        </w:rPr>
+        <w:t xml:space="preserve"> </w:t>
+      </w:r>
+      <w:r>
+        <w:rPr>
+          <w:rFonts w:ascii="Arial" w:hAnsi="Arial" w:cs="Arial"/>
+          <w:spacing w:val="-4"/>
+          <w:w w:val="90"/>
+          <w:sz w:val="22"/>
+          <w:szCs w:val="22"/>
         </w:rPr>
         <w:t>earliest</w:t>
       </w:r>
       <w:r>
         <w:rPr>
+          <w:rFonts w:ascii="Arial" w:hAnsi="Arial" w:cs="Arial"/>
           <w:spacing w:val="-2"/>
-        </w:rPr>
-        <w:t xml:space="preserve"> </w:t>
-      </w:r>
-      <w:r>
-        <w:rPr>
-          <w:spacing w:val="-4"/>
-          <w:w w:val="90"/>
+          <w:sz w:val="22"/>
+          <w:szCs w:val="22"/>
+        </w:rPr>
+        <w:t xml:space="preserve"> </w:t>
+      </w:r>
+      <w:r>
+        <w:rPr>
+          <w:rFonts w:ascii="Arial" w:hAnsi="Arial" w:cs="Arial"/>
+          <w:spacing w:val="-4"/>
+          <w:w w:val="90"/>
+          <w:sz w:val="22"/>
+          <w:szCs w:val="22"/>
         </w:rPr>
         <w:t>convenience.</w:t>
       </w:r>
       <w:r>
         <w:rPr>
+          <w:rFonts w:ascii="Arial" w:hAnsi="Arial" w:cs="Arial"/>
           <w:spacing w:val="-6"/>
           <w:w w:val="90"/>
-        </w:rPr>
-        <w:t xml:space="preserve"> </w:t>
-      </w:r>
-      <w:r>
-        <w:rPr>
-          <w:spacing w:val="-4"/>
-          <w:w w:val="90"/>
+          <w:sz w:val="22"/>
+          <w:szCs w:val="22"/>
+        </w:rPr>
+        <w:t xml:space="preserve"> </w:t>
+      </w:r>
+      <w:r>
+        <w:rPr>
+          <w:rFonts w:ascii="Arial" w:hAnsi="Arial" w:cs="Arial"/>
+          <w:spacing w:val="-4"/>
+          <w:w w:val="90"/>
+          <w:sz w:val="22"/>
+          <w:szCs w:val="22"/>
         </w:rPr>
         <w:t>Please</w:t>
       </w:r>
       <w:r>
         <w:rPr>
+          <w:rFonts w:ascii="Arial" w:hAnsi="Arial" w:cs="Arial"/>
           <w:spacing w:val="-12"/>
           <w:w w:val="90"/>
-        </w:rPr>
-        <w:t xml:space="preserve"> </w:t>
-      </w:r>
-      <w:r>
-        <w:rPr>
-          <w:spacing w:val="-4"/>
-          <w:w w:val="90"/>
+          <w:sz w:val="22"/>
+          <w:szCs w:val="22"/>
+        </w:rPr>
+        <w:t xml:space="preserve"> </w:t>
+      </w:r>
+      <w:r>
+        <w:rPr>
+          <w:rFonts w:ascii="Arial" w:hAnsi="Arial" w:cs="Arial"/>
+          <w:spacing w:val="-4"/>
+          <w:w w:val="90"/>
+          <w:sz w:val="22"/>
+          <w:szCs w:val="22"/>
         </w:rPr>
         <w:t>note</w:t>
       </w:r>
       <w:r>
         <w:rPr>
+          <w:rFonts w:ascii="Arial" w:hAnsi="Arial" w:cs="Arial"/>
           <w:spacing w:val="-12"/>
           <w:w w:val="90"/>
-        </w:rPr>
-        <w:t xml:space="preserve"> </w:t>
-      </w:r>
-      <w:r>
-        <w:rPr>
-          <w:spacing w:val="-4"/>
-          <w:w w:val="90"/>
+          <w:sz w:val="22"/>
+          <w:szCs w:val="22"/>
+        </w:rPr>
+        <w:t xml:space="preserve"> </w:t>
+      </w:r>
+      <w:r>
+        <w:rPr>
+          <w:rFonts w:ascii="Arial" w:hAnsi="Arial" w:cs="Arial"/>
+          <w:spacing w:val="-4"/>
+          <w:w w:val="90"/>
+          <w:sz w:val="22"/>
+          <w:szCs w:val="22"/>
         </w:rPr>
         <w:t>that</w:t>
       </w:r>
       <w:r>
         <w:rPr>
+          <w:rFonts w:ascii="Arial" w:hAnsi="Arial" w:cs="Arial"/>
           <w:spacing w:val="-2"/>
-        </w:rPr>
-        <w:t xml:space="preserve"> </w:t>
-      </w:r>
-      <w:r>
-        <w:rPr>
-          <w:spacing w:val="-4"/>
-          <w:w w:val="90"/>
+          <w:sz w:val="22"/>
+          <w:szCs w:val="22"/>
+        </w:rPr>
+        <w:t xml:space="preserve"> </w:t>
+      </w:r>
+      <w:r>
+        <w:rPr>
+          <w:rFonts w:ascii="Arial" w:hAnsi="Arial" w:cs="Arial"/>
+          <w:spacing w:val="-4"/>
+          <w:w w:val="90"/>
+          <w:sz w:val="22"/>
+          <w:szCs w:val="22"/>
         </w:rPr>
         <w:t>failure</w:t>
       </w:r>
       <w:r>
         <w:rPr>
+          <w:rFonts w:ascii="Arial" w:hAnsi="Arial" w:cs="Arial"/>
           <w:spacing w:val="-12"/>
           <w:w w:val="90"/>
-        </w:rPr>
-        <w:t xml:space="preserve"> </w:t>
-      </w:r>
-      <w:r>
-        <w:rPr>
-          <w:spacing w:val="-4"/>
-          <w:w w:val="90"/>
+          <w:sz w:val="22"/>
+          <w:szCs w:val="22"/>
+        </w:rPr>
+        <w:t xml:space="preserve"> </w:t>
+      </w:r>
+      <w:r>
+        <w:rPr>
+          <w:rFonts w:ascii="Arial" w:hAnsi="Arial" w:cs="Arial"/>
+          <w:spacing w:val="-4"/>
+          <w:w w:val="90"/>
+          <w:sz w:val="22"/>
+          <w:szCs w:val="22"/>
         </w:rPr>
         <w:t>to</w:t>
       </w:r>
       <w:r>
         <w:rPr>
-          <w:spacing w:val="-10"/>
-          <w:w w:val="90"/>
-        </w:rPr>
-        <w:t xml:space="preserve"> </w:t>
-      </w:r>
-      <w:r>
-        <w:rPr>
-          <w:spacing w:val="-4"/>
-          <w:w w:val="90"/>
+          <w:rFonts w:ascii="Arial" w:hAnsi="Arial" w:cs="Arial"/>
+          <w:spacing w:val="-10"/>
+          <w:w w:val="90"/>
+          <w:sz w:val="22"/>
+          <w:szCs w:val="22"/>
+        </w:rPr>
+        <w:t xml:space="preserve"> </w:t>
+      </w:r>
+      <w:r>
+        <w:rPr>
+          <w:rFonts w:ascii="Arial" w:hAnsi="Arial" w:cs="Arial"/>
+          <w:spacing w:val="-4"/>
+          <w:w w:val="90"/>
+          <w:sz w:val="22"/>
+          <w:szCs w:val="22"/>
         </w:rPr>
         <w:t>address this notice</w:t>
       </w:r>
       <w:r>
         <w:rPr>
+          <w:rFonts w:ascii="Arial" w:hAnsi="Arial" w:cs="Arial"/>
           <w:spacing w:val="-12"/>
           <w:w w:val="90"/>
-        </w:rPr>
-        <w:t xml:space="preserve"> </w:t>
-      </w:r>
-      <w:r>
-        <w:rPr>
-          <w:spacing w:val="-4"/>
-          <w:w w:val="90"/>
+          <w:sz w:val="22"/>
+          <w:szCs w:val="22"/>
+        </w:rPr>
+        <w:t xml:space="preserve"> </w:t>
+      </w:r>
+      <w:r>
+        <w:rPr>
+          <w:rFonts w:ascii="Arial" w:hAnsi="Arial" w:cs="Arial"/>
+          <w:spacing w:val="-4"/>
+          <w:w w:val="90"/>
+          <w:sz w:val="22"/>
+          <w:szCs w:val="22"/>
         </w:rPr>
         <w:t>may</w:t>
       </w:r>
       <w:r>
         <w:rPr>
+          <w:rFonts w:ascii="Arial" w:hAnsi="Arial" w:cs="Arial"/>
           <w:spacing w:val="-2"/>
-        </w:rPr>
-        <w:t xml:space="preserve"> </w:t>
-      </w:r>
-      <w:r>
-        <w:rPr>
-          <w:spacing w:val="-4"/>
-          <w:w w:val="90"/>
+          <w:sz w:val="22"/>
+          <w:szCs w:val="22"/>
+        </w:rPr>
+        <w:t xml:space="preserve"> </w:t>
+      </w:r>
+      <w:r>
+        <w:rPr>
+          <w:rFonts w:ascii="Arial" w:hAnsi="Arial" w:cs="Arial"/>
+          <w:spacing w:val="-4"/>
+          <w:w w:val="90"/>
+          <w:sz w:val="22"/>
+          <w:szCs w:val="22"/>
         </w:rPr>
         <w:t>lead</w:t>
       </w:r>
       <w:r>
         <w:rPr>
-          <w:spacing w:val="-10"/>
-          <w:w w:val="90"/>
-        </w:rPr>
-        <w:t xml:space="preserve"> </w:t>
-      </w:r>
-      <w:r>
-        <w:rPr>
-          <w:spacing w:val="-4"/>
-          <w:w w:val="90"/>
+          <w:rFonts w:ascii="Arial" w:hAnsi="Arial" w:cs="Arial"/>
+          <w:spacing w:val="-10"/>
+          <w:w w:val="90"/>
+          <w:sz w:val="22"/>
+          <w:szCs w:val="22"/>
+        </w:rPr>
+        <w:t xml:space="preserve"> </w:t>
+      </w:r>
+      <w:r>
+        <w:rPr>
+          <w:rFonts w:ascii="Arial" w:hAnsi="Arial" w:cs="Arial"/>
+          <w:spacing w:val="-4"/>
+          <w:w w:val="90"/>
+          <w:sz w:val="22"/>
+          <w:szCs w:val="22"/>
         </w:rPr>
         <w:t>to</w:t>
       </w:r>
       <w:r>
         <w:rPr>
+          <w:rFonts w:ascii="Arial" w:hAnsi="Arial" w:cs="Arial"/>
           <w:spacing w:val="40"/>
-        </w:rPr>
-        <w:t xml:space="preserve"> </w:t>
-      </w:r>
-      <w:r>
-        <w:rPr>
+          <w:sz w:val="22"/>
+          <w:szCs w:val="22"/>
+        </w:rPr>
+        <w:t xml:space="preserve"> </w:t>
+      </w:r>
+      <w:r>
+        <w:rPr>
+          <w:rFonts w:ascii="Arial" w:hAnsi="Arial" w:cs="Arial"/>
           <w:spacing w:val="-6"/>
+          <w:sz w:val="22"/>
+          <w:szCs w:val="22"/>
         </w:rPr>
         <w:t>serious</w:t>
       </w:r>
       <w:r>
         <w:rPr>
-          <w:spacing w:val="-10"/>
-        </w:rPr>
-        <w:t xml:space="preserve"> </w:t>
-      </w:r>
-      <w:r>
-        <w:rPr>
+          <w:rFonts w:ascii="Arial" w:hAnsi="Arial" w:cs="Arial"/>
+          <w:spacing w:val="-10"/>
+          <w:sz w:val="22"/>
+          <w:szCs w:val="22"/>
+        </w:rPr>
+        <w:t xml:space="preserve"> </w:t>
+      </w:r>
+      <w:r>
+        <w:rPr>
+          <w:rFonts w:ascii="Arial" w:hAnsi="Arial" w:cs="Arial"/>
           <w:spacing w:val="-6"/>
+          <w:sz w:val="22"/>
+          <w:szCs w:val="22"/>
         </w:rPr>
         <w:t>legal</w:t>
       </w:r>
       <w:r>
         <w:rPr>
+          <w:rFonts w:ascii="Arial" w:hAnsi="Arial" w:cs="Arial"/>
           <w:spacing w:val="-15"/>
-        </w:rPr>
-        <w:t xml:space="preserve"> </w:t>
-      </w:r>
-      <w:r>
-        <w:rPr>
+          <w:sz w:val="22"/>
+          <w:szCs w:val="22"/>
+        </w:rPr>
+        <w:t xml:space="preserve"> </w:t>
+      </w:r>
+      <w:r>
+        <w:rPr>
+          <w:rFonts w:ascii="Arial" w:hAnsi="Arial" w:cs="Arial"/>
           <w:spacing w:val="-6"/>
+          <w:sz w:val="22"/>
+          <w:szCs w:val="22"/>
         </w:rPr>
         <w:t>consequences</w:t>
       </w:r>
     </w:p>
     <w:p>
       <w:pPr>
-        <w:spacing w:before="167" w:line="230" w:lineRule="auto"/>
+        <w:spacing w:before="167"/>
         <w:ind w:left="77" w:right="31"/>
         <w:rPr>
+          <w:rFonts w:ascii="Arial" w:hAnsi="Arial" w:cs="Arial"/>
           <w:b/>
-          <w:sz w:val="15"/>
         </w:rPr>
       </w:pPr>
       <w:r>
         <w:rPr>
-          <w:spacing w:val="-4"/>
-          <w:w w:val="90"/>
-          <w:sz w:val="15"/>
+          <w:rFonts w:ascii="Arial" w:hAnsi="Arial" w:cs="Arial"/>
+          <w:spacing w:val="-4"/>
+          <w:w w:val="90"/>
         </w:rPr>
         <w:t>Please</w:t>
       </w:r>
       <w:r>
         <w:rPr>
+          <w:rFonts w:ascii="Arial" w:hAnsi="Arial" w:cs="Arial"/>
           <w:spacing w:val="-13"/>
           <w:w w:val="90"/>
-          <w:sz w:val="15"/>
-        </w:rPr>
-        <w:t xml:space="preserve"> </w:t>
-      </w:r>
-      <w:r>
-        <w:rPr>
-          <w:spacing w:val="-4"/>
-          <w:w w:val="90"/>
-          <w:sz w:val="15"/>
+        </w:rPr>
+        <w:t xml:space="preserve"> </w:t>
+      </w:r>
+      <w:r>
+        <w:rPr>
+          <w:rFonts w:ascii="Arial" w:hAnsi="Arial" w:cs="Arial"/>
+          <w:spacing w:val="-4"/>
+          <w:w w:val="90"/>
         </w:rPr>
         <w:t>ensure</w:t>
       </w:r>
       <w:r>
         <w:rPr>
+          <w:rFonts w:ascii="Arial" w:hAnsi="Arial" w:cs="Arial"/>
           <w:spacing w:val="-13"/>
           <w:w w:val="90"/>
-          <w:sz w:val="15"/>
-        </w:rPr>
-        <w:t xml:space="preserve"> </w:t>
-      </w:r>
-      <w:r>
-        <w:rPr>
-          <w:spacing w:val="-4"/>
-          <w:w w:val="90"/>
-          <w:sz w:val="15"/>
+        </w:rPr>
+        <w:t xml:space="preserve"> </w:t>
+      </w:r>
+      <w:r>
+        <w:rPr>
+          <w:rFonts w:ascii="Arial" w:hAnsi="Arial" w:cs="Arial"/>
+          <w:spacing w:val="-4"/>
+          <w:w w:val="90"/>
         </w:rPr>
         <w:t>that</w:t>
       </w:r>
       <w:r>
         <w:rPr>
+          <w:rFonts w:ascii="Arial" w:hAnsi="Arial" w:cs="Arial"/>
           <w:spacing w:val="-3"/>
-          <w:sz w:val="15"/>
-        </w:rPr>
-        <w:t xml:space="preserve"> </w:t>
-      </w:r>
-      <w:r>
-        <w:rPr>
-          <w:spacing w:val="-4"/>
-          <w:w w:val="90"/>
-          <w:sz w:val="15"/>
+        </w:rPr>
+        <w:t xml:space="preserve"> </w:t>
+      </w:r>
+      <w:r>
+        <w:rPr>
+          <w:rFonts w:ascii="Arial" w:hAnsi="Arial" w:cs="Arial"/>
+          <w:spacing w:val="-4"/>
+          <w:w w:val="90"/>
         </w:rPr>
         <w:t>payments</w:t>
       </w:r>
       <w:r>
         <w:rPr>
+          <w:rFonts w:ascii="Arial" w:hAnsi="Arial" w:cs="Arial"/>
           <w:spacing w:val="-6"/>
           <w:w w:val="90"/>
-          <w:sz w:val="15"/>
-        </w:rPr>
-        <w:t xml:space="preserve"> </w:t>
-      </w:r>
-      <w:r>
-        <w:rPr>
-          <w:spacing w:val="-4"/>
-          <w:w w:val="90"/>
-          <w:sz w:val="15"/>
+        </w:rPr>
+        <w:t xml:space="preserve"> </w:t>
+      </w:r>
+      <w:r>
+        <w:rPr>
+          <w:rFonts w:ascii="Arial" w:hAnsi="Arial" w:cs="Arial"/>
+          <w:spacing w:val="-4"/>
+          <w:w w:val="90"/>
         </w:rPr>
         <w:t>are</w:t>
       </w:r>
       <w:r>
         <w:rPr>
+          <w:rFonts w:ascii="Arial" w:hAnsi="Arial" w:cs="Arial"/>
           <w:spacing w:val="-13"/>
           <w:w w:val="90"/>
-          <w:sz w:val="15"/>
-        </w:rPr>
-        <w:t xml:space="preserve"> </w:t>
-      </w:r>
-      <w:r>
-        <w:rPr>
-          <w:spacing w:val="-4"/>
-          <w:w w:val="90"/>
-          <w:sz w:val="15"/>
+        </w:rPr>
+        <w:t xml:space="preserve"> </w:t>
+      </w:r>
+      <w:r>
+        <w:rPr>
+          <w:rFonts w:ascii="Arial" w:hAnsi="Arial" w:cs="Arial"/>
+          <w:spacing w:val="-4"/>
+          <w:w w:val="90"/>
         </w:rPr>
         <w:t>made</w:t>
       </w:r>
       <w:r>
         <w:rPr>
+          <w:rFonts w:ascii="Arial" w:hAnsi="Arial" w:cs="Arial"/>
           <w:spacing w:val="-13"/>
           <w:w w:val="90"/>
-          <w:sz w:val="15"/>
-        </w:rPr>
-        <w:t xml:space="preserve"> </w:t>
-      </w:r>
-      <w:r>
-        <w:rPr>
-          <w:spacing w:val="-4"/>
-          <w:w w:val="90"/>
-          <w:sz w:val="15"/>
+        </w:rPr>
+        <w:t xml:space="preserve"> </w:t>
+      </w:r>
+      <w:r>
+        <w:rPr>
+          <w:rFonts w:ascii="Arial" w:hAnsi="Arial" w:cs="Arial"/>
+          <w:spacing w:val="-4"/>
+          <w:w w:val="90"/>
         </w:rPr>
         <w:t>directly</w:t>
       </w:r>
       <w:r>
         <w:rPr>
+          <w:rFonts w:ascii="Arial" w:hAnsi="Arial" w:cs="Arial"/>
           <w:spacing w:val="-3"/>
-          <w:sz w:val="15"/>
-        </w:rPr>
-        <w:t xml:space="preserve"> </w:t>
-      </w:r>
-      <w:r>
-        <w:rPr>
-          <w:spacing w:val="-4"/>
-          <w:w w:val="90"/>
-          <w:sz w:val="15"/>
+        </w:rPr>
+        <w:t xml:space="preserve"> </w:t>
+      </w:r>
+      <w:r>
+        <w:rPr>
+          <w:rFonts w:ascii="Arial" w:hAnsi="Arial" w:cs="Arial"/>
+          <w:spacing w:val="-4"/>
+          <w:w w:val="90"/>
         </w:rPr>
         <w:t>at</w:t>
       </w:r>
       <w:r>
         <w:rPr>
+          <w:rFonts w:ascii="Arial" w:hAnsi="Arial" w:cs="Arial"/>
           <w:spacing w:val="-3"/>
-          <w:sz w:val="15"/>
-        </w:rPr>
-        <w:t xml:space="preserve"> </w:t>
-      </w:r>
-      <w:r>
-        <w:rPr>
-          <w:spacing w:val="-4"/>
-          <w:w w:val="90"/>
-          <w:sz w:val="15"/>
+        </w:rPr>
+        <w:t xml:space="preserve"> </w:t>
+      </w:r>
+      <w:r>
+        <w:rPr>
+          <w:rFonts w:ascii="Arial" w:hAnsi="Arial" w:cs="Arial"/>
+          <w:spacing w:val="-4"/>
+          <w:w w:val="90"/>
         </w:rPr>
         <w:t>the</w:t>
       </w:r>
       <w:r>
         <w:rPr>
+          <w:rFonts w:ascii="Arial" w:hAnsi="Arial" w:cs="Arial"/>
           <w:spacing w:val="-13"/>
           <w:w w:val="90"/>
-          <w:sz w:val="15"/>
-        </w:rPr>
-        <w:t xml:space="preserve"> </w:t>
-      </w:r>
-      <w:r>
-        <w:rPr>
-          <w:spacing w:val="-4"/>
-          <w:w w:val="90"/>
-          <w:sz w:val="15"/>
+        </w:rPr>
+        <w:t xml:space="preserve"> </w:t>
+      </w:r>
+      <w:r>
+        <w:rPr>
+          <w:rFonts w:ascii="Arial" w:hAnsi="Arial" w:cs="Arial"/>
+          <w:spacing w:val="-4"/>
+          <w:w w:val="90"/>
         </w:rPr>
         <w:t>office</w:t>
       </w:r>
       <w:r>
         <w:rPr>
+          <w:rFonts w:ascii="Arial" w:hAnsi="Arial" w:cs="Arial"/>
           <w:spacing w:val="-13"/>
           <w:w w:val="90"/>
-          <w:sz w:val="15"/>
-        </w:rPr>
-        <w:t xml:space="preserve"> </w:t>
-      </w:r>
-      <w:r>
-        <w:rPr>
-          <w:spacing w:val="-4"/>
-          <w:w w:val="90"/>
-          <w:sz w:val="15"/>
+        </w:rPr>
+        <w:t xml:space="preserve"> </w:t>
+      </w:r>
+      <w:r>
+        <w:rPr>
+          <w:rFonts w:ascii="Arial" w:hAnsi="Arial" w:cs="Arial"/>
+          <w:spacing w:val="-4"/>
+          <w:w w:val="90"/>
         </w:rPr>
         <w:t>of</w:t>
       </w:r>
       <w:r>
         <w:rPr>
+          <w:rFonts w:ascii="Arial" w:hAnsi="Arial" w:cs="Arial"/>
           <w:spacing w:val="21"/>
-          <w:sz w:val="15"/>
-        </w:rPr>
-        <w:t xml:space="preserve"> </w:t>
-      </w:r>
-      <w:r>
-        <w:rPr>
-          <w:spacing w:val="-4"/>
-          <w:w w:val="90"/>
-          <w:sz w:val="15"/>
+        </w:rPr>
+        <w:t xml:space="preserve"> </w:t>
+      </w:r>
+      <w:r>
+        <w:rPr>
+          <w:rFonts w:ascii="Arial" w:hAnsi="Arial" w:cs="Arial"/>
+          <w:spacing w:val="-4"/>
+          <w:w w:val="90"/>
         </w:rPr>
         <w:t>Padma</w:t>
       </w:r>
       <w:r>
         <w:rPr>
+          <w:rFonts w:ascii="Arial" w:hAnsi="Arial" w:cs="Arial"/>
           <w:spacing w:val="-13"/>
           <w:w w:val="90"/>
-          <w:sz w:val="15"/>
-        </w:rPr>
-        <w:t xml:space="preserve"> </w:t>
-      </w:r>
-      <w:r>
-        <w:rPr>
-          <w:spacing w:val="-4"/>
-          <w:w w:val="90"/>
-          <w:sz w:val="15"/>
+        </w:rPr>
+        <w:t xml:space="preserve"> </w:t>
+      </w:r>
+      <w:r>
+        <w:rPr>
+          <w:rFonts w:ascii="Arial" w:hAnsi="Arial" w:cs="Arial"/>
+          <w:spacing w:val="-4"/>
+          <w:w w:val="90"/>
         </w:rPr>
         <w:t>Sai</w:t>
       </w:r>
       <w:r>
         <w:rPr>
+          <w:rFonts w:ascii="Arial" w:hAnsi="Arial" w:cs="Arial"/>
           <w:spacing w:val="-11"/>
           <w:w w:val="90"/>
-          <w:sz w:val="15"/>
-        </w:rPr>
-        <w:t xml:space="preserve"> </w:t>
-      </w:r>
-      <w:r>
-        <w:rPr>
-          <w:spacing w:val="-4"/>
-          <w:w w:val="90"/>
-          <w:sz w:val="15"/>
+        </w:rPr>
+        <w:t xml:space="preserve"> </w:t>
+      </w:r>
+      <w:r>
+        <w:rPr>
+          <w:rFonts w:ascii="Arial" w:hAnsi="Arial" w:cs="Arial"/>
+          <w:spacing w:val="-4"/>
+          <w:w w:val="90"/>
         </w:rPr>
         <w:t>Holdings</w:t>
       </w:r>
       <w:r>
         <w:rPr>
+          <w:rFonts w:ascii="Arial" w:hAnsi="Arial" w:cs="Arial"/>
           <w:spacing w:val="-6"/>
           <w:w w:val="90"/>
-          <w:sz w:val="15"/>
-        </w:rPr>
-        <w:t xml:space="preserve"> </w:t>
-      </w:r>
-      <w:r>
-        <w:rPr>
-          <w:spacing w:val="-4"/>
-          <w:w w:val="90"/>
-          <w:sz w:val="15"/>
+        </w:rPr>
+        <w:t xml:space="preserve"> </w:t>
+      </w:r>
+      <w:r>
+        <w:rPr>
+          <w:rFonts w:ascii="Arial" w:hAnsi="Arial" w:cs="Arial"/>
+          <w:spacing w:val="-4"/>
+          <w:w w:val="90"/>
         </w:rPr>
         <w:t>Private</w:t>
       </w:r>
       <w:r>
         <w:rPr>
+          <w:rFonts w:ascii="Arial" w:hAnsi="Arial" w:cs="Arial"/>
           <w:spacing w:val="-13"/>
           <w:w w:val="90"/>
-          <w:sz w:val="15"/>
-        </w:rPr>
-        <w:t xml:space="preserve"> </w:t>
-      </w:r>
-      <w:r>
-        <w:rPr>
-          <w:spacing w:val="-4"/>
-          <w:w w:val="90"/>
-          <w:sz w:val="15"/>
+        </w:rPr>
+        <w:t xml:space="preserve"> </w:t>
+      </w:r>
+      <w:r>
+        <w:rPr>
+          <w:rFonts w:ascii="Arial" w:hAnsi="Arial" w:cs="Arial"/>
+          <w:spacing w:val="-4"/>
+          <w:w w:val="90"/>
         </w:rPr>
         <w:t>Limited</w:t>
       </w:r>
       <w:r>
         <w:rPr>
+          <w:rFonts w:ascii="Arial" w:hAnsi="Arial" w:cs="Arial"/>
           <w:spacing w:val="-11"/>
           <w:w w:val="90"/>
-          <w:sz w:val="15"/>
-        </w:rPr>
-        <w:t xml:space="preserve"> </w:t>
-      </w:r>
-      <w:r>
-        <w:rPr>
-          <w:spacing w:val="-4"/>
-          <w:w w:val="90"/>
-          <w:sz w:val="15"/>
+        </w:rPr>
+        <w:t xml:space="preserve"> </w:t>
+      </w:r>
+      <w:r>
+        <w:rPr>
+          <w:rFonts w:ascii="Arial" w:hAnsi="Arial" w:cs="Arial"/>
+          <w:spacing w:val="-4"/>
+          <w:w w:val="90"/>
         </w:rPr>
         <w:t>and</w:t>
       </w:r>
       <w:r>
         <w:rPr>
+          <w:rFonts w:ascii="Arial" w:hAnsi="Arial" w:cs="Arial"/>
           <w:spacing w:val="-11"/>
           <w:w w:val="90"/>
-          <w:sz w:val="15"/>
-        </w:rPr>
-        <w:t xml:space="preserve"> </w:t>
-      </w:r>
-      <w:r>
-        <w:rPr>
-          <w:spacing w:val="-4"/>
-          <w:w w:val="90"/>
-          <w:sz w:val="15"/>
+        </w:rPr>
+        <w:t xml:space="preserve"> </w:t>
+      </w:r>
+      <w:r>
+        <w:rPr>
+          <w:rFonts w:ascii="Arial" w:hAnsi="Arial" w:cs="Arial"/>
+          <w:spacing w:val="-4"/>
+          <w:w w:val="90"/>
         </w:rPr>
         <w:t>obtain</w:t>
       </w:r>
       <w:r>
         <w:rPr>
+          <w:rFonts w:ascii="Arial" w:hAnsi="Arial" w:cs="Arial"/>
           <w:spacing w:val="-11"/>
           <w:w w:val="90"/>
-          <w:sz w:val="15"/>
-        </w:rPr>
-        <w:t xml:space="preserve"> </w:t>
-      </w:r>
-      <w:r>
-        <w:rPr>
-          <w:spacing w:val="-4"/>
-          <w:w w:val="90"/>
-          <w:sz w:val="15"/>
+        </w:rPr>
+        <w:t xml:space="preserve"> </w:t>
+      </w:r>
+      <w:r>
+        <w:rPr>
+          <w:rFonts w:ascii="Arial" w:hAnsi="Arial" w:cs="Arial"/>
+          <w:spacing w:val="-4"/>
+          <w:w w:val="90"/>
         </w:rPr>
         <w:t>an</w:t>
       </w:r>
       <w:r>
         <w:rPr>
+          <w:rFonts w:ascii="Arial" w:hAnsi="Arial" w:cs="Arial"/>
           <w:spacing w:val="-11"/>
           <w:w w:val="90"/>
-          <w:sz w:val="15"/>
-        </w:rPr>
-        <w:t xml:space="preserve"> </w:t>
-      </w:r>
-      <w:r>
-        <w:rPr>
-          <w:spacing w:val="-4"/>
-          <w:w w:val="90"/>
-          <w:sz w:val="15"/>
+        </w:rPr>
+        <w:t xml:space="preserve"> </w:t>
+      </w:r>
+      <w:r>
+        <w:rPr>
+          <w:rFonts w:ascii="Arial" w:hAnsi="Arial" w:cs="Arial"/>
+          <w:spacing w:val="-4"/>
+          <w:w w:val="90"/>
         </w:rPr>
         <w:t>acknowledgment</w:t>
       </w:r>
       <w:r>
         <w:rPr>
+          <w:rFonts w:ascii="Arial" w:hAnsi="Arial" w:cs="Arial"/>
           <w:spacing w:val="-3"/>
-          <w:sz w:val="15"/>
-        </w:rPr>
-        <w:t xml:space="preserve"> </w:t>
-      </w:r>
-      <w:r>
-        <w:rPr>
-          <w:spacing w:val="-4"/>
-          <w:w w:val="90"/>
-          <w:sz w:val="15"/>
+        </w:rPr>
+        <w:t xml:space="preserve"> </w:t>
+      </w:r>
+      <w:r>
+        <w:rPr>
+          <w:rFonts w:ascii="Arial" w:hAnsi="Arial" w:cs="Arial"/>
+          <w:spacing w:val="-4"/>
+          <w:w w:val="90"/>
         </w:rPr>
         <w:t>receipt</w:t>
       </w:r>
       <w:r>
         <w:rPr>
+          <w:rFonts w:ascii="Arial" w:hAnsi="Arial" w:cs="Arial"/>
           <w:spacing w:val="-3"/>
-          <w:sz w:val="15"/>
-        </w:rPr>
-        <w:t xml:space="preserve"> </w:t>
-      </w:r>
-      <w:r>
-        <w:rPr>
-          <w:spacing w:val="-4"/>
-          <w:w w:val="90"/>
-          <w:sz w:val="15"/>
+        </w:rPr>
+        <w:t xml:space="preserve"> </w:t>
+      </w:r>
+      <w:r>
+        <w:rPr>
+          <w:rFonts w:ascii="Arial" w:hAnsi="Arial" w:cs="Arial"/>
+          <w:spacing w:val="-4"/>
+          <w:w w:val="90"/>
         </w:rPr>
         <w:t>for</w:t>
       </w:r>
       <w:r>
         <w:rPr>
+          <w:rFonts w:ascii="Arial" w:hAnsi="Arial" w:cs="Arial"/>
           <w:spacing w:val="-8"/>
           <w:w w:val="90"/>
-          <w:sz w:val="15"/>
-        </w:rPr>
-        <w:t xml:space="preserve"> </w:t>
-      </w:r>
-      <w:r>
-        <w:rPr>
-          <w:spacing w:val="-4"/>
-          <w:w w:val="90"/>
-          <w:sz w:val="15"/>
+        </w:rPr>
+        <w:t xml:space="preserve"> </w:t>
+      </w:r>
+      <w:r>
+        <w:rPr>
+          <w:rFonts w:ascii="Arial" w:hAnsi="Arial" w:cs="Arial"/>
+          <w:spacing w:val="-4"/>
+          <w:w w:val="90"/>
         </w:rPr>
         <w:t>the</w:t>
       </w:r>
       <w:r>
         <w:rPr>
+          <w:rFonts w:ascii="Arial" w:hAnsi="Arial" w:cs="Arial"/>
           <w:spacing w:val="-13"/>
           <w:w w:val="90"/>
-          <w:sz w:val="15"/>
-        </w:rPr>
-        <w:t xml:space="preserve"> </w:t>
-      </w:r>
-      <w:r>
-        <w:rPr>
-          <w:spacing w:val="-4"/>
-          <w:w w:val="90"/>
-          <w:sz w:val="15"/>
+        </w:rPr>
+        <w:t xml:space="preserve"> </w:t>
+      </w:r>
+      <w:r>
+        <w:rPr>
+          <w:rFonts w:ascii="Arial" w:hAnsi="Arial" w:cs="Arial"/>
+          <w:spacing w:val="-4"/>
+          <w:w w:val="90"/>
         </w:rPr>
         <w:t>same</w:t>
       </w:r>
       <w:r>
         <w:rPr>
+          <w:rFonts w:ascii="Arial" w:hAnsi="Arial" w:cs="Arial"/>
           <w:spacing w:val="-13"/>
           <w:w w:val="90"/>
-          <w:sz w:val="15"/>
-        </w:rPr>
-        <w:t xml:space="preserve"> </w:t>
-      </w:r>
-      <w:r>
-        <w:rPr>
-          <w:spacing w:val="-4"/>
-          <w:w w:val="90"/>
-          <w:sz w:val="15"/>
+        </w:rPr>
+        <w:t xml:space="preserve"> </w:t>
+      </w:r>
+      <w:r>
+        <w:rPr>
+          <w:rFonts w:ascii="Arial" w:hAnsi="Arial" w:cs="Arial"/>
+          <w:spacing w:val="-4"/>
+          <w:w w:val="90"/>
         </w:rPr>
         <w:t>or</w:t>
       </w:r>
       <w:r>
         <w:rPr>
+          <w:rFonts w:ascii="Arial" w:hAnsi="Arial" w:cs="Arial"/>
           <w:spacing w:val="-8"/>
           <w:w w:val="90"/>
-          <w:sz w:val="15"/>
-        </w:rPr>
-        <w:t xml:space="preserve"> </w:t>
-      </w:r>
-      <w:r>
-        <w:rPr>
-          <w:spacing w:val="-4"/>
-          <w:w w:val="90"/>
-          <w:sz w:val="15"/>
+        </w:rPr>
+        <w:t xml:space="preserve"> </w:t>
+      </w:r>
+      <w:r>
+        <w:rPr>
+          <w:rFonts w:ascii="Arial" w:hAnsi="Arial" w:cs="Arial"/>
+          <w:spacing w:val="-4"/>
+          <w:w w:val="90"/>
         </w:rPr>
         <w:t>make</w:t>
       </w:r>
       <w:r>
         <w:rPr>
+          <w:rFonts w:ascii="Arial" w:hAnsi="Arial" w:cs="Arial"/>
           <w:spacing w:val="-13"/>
           <w:w w:val="90"/>
-          <w:sz w:val="15"/>
-        </w:rPr>
-        <w:t xml:space="preserve"> </w:t>
-      </w:r>
-      <w:r>
-        <w:rPr>
-          <w:spacing w:val="-4"/>
-          <w:w w:val="90"/>
-          <w:sz w:val="15"/>
+        </w:rPr>
+        <w:t xml:space="preserve"> </w:t>
+      </w:r>
+      <w:r>
+        <w:rPr>
+          <w:rFonts w:ascii="Arial" w:hAnsi="Arial" w:cs="Arial"/>
+          <w:spacing w:val="-4"/>
+          <w:w w:val="90"/>
         </w:rPr>
         <w:t>a</w:t>
       </w:r>
       <w:r>
         <w:rPr>
+          <w:rFonts w:ascii="Arial" w:hAnsi="Arial" w:cs="Arial"/>
           <w:spacing w:val="-13"/>
           <w:w w:val="90"/>
-          <w:sz w:val="15"/>
-        </w:rPr>
-        <w:t xml:space="preserve"> </w:t>
-      </w:r>
-      <w:r>
-        <w:rPr>
-          <w:spacing w:val="-4"/>
-          <w:w w:val="90"/>
-          <w:sz w:val="15"/>
+        </w:rPr>
+        <w:t xml:space="preserve"> </w:t>
+      </w:r>
+      <w:r>
+        <w:rPr>
+          <w:rFonts w:ascii="Arial" w:hAnsi="Arial" w:cs="Arial"/>
+          <w:spacing w:val="-4"/>
+          <w:w w:val="90"/>
         </w:rPr>
         <w:t>payment</w:t>
       </w:r>
       <w:r>
         <w:rPr>
+          <w:rFonts w:ascii="Arial" w:hAnsi="Arial" w:cs="Arial"/>
           <w:spacing w:val="-3"/>
-          <w:sz w:val="15"/>
-        </w:rPr>
-        <w:t xml:space="preserve"> </w:t>
-      </w:r>
-      <w:r>
-        <w:rPr>
-          <w:spacing w:val="-4"/>
-          <w:w w:val="90"/>
-          <w:sz w:val="15"/>
+        </w:rPr>
+        <w:t xml:space="preserve"> </w:t>
+      </w:r>
+      <w:r>
+        <w:rPr>
+          <w:rFonts w:ascii="Arial" w:hAnsi="Arial" w:cs="Arial"/>
+          <w:spacing w:val="-4"/>
+          <w:w w:val="90"/>
         </w:rPr>
         <w:t>by</w:t>
       </w:r>
       <w:r>
         <w:rPr>
+          <w:rFonts w:ascii="Arial" w:hAnsi="Arial" w:cs="Arial"/>
           <w:spacing w:val="-3"/>
-          <w:sz w:val="15"/>
-        </w:rPr>
-        <w:t xml:space="preserve"> </w:t>
-      </w:r>
-      <w:r>
-        <w:rPr>
-          <w:spacing w:val="-4"/>
-          <w:w w:val="90"/>
-          <w:sz w:val="15"/>
+        </w:rPr>
+        <w:t xml:space="preserve"> </w:t>
+      </w:r>
+      <w:r>
+        <w:rPr>
+          <w:rFonts w:ascii="Arial" w:hAnsi="Arial" w:cs="Arial"/>
+          <w:spacing w:val="-4"/>
+          <w:w w:val="90"/>
         </w:rPr>
         <w:t>using</w:t>
       </w:r>
       <w:r>
         <w:rPr>
+          <w:rFonts w:ascii="Arial" w:hAnsi="Arial" w:cs="Arial"/>
           <w:spacing w:val="-21"/>
           <w:w w:val="90"/>
-          <w:sz w:val="15"/>
-        </w:rPr>
-        <w:t xml:space="preserve"> </w:t>
-      </w:r>
-      <w:r>
-        <w:rPr>
+        </w:rPr>
+        <w:t xml:space="preserve"> </w:t>
+      </w:r>
+      <w:r>
+        <w:rPr>
+          <w:rFonts w:ascii="Arial" w:hAnsi="Arial" w:cs="Arial"/>
           <w:b/>
           <w:spacing w:val="-4"/>
           <w:w w:val="90"/>
-          <w:sz w:val="15"/>
         </w:rPr>
         <w:t>your</w:t>
       </w:r>
       <w:r>
         <w:rPr>
+          <w:rFonts w:ascii="Arial" w:hAnsi="Arial" w:cs="Arial"/>
           <w:b/>
           <w:spacing w:val="-13"/>
           <w:w w:val="90"/>
-          <w:sz w:val="15"/>
-        </w:rPr>
-        <w:t xml:space="preserve"> </w:t>
-      </w:r>
-      <w:r>
-        <w:rPr>
+        </w:rPr>
+        <w:t xml:space="preserve"> </w:t>
+      </w:r>
+      <w:r>
+        <w:rPr>
+          <w:rFonts w:ascii="Arial" w:hAnsi="Arial" w:cs="Arial"/>
           <w:b/>
           <w:spacing w:val="-4"/>
           <w:w w:val="90"/>
-          <w:sz w:val="15"/>
         </w:rPr>
         <w:t>loan</w:t>
       </w:r>
       <w:r>
         <w:rPr>
+          <w:rFonts w:ascii="Arial" w:hAnsi="Arial" w:cs="Arial"/>
           <w:b/>
           <w:spacing w:val="-8"/>
           <w:w w:val="90"/>
-          <w:sz w:val="15"/>
-        </w:rPr>
-        <w:t xml:space="preserve"> </w:t>
-      </w:r>
-      <w:r>
-        <w:rPr>
+        </w:rPr>
+        <w:t xml:space="preserve"> </w:t>
+      </w:r>
+      <w:r>
+        <w:rPr>
+          <w:rFonts w:ascii="Arial" w:hAnsi="Arial" w:cs="Arial"/>
           <w:b/>
           <w:spacing w:val="-4"/>
           <w:w w:val="90"/>
-          <w:sz w:val="15"/>
         </w:rPr>
         <w:t>account</w:t>
       </w:r>
       <w:r>
         <w:rPr>
+          <w:rFonts w:ascii="Arial" w:hAnsi="Arial" w:cs="Arial"/>
           <w:b/>
           <w:spacing w:val="-8"/>
           <w:w w:val="90"/>
-          <w:sz w:val="15"/>
-        </w:rPr>
-        <w:t xml:space="preserve"> </w:t>
-      </w:r>
-      <w:r>
-        <w:rPr>
+        </w:rPr>
+        <w:t xml:space="preserve"> </w:t>
+      </w:r>
+      <w:r>
+        <w:rPr>
+          <w:rFonts w:ascii="Arial" w:hAnsi="Arial" w:cs="Arial"/>
           <w:b/>
           <w:spacing w:val="-4"/>
           <w:w w:val="90"/>
-          <w:sz w:val="15"/>
         </w:rPr>
         <w:t>number</w:t>
       </w:r>
       <w:r>
         <w:rPr>
+          <w:rFonts w:ascii="Arial" w:hAnsi="Arial" w:cs="Arial"/>
           <w:b/>
           <w:spacing w:val="-13"/>
           <w:w w:val="90"/>
-          <w:sz w:val="15"/>
-        </w:rPr>
-        <w:t xml:space="preserve"> </w:t>
-      </w:r>
-      <w:r>
-        <w:rPr>
+        </w:rPr>
+        <w:t xml:space="preserve"> </w:t>
+      </w:r>
+      <w:r>
+        <w:rPr>
+          <w:rFonts w:ascii="Arial" w:hAnsi="Arial" w:cs="Arial"/>
           <w:b/>
           <w:spacing w:val="-4"/>
           <w:w w:val="90"/>
-          <w:sz w:val="15"/>
         </w:rPr>
         <w:t>via</w:t>
       </w:r>
       <w:r>
         <w:rPr>
+          <w:rFonts w:ascii="Arial" w:hAnsi="Arial" w:cs="Arial"/>
           <w:b/>
           <w:spacing w:val="40"/>
-          <w:sz w:val="15"/>
-        </w:rPr>
-        <w:t xml:space="preserve"> </w:t>
-      </w:r>
-      <w:r>
-        <w:rPr>
+        </w:rPr>
+        <w:t xml:space="preserve"> </w:t>
+      </w:r>
+      <w:r>
+        <w:rPr>
+          <w:rFonts w:ascii="Arial" w:hAnsi="Arial" w:cs="Arial"/>
           <w:b/>
           <w:spacing w:val="-12"/>
-          <w:sz w:val="15"/>
         </w:rPr>
         <w:t>All</w:t>
       </w:r>
       <w:r>
         <w:rPr>
+          <w:rFonts w:ascii="Arial" w:hAnsi="Arial" w:cs="Arial"/>
           <w:b/>
-          <w:sz w:val="15"/>
-        </w:rPr>
-        <w:t xml:space="preserve"> </w:t>
-      </w:r>
-      <w:r>
-        <w:rPr>
+        </w:rPr>
+        <w:t xml:space="preserve"> </w:t>
+      </w:r>
+      <w:r>
+        <w:rPr>
+          <w:rFonts w:ascii="Arial" w:hAnsi="Arial" w:cs="Arial"/>
           <w:b/>
           <w:spacing w:val="-12"/>
-          <w:sz w:val="15"/>
         </w:rPr>
         <w:t>UPI</w:t>
       </w:r>
       <w:r>
         <w:rPr>
+          <w:rFonts w:ascii="Arial" w:hAnsi="Arial" w:cs="Arial"/>
           <w:b/>
           <w:spacing w:val="-18"/>
-          <w:sz w:val="15"/>
-        </w:rPr>
-        <w:t xml:space="preserve"> </w:t>
-      </w:r>
-      <w:r>
-        <w:rPr>
+        </w:rPr>
+        <w:t xml:space="preserve"> </w:t>
+      </w:r>
+      <w:r>
+        <w:rPr>
+          <w:rFonts w:ascii="Arial" w:hAnsi="Arial" w:cs="Arial"/>
           <w:b/>
           <w:spacing w:val="-12"/>
-          <w:sz w:val="15"/>
         </w:rPr>
         <w:t>Mobile</w:t>
       </w:r>
       <w:r>
         <w:rPr>
+          <w:rFonts w:ascii="Arial" w:hAnsi="Arial" w:cs="Arial"/>
           <w:b/>
           <w:spacing w:val="-2"/>
-          <w:sz w:val="15"/>
-        </w:rPr>
-        <w:t xml:space="preserve"> </w:t>
-      </w:r>
-      <w:r>
-        <w:rPr>
+        </w:rPr>
+        <w:t xml:space="preserve"> </w:t>
+      </w:r>
+      <w:r>
+        <w:rPr>
+          <w:rFonts w:ascii="Arial" w:hAnsi="Arial" w:cs="Arial"/>
           <w:b/>
           <w:spacing w:val="-12"/>
-          <w:sz w:val="15"/>
         </w:rPr>
         <w:t>applications</w:t>
       </w:r>
       <w:r>
         <w:rPr>
+          <w:rFonts w:ascii="Arial" w:hAnsi="Arial" w:cs="Arial"/>
           <w:b/>
           <w:spacing w:val="-6"/>
-          <w:sz w:val="15"/>
-        </w:rPr>
-        <w:t xml:space="preserve"> </w:t>
-      </w:r>
-      <w:r>
-        <w:rPr>
+        </w:rPr>
+        <w:t xml:space="preserve"> </w:t>
+      </w:r>
+      <w:r>
+        <w:rPr>
+          <w:rFonts w:ascii="Arial" w:hAnsi="Arial" w:cs="Arial"/>
           <w:b/>
           <w:spacing w:val="-12"/>
-          <w:sz w:val="15"/>
         </w:rPr>
         <w:t>(Ex:</w:t>
       </w:r>
       <w:r>
         <w:rPr>
+          <w:rFonts w:ascii="Arial" w:hAnsi="Arial" w:cs="Arial"/>
           <w:b/>
           <w:spacing w:val="-8"/>
-          <w:sz w:val="15"/>
-        </w:rPr>
-        <w:t xml:space="preserve"> </w:t>
-      </w:r>
-      <w:r>
-        <w:rPr>
+        </w:rPr>
+        <w:t xml:space="preserve"> </w:t>
+      </w:r>
+      <w:r>
+        <w:rPr>
+          <w:rFonts w:ascii="Arial" w:hAnsi="Arial" w:cs="Arial"/>
           <w:b/>
           <w:spacing w:val="-12"/>
-          <w:sz w:val="15"/>
-        </w:rPr>
-        <w:t>PhonePe</w:t>
-      </w:r>
-      <w:r>
-        <w:rPr>
+        </w:rPr>
+        <w:t>Phone</w:t>
+      </w:r>
+      <w:r>
+        <w:rPr>
+          <w:rFonts w:ascii="Arial" w:hAnsi="Arial" w:cs="Arial"/>
+          <w:b/>
+          <w:spacing w:val="-12"/>
+        </w:rPr>
+        <w:t xml:space="preserve"> </w:t>
+      </w:r>
+      <w:r>
+        <w:rPr>
+          <w:rFonts w:ascii="Arial" w:hAnsi="Arial" w:cs="Arial"/>
+          <w:b/>
+          <w:spacing w:val="-12"/>
+        </w:rPr>
+        <w:t>P</w:t>
+      </w:r>
+      <w:r>
+        <w:rPr>
+          <w:rFonts w:ascii="Arial" w:hAnsi="Arial" w:cs="Arial"/>
+          <w:b/>
+          <w:spacing w:val="-12"/>
+        </w:rPr>
+        <w:t>ay</w:t>
+      </w:r>
+      <w:r>
+        <w:rPr>
+          <w:rFonts w:ascii="Arial" w:hAnsi="Arial" w:cs="Arial"/>
           <w:b/>
           <w:spacing w:val="-2"/>
-          <w:sz w:val="15"/>
-        </w:rPr>
-        <w:t xml:space="preserve"> </w:t>
-      </w:r>
-      <w:r>
-        <w:rPr>
+        </w:rPr>
+        <w:t xml:space="preserve"> </w:t>
+      </w:r>
+      <w:r>
+        <w:rPr>
+          <w:rFonts w:ascii="Arial" w:hAnsi="Arial" w:cs="Arial"/>
           <w:b/>
           <w:spacing w:val="-12"/>
-          <w:sz w:val="15"/>
         </w:rPr>
         <w:t>&gt;&gt; Loan</w:t>
       </w:r>
       <w:r>
         <w:rPr>
+          <w:rFonts w:ascii="Arial" w:hAnsi="Arial" w:cs="Arial"/>
           <w:b/>
           <w:spacing w:val="-8"/>
-          <w:sz w:val="15"/>
-        </w:rPr>
-        <w:t xml:space="preserve"> </w:t>
-      </w:r>
-      <w:r>
-        <w:rPr>
+        </w:rPr>
+        <w:t xml:space="preserve"> </w:t>
+      </w:r>
+      <w:r>
+        <w:rPr>
+          <w:rFonts w:ascii="Arial" w:hAnsi="Arial" w:cs="Arial"/>
           <w:b/>
           <w:spacing w:val="-12"/>
-          <w:sz w:val="15"/>
         </w:rPr>
         <w:t>Repayment</w:t>
       </w:r>
       <w:r>
         <w:rPr>
+          <w:rFonts w:ascii="Arial" w:hAnsi="Arial" w:cs="Arial"/>
           <w:b/>
           <w:spacing w:val="-8"/>
-          <w:sz w:val="15"/>
-        </w:rPr>
-        <w:t xml:space="preserve"> </w:t>
-      </w:r>
-      <w:r>
-        <w:rPr>
+        </w:rPr>
+        <w:t xml:space="preserve"> </w:t>
+      </w:r>
+      <w:r>
+        <w:rPr>
+          <w:rFonts w:ascii="Arial" w:hAnsi="Arial" w:cs="Arial"/>
           <w:b/>
           <w:spacing w:val="-12"/>
-          <w:sz w:val="15"/>
         </w:rPr>
         <w:t>option</w:t>
       </w:r>
       <w:r>
         <w:rPr>
+          <w:rFonts w:ascii="Arial" w:hAnsi="Arial" w:cs="Arial"/>
           <w:b/>
           <w:spacing w:val="-8"/>
-          <w:sz w:val="15"/>
-        </w:rPr>
-        <w:t xml:space="preserve"> </w:t>
-      </w:r>
-      <w:r>
-        <w:rPr>
+        </w:rPr>
+        <w:t xml:space="preserve"> </w:t>
+      </w:r>
+      <w:r>
+        <w:rPr>
+          <w:rFonts w:ascii="Arial" w:hAnsi="Arial" w:cs="Arial"/>
           <w:b/>
           <w:spacing w:val="-12"/>
-          <w:sz w:val="15"/>
         </w:rPr>
         <w:t>&gt;&gt; Padma Sai</w:t>
       </w:r>
       <w:r>
         <w:rPr>
+          <w:rFonts w:ascii="Arial" w:hAnsi="Arial" w:cs="Arial"/>
           <w:b/>
-          <w:sz w:val="15"/>
-        </w:rPr>
-        <w:t xml:space="preserve"> </w:t>
-      </w:r>
-      <w:r>
-        <w:rPr>
+        </w:rPr>
+        <w:t xml:space="preserve"> </w:t>
+      </w:r>
+      <w:r>
+        <w:rPr>
+          <w:rFonts w:ascii="Arial" w:hAnsi="Arial" w:cs="Arial"/>
           <w:b/>
           <w:spacing w:val="-12"/>
-          <w:sz w:val="15"/>
         </w:rPr>
         <w:t>Finance</w:t>
       </w:r>
       <w:r>
         <w:rPr>
+          <w:rFonts w:ascii="Arial" w:hAnsi="Arial" w:cs="Arial"/>
           <w:b/>
           <w:spacing w:val="-2"/>
-          <w:sz w:val="15"/>
-        </w:rPr>
-        <w:t xml:space="preserve"> </w:t>
-      </w:r>
-      <w:r>
-        <w:rPr>
+        </w:rPr>
+        <w:t xml:space="preserve"> </w:t>
+      </w:r>
+      <w:r>
+        <w:rPr>
+          <w:rFonts w:ascii="Arial" w:hAnsi="Arial" w:cs="Arial"/>
           <w:b/>
           <w:spacing w:val="-12"/>
-          <w:sz w:val="15"/>
         </w:rPr>
         <w:t>Ltd</w:t>
       </w:r>
       <w:r>
         <w:rPr>
+          <w:rFonts w:ascii="Arial" w:hAnsi="Arial" w:cs="Arial"/>
           <w:b/>
           <w:spacing w:val="-21"/>
-          <w:sz w:val="15"/>
-        </w:rPr>
-        <w:t xml:space="preserve"> </w:t>
-      </w:r>
-      <w:r>
-        <w:rPr>
+        </w:rPr>
+        <w:t xml:space="preserve"> </w:t>
+      </w:r>
+      <w:r>
+        <w:rPr>
+          <w:rFonts w:ascii="Arial" w:hAnsi="Arial" w:cs="Arial"/>
           <w:b/>
           <w:spacing w:val="-12"/>
-          <w:sz w:val="15"/>
         </w:rPr>
         <w:t xml:space="preserve">&gt;&gt; Loan Account Number: </w:t>
       </w:r>
       <w:r>
         <w:rPr>
+          <w:rFonts w:ascii="Arial" w:hAnsi="Arial" w:cs="Arial"/>
           <w:b/>
           <w:spacing w:val="-12"/>
-          <w:sz w:val="15"/>
           <w:u w:val="single"/>
         </w:rPr>
         <w:t>{{loan_account}}</w:t>
       </w:r>
       <w:r>
         <w:rPr>
+          <w:rFonts w:ascii="Arial" w:hAnsi="Arial" w:cs="Arial"/>
           <w:b/>
           <w:spacing w:val="-12"/>
-          <w:sz w:val="15"/>
         </w:rPr>
         <w:t>) After</w:t>
       </w:r>
       <w:r>
         <w:rPr>
+          <w:rFonts w:ascii="Arial" w:hAnsi="Arial" w:cs="Arial"/>
           <w:b/>
           <w:spacing w:val="-14"/>
-          <w:sz w:val="15"/>
-        </w:rPr>
-        <w:t xml:space="preserve"> </w:t>
-      </w:r>
-      <w:r>
-        <w:rPr>
+        </w:rPr>
+        <w:t xml:space="preserve"> </w:t>
+      </w:r>
+      <w:r>
+        <w:rPr>
+          <w:rFonts w:ascii="Arial" w:hAnsi="Arial" w:cs="Arial"/>
           <w:b/>
           <w:spacing w:val="-12"/>
-          <w:sz w:val="15"/>
         </w:rPr>
         <w:t>making payments,</w:t>
       </w:r>
       <w:r>
         <w:rPr>
+          <w:rFonts w:ascii="Arial" w:hAnsi="Arial" w:cs="Arial"/>
           <w:b/>
           <w:spacing w:val="-7"/>
-          <w:sz w:val="15"/>
-        </w:rPr>
-        <w:t xml:space="preserve"> </w:t>
-      </w:r>
-      <w:r>
-        <w:rPr>
+        </w:rPr>
+        <w:t xml:space="preserve"> </w:t>
+      </w:r>
+      <w:r>
+        <w:rPr>
+          <w:rFonts w:ascii="Arial" w:hAnsi="Arial" w:cs="Arial"/>
           <w:b/>
           <w:spacing w:val="-12"/>
-          <w:sz w:val="15"/>
         </w:rPr>
         <w:t>please</w:t>
       </w:r>
       <w:r>
         <w:rPr>
+          <w:rFonts w:ascii="Arial" w:hAnsi="Arial" w:cs="Arial"/>
           <w:b/>
           <w:spacing w:val="-2"/>
-          <w:sz w:val="15"/>
-        </w:rPr>
-        <w:t xml:space="preserve"> </w:t>
-      </w:r>
-      <w:r>
-        <w:rPr>
+        </w:rPr>
+        <w:t xml:space="preserve"> </w:t>
+      </w:r>
+      <w:r>
+        <w:rPr>
+          <w:rFonts w:ascii="Arial" w:hAnsi="Arial" w:cs="Arial"/>
           <w:b/>
           <w:spacing w:val="-12"/>
-          <w:sz w:val="15"/>
         </w:rPr>
         <w:t>notify us</w:t>
       </w:r>
       <w:r>
         <w:rPr>
+          <w:rFonts w:ascii="Arial" w:hAnsi="Arial" w:cs="Arial"/>
           <w:b/>
           <w:spacing w:val="-6"/>
-          <w:sz w:val="15"/>
-        </w:rPr>
-        <w:t xml:space="preserve"> </w:t>
-      </w:r>
-      <w:r>
-        <w:rPr>
+        </w:rPr>
+        <w:t xml:space="preserve"> </w:t>
+      </w:r>
+      <w:r>
+        <w:rPr>
+          <w:rFonts w:ascii="Arial" w:hAnsi="Arial" w:cs="Arial"/>
           <w:b/>
           <w:spacing w:val="-12"/>
-          <w:sz w:val="15"/>
         </w:rPr>
         <w:t>at</w:t>
       </w:r>
       <w:r>
         <w:rPr>
+          <w:rFonts w:ascii="Arial" w:hAnsi="Arial" w:cs="Arial"/>
           <w:b/>
           <w:spacing w:val="40"/>
-          <w:sz w:val="15"/>
-        </w:rPr>
-        <w:t xml:space="preserve"> </w:t>
-      </w:r>
-      <w:r>
-        <w:rPr>
+        </w:rPr>
+        <w:t xml:space="preserve"> </w:t>
+      </w:r>
+      <w:r>
+        <w:rPr>
+          <w:rFonts w:ascii="Arial" w:hAnsi="Arial" w:cs="Arial"/>
           <w:b/>
           <w:spacing w:val="-2"/>
-          <w:sz w:val="15"/>
         </w:rPr>
         <w:t>8008600111.</w:t>
       </w:r>
@@ -3279,767 +4390,1138 @@
     <w:p>
       <w:pPr>
         <w:pStyle w:val="BodyText"/>
-        <w:spacing w:before="168" w:line="230" w:lineRule="auto"/>
+        <w:spacing w:before="240"/>
+        <w:rPr>
+          <w:rFonts w:ascii="Arial" w:hAnsi="Arial" w:cs="Arial"/>
+          <w:sz w:val="22"/>
+          <w:szCs w:val="22"/>
+        </w:rPr>
       </w:pPr>
       <w:r>
         <w:rPr>
+          <w:rFonts w:ascii="Arial" w:hAnsi="Arial" w:cs="Arial"/>
           <w:b/>
           <w:spacing w:val="-4"/>
           <w:w w:val="90"/>
+          <w:sz w:val="22"/>
+          <w:szCs w:val="22"/>
         </w:rPr>
         <w:t>Important Note</w:t>
       </w:r>
       <w:r>
         <w:rPr>
-          <w:spacing w:val="-4"/>
-          <w:w w:val="90"/>
+          <w:rFonts w:ascii="Arial" w:hAnsi="Arial" w:cs="Arial"/>
+          <w:spacing w:val="-4"/>
+          <w:w w:val="90"/>
+          <w:sz w:val="22"/>
+          <w:szCs w:val="22"/>
         </w:rPr>
         <w:t>:</w:t>
       </w:r>
       <w:r>
         <w:rPr>
+          <w:rFonts w:ascii="Arial" w:hAnsi="Arial" w:cs="Arial"/>
           <w:spacing w:val="-8"/>
           <w:w w:val="90"/>
-        </w:rPr>
-        <w:t xml:space="preserve"> </w:t>
-      </w:r>
-      <w:r>
-        <w:rPr>
-          <w:spacing w:val="-4"/>
-          <w:w w:val="90"/>
+          <w:sz w:val="22"/>
+          <w:szCs w:val="22"/>
+        </w:rPr>
+        <w:t xml:space="preserve"> </w:t>
+      </w:r>
+      <w:r>
+        <w:rPr>
+          <w:rFonts w:ascii="Arial" w:hAnsi="Arial" w:cs="Arial"/>
+          <w:spacing w:val="-4"/>
+          <w:w w:val="90"/>
+          <w:sz w:val="22"/>
+          <w:szCs w:val="22"/>
         </w:rPr>
         <w:t>If an</w:t>
       </w:r>
       <w:r>
         <w:rPr>
+          <w:rFonts w:ascii="Arial" w:hAnsi="Arial" w:cs="Arial"/>
           <w:spacing w:val="-8"/>
           <w:w w:val="90"/>
-        </w:rPr>
-        <w:t xml:space="preserve"> </w:t>
-      </w:r>
-      <w:r>
-        <w:rPr>
-          <w:spacing w:val="-4"/>
-          <w:w w:val="90"/>
+          <w:sz w:val="22"/>
+          <w:szCs w:val="22"/>
+        </w:rPr>
+        <w:t xml:space="preserve"> </w:t>
+      </w:r>
+      <w:r>
+        <w:rPr>
+          <w:rFonts w:ascii="Arial" w:hAnsi="Arial" w:cs="Arial"/>
+          <w:spacing w:val="-4"/>
+          <w:w w:val="90"/>
+          <w:sz w:val="22"/>
+          <w:szCs w:val="22"/>
         </w:rPr>
         <w:t>executive</w:t>
       </w:r>
       <w:r>
         <w:rPr>
-          <w:spacing w:val="-10"/>
-          <w:w w:val="90"/>
-        </w:rPr>
-        <w:t xml:space="preserve"> </w:t>
-      </w:r>
-      <w:r>
-        <w:rPr>
-          <w:spacing w:val="-4"/>
-          <w:w w:val="90"/>
+          <w:rFonts w:ascii="Arial" w:hAnsi="Arial" w:cs="Arial"/>
+          <w:spacing w:val="-10"/>
+          <w:w w:val="90"/>
+          <w:sz w:val="22"/>
+          <w:szCs w:val="22"/>
+        </w:rPr>
+        <w:t xml:space="preserve"> </w:t>
+      </w:r>
+      <w:r>
+        <w:rPr>
+          <w:rFonts w:ascii="Arial" w:hAnsi="Arial" w:cs="Arial"/>
+          <w:spacing w:val="-4"/>
+          <w:w w:val="90"/>
+          <w:sz w:val="22"/>
+          <w:szCs w:val="22"/>
         </w:rPr>
         <w:t>requests payment, make</w:t>
       </w:r>
       <w:r>
         <w:rPr>
-          <w:spacing w:val="-10"/>
-          <w:w w:val="90"/>
-        </w:rPr>
-        <w:t xml:space="preserve"> </w:t>
-      </w:r>
-      <w:r>
-        <w:rPr>
-          <w:spacing w:val="-4"/>
-          <w:w w:val="90"/>
+          <w:rFonts w:ascii="Arial" w:hAnsi="Arial" w:cs="Arial"/>
+          <w:spacing w:val="-10"/>
+          <w:w w:val="90"/>
+          <w:sz w:val="22"/>
+          <w:szCs w:val="22"/>
+        </w:rPr>
+        <w:t xml:space="preserve"> </w:t>
+      </w:r>
+      <w:r>
+        <w:rPr>
+          <w:rFonts w:ascii="Arial" w:hAnsi="Arial" w:cs="Arial"/>
+          <w:spacing w:val="-4"/>
+          <w:w w:val="90"/>
+          <w:sz w:val="22"/>
+          <w:szCs w:val="22"/>
         </w:rPr>
         <w:t>sure</w:t>
       </w:r>
       <w:r>
         <w:rPr>
-          <w:spacing w:val="-10"/>
-          <w:w w:val="90"/>
-        </w:rPr>
-        <w:t xml:space="preserve"> </w:t>
-      </w:r>
-      <w:r>
-        <w:rPr>
-          <w:spacing w:val="-4"/>
-          <w:w w:val="90"/>
+          <w:rFonts w:ascii="Arial" w:hAnsi="Arial" w:cs="Arial"/>
+          <w:spacing w:val="-10"/>
+          <w:w w:val="90"/>
+          <w:sz w:val="22"/>
+          <w:szCs w:val="22"/>
+        </w:rPr>
+        <w:t xml:space="preserve"> </w:t>
+      </w:r>
+      <w:r>
+        <w:rPr>
+          <w:rFonts w:ascii="Arial" w:hAnsi="Arial" w:cs="Arial"/>
+          <w:spacing w:val="-4"/>
+          <w:w w:val="90"/>
+          <w:sz w:val="22"/>
+          <w:szCs w:val="22"/>
         </w:rPr>
         <w:t>to</w:t>
       </w:r>
       <w:r>
         <w:rPr>
+          <w:rFonts w:ascii="Arial" w:hAnsi="Arial" w:cs="Arial"/>
           <w:spacing w:val="-8"/>
           <w:w w:val="90"/>
-        </w:rPr>
-        <w:t xml:space="preserve"> </w:t>
-      </w:r>
-      <w:r>
-        <w:rPr>
-          <w:spacing w:val="-4"/>
-          <w:w w:val="90"/>
+          <w:sz w:val="22"/>
+          <w:szCs w:val="22"/>
+        </w:rPr>
+        <w:t xml:space="preserve"> </w:t>
+      </w:r>
+      <w:r>
+        <w:rPr>
+          <w:rFonts w:ascii="Arial" w:hAnsi="Arial" w:cs="Arial"/>
+          <w:spacing w:val="-4"/>
+          <w:w w:val="90"/>
+          <w:sz w:val="22"/>
+          <w:szCs w:val="22"/>
         </w:rPr>
         <w:t>get</w:t>
       </w:r>
       <w:r>
-        <w:t xml:space="preserve"> </w:t>
-      </w:r>
-      <w:r>
-        <w:rPr>
-          <w:spacing w:val="-4"/>
-          <w:w w:val="90"/>
+        <w:rPr>
+          <w:rFonts w:ascii="Arial" w:hAnsi="Arial" w:cs="Arial"/>
+          <w:sz w:val="22"/>
+          <w:szCs w:val="22"/>
+        </w:rPr>
+        <w:t xml:space="preserve"> </w:t>
+      </w:r>
+      <w:r>
+        <w:rPr>
+          <w:rFonts w:ascii="Arial" w:hAnsi="Arial" w:cs="Arial"/>
+          <w:spacing w:val="-4"/>
+          <w:w w:val="90"/>
+          <w:sz w:val="22"/>
+          <w:szCs w:val="22"/>
         </w:rPr>
         <w:t>a</w:t>
       </w:r>
       <w:r>
         <w:rPr>
-          <w:spacing w:val="-10"/>
-          <w:w w:val="90"/>
-        </w:rPr>
-        <w:t xml:space="preserve"> </w:t>
-      </w:r>
-      <w:r>
-        <w:rPr>
-          <w:spacing w:val="-4"/>
-          <w:w w:val="90"/>
+          <w:rFonts w:ascii="Arial" w:hAnsi="Arial" w:cs="Arial"/>
+          <w:spacing w:val="-10"/>
+          <w:w w:val="90"/>
+          <w:sz w:val="22"/>
+          <w:szCs w:val="22"/>
+        </w:rPr>
+        <w:t xml:space="preserve"> </w:t>
+      </w:r>
+      <w:r>
+        <w:rPr>
+          <w:rFonts w:ascii="Arial" w:hAnsi="Arial" w:cs="Arial"/>
+          <w:spacing w:val="-4"/>
+          <w:w w:val="90"/>
+          <w:sz w:val="22"/>
+          <w:szCs w:val="22"/>
         </w:rPr>
         <w:t>receipt. If there's no</w:t>
       </w:r>
       <w:r>
         <w:rPr>
+          <w:rFonts w:ascii="Arial" w:hAnsi="Arial" w:cs="Arial"/>
           <w:spacing w:val="-8"/>
           <w:w w:val="90"/>
-        </w:rPr>
-        <w:t xml:space="preserve"> </w:t>
-      </w:r>
-      <w:r>
-        <w:rPr>
-          <w:spacing w:val="-4"/>
-          <w:w w:val="90"/>
+          <w:sz w:val="22"/>
+          <w:szCs w:val="22"/>
+        </w:rPr>
+        <w:t xml:space="preserve"> </w:t>
+      </w:r>
+      <w:r>
+        <w:rPr>
+          <w:rFonts w:ascii="Arial" w:hAnsi="Arial" w:cs="Arial"/>
+          <w:spacing w:val="-4"/>
+          <w:w w:val="90"/>
+          <w:sz w:val="22"/>
+          <w:szCs w:val="22"/>
         </w:rPr>
         <w:t>receipt, do</w:t>
       </w:r>
       <w:r>
         <w:rPr>
+          <w:rFonts w:ascii="Arial" w:hAnsi="Arial" w:cs="Arial"/>
           <w:spacing w:val="-8"/>
           <w:w w:val="90"/>
-        </w:rPr>
-        <w:t xml:space="preserve"> </w:t>
-      </w:r>
-      <w:r>
-        <w:rPr>
-          <w:spacing w:val="-4"/>
-          <w:w w:val="90"/>
+          <w:sz w:val="22"/>
+          <w:szCs w:val="22"/>
+        </w:rPr>
+        <w:t xml:space="preserve"> </w:t>
+      </w:r>
+      <w:r>
+        <w:rPr>
+          <w:rFonts w:ascii="Arial" w:hAnsi="Arial" w:cs="Arial"/>
+          <w:spacing w:val="-4"/>
+          <w:w w:val="90"/>
+          <w:sz w:val="22"/>
+          <w:szCs w:val="22"/>
         </w:rPr>
         <w:t>not</w:t>
       </w:r>
       <w:r>
-        <w:t xml:space="preserve"> </w:t>
-      </w:r>
-      <w:r>
-        <w:rPr>
-          <w:spacing w:val="-4"/>
-          <w:w w:val="90"/>
+        <w:rPr>
+          <w:rFonts w:ascii="Arial" w:hAnsi="Arial" w:cs="Arial"/>
+          <w:sz w:val="22"/>
+          <w:szCs w:val="22"/>
+        </w:rPr>
+        <w:t xml:space="preserve"> </w:t>
+      </w:r>
+      <w:r>
+        <w:rPr>
+          <w:rFonts w:ascii="Arial" w:hAnsi="Arial" w:cs="Arial"/>
+          <w:spacing w:val="-4"/>
+          <w:w w:val="90"/>
+          <w:sz w:val="22"/>
+          <w:szCs w:val="22"/>
         </w:rPr>
         <w:t>proceed</w:t>
       </w:r>
       <w:r>
         <w:rPr>
+          <w:rFonts w:ascii="Arial" w:hAnsi="Arial" w:cs="Arial"/>
           <w:spacing w:val="-8"/>
           <w:w w:val="90"/>
-        </w:rPr>
-        <w:t xml:space="preserve"> </w:t>
-      </w:r>
-      <w:r>
-        <w:rPr>
-          <w:spacing w:val="-4"/>
-          <w:w w:val="90"/>
+          <w:sz w:val="22"/>
+          <w:szCs w:val="22"/>
+        </w:rPr>
+        <w:t xml:space="preserve"> </w:t>
+      </w:r>
+      <w:r>
+        <w:rPr>
+          <w:rFonts w:ascii="Arial" w:hAnsi="Arial" w:cs="Arial"/>
+          <w:spacing w:val="-4"/>
+          <w:w w:val="90"/>
+          <w:sz w:val="22"/>
+          <w:szCs w:val="22"/>
         </w:rPr>
         <w:t>with</w:t>
       </w:r>
       <w:r>
         <w:rPr>
+          <w:rFonts w:ascii="Arial" w:hAnsi="Arial" w:cs="Arial"/>
           <w:spacing w:val="-8"/>
           <w:w w:val="90"/>
-        </w:rPr>
-        <w:t xml:space="preserve"> </w:t>
-      </w:r>
-      <w:r>
-        <w:rPr>
-          <w:spacing w:val="-4"/>
-          <w:w w:val="90"/>
+          <w:sz w:val="22"/>
+          <w:szCs w:val="22"/>
+        </w:rPr>
+        <w:t xml:space="preserve"> </w:t>
+      </w:r>
+      <w:r>
+        <w:rPr>
+          <w:rFonts w:ascii="Arial" w:hAnsi="Arial" w:cs="Arial"/>
+          <w:spacing w:val="-4"/>
+          <w:w w:val="90"/>
+          <w:sz w:val="22"/>
+          <w:szCs w:val="22"/>
         </w:rPr>
         <w:t>the</w:t>
       </w:r>
       <w:r>
         <w:rPr>
-          <w:spacing w:val="-10"/>
-          <w:w w:val="90"/>
-        </w:rPr>
-        <w:t xml:space="preserve"> </w:t>
-      </w:r>
-      <w:r>
-        <w:rPr>
-          <w:spacing w:val="-4"/>
-          <w:w w:val="90"/>
+          <w:rFonts w:ascii="Arial" w:hAnsi="Arial" w:cs="Arial"/>
+          <w:spacing w:val="-10"/>
+          <w:w w:val="90"/>
+          <w:sz w:val="22"/>
+          <w:szCs w:val="22"/>
+        </w:rPr>
+        <w:t xml:space="preserve"> </w:t>
+      </w:r>
+      <w:r>
+        <w:rPr>
+          <w:rFonts w:ascii="Arial" w:hAnsi="Arial" w:cs="Arial"/>
+          <w:spacing w:val="-4"/>
+          <w:w w:val="90"/>
+          <w:sz w:val="22"/>
+          <w:szCs w:val="22"/>
         </w:rPr>
         <w:t>EMI payment. The</w:t>
       </w:r>
       <w:r>
         <w:rPr>
-          <w:spacing w:val="-10"/>
-          <w:w w:val="90"/>
-        </w:rPr>
-        <w:t xml:space="preserve"> </w:t>
-      </w:r>
-      <w:r>
-        <w:rPr>
-          <w:spacing w:val="-4"/>
-          <w:w w:val="90"/>
+          <w:rFonts w:ascii="Arial" w:hAnsi="Arial" w:cs="Arial"/>
+          <w:spacing w:val="-10"/>
+          <w:w w:val="90"/>
+          <w:sz w:val="22"/>
+          <w:szCs w:val="22"/>
+        </w:rPr>
+        <w:t xml:space="preserve"> </w:t>
+      </w:r>
+      <w:r>
+        <w:rPr>
+          <w:rFonts w:ascii="Arial" w:hAnsi="Arial" w:cs="Arial"/>
+          <w:spacing w:val="-4"/>
+          <w:w w:val="90"/>
+          <w:sz w:val="22"/>
+          <w:szCs w:val="22"/>
         </w:rPr>
         <w:t>receipt</w:t>
       </w:r>
       <w:r>
-        <w:t xml:space="preserve"> </w:t>
-      </w:r>
-      <w:r>
-        <w:rPr>
-          <w:spacing w:val="-4"/>
-          <w:w w:val="90"/>
+        <w:rPr>
+          <w:rFonts w:ascii="Arial" w:hAnsi="Arial" w:cs="Arial"/>
+          <w:sz w:val="22"/>
+          <w:szCs w:val="22"/>
+        </w:rPr>
+        <w:t xml:space="preserve"> </w:t>
+      </w:r>
+      <w:r>
+        <w:rPr>
+          <w:rFonts w:ascii="Arial" w:hAnsi="Arial" w:cs="Arial"/>
+          <w:spacing w:val="-4"/>
+          <w:w w:val="90"/>
+          <w:sz w:val="22"/>
+          <w:szCs w:val="22"/>
         </w:rPr>
         <w:t>can</w:t>
       </w:r>
       <w:r>
         <w:rPr>
+          <w:rFonts w:ascii="Arial" w:hAnsi="Arial" w:cs="Arial"/>
           <w:spacing w:val="-8"/>
           <w:w w:val="90"/>
-        </w:rPr>
-        <w:t xml:space="preserve"> </w:t>
-      </w:r>
-      <w:r>
-        <w:rPr>
-          <w:spacing w:val="-4"/>
-          <w:w w:val="90"/>
+          <w:sz w:val="22"/>
+          <w:szCs w:val="22"/>
+        </w:rPr>
+        <w:t xml:space="preserve"> </w:t>
+      </w:r>
+      <w:r>
+        <w:rPr>
+          <w:rFonts w:ascii="Arial" w:hAnsi="Arial" w:cs="Arial"/>
+          <w:spacing w:val="-4"/>
+          <w:w w:val="90"/>
+          <w:sz w:val="22"/>
+          <w:szCs w:val="22"/>
         </w:rPr>
         <w:t>be</w:t>
       </w:r>
       <w:r>
         <w:rPr>
-          <w:spacing w:val="-10"/>
-          <w:w w:val="90"/>
-        </w:rPr>
-        <w:t xml:space="preserve"> </w:t>
-      </w:r>
-      <w:r>
-        <w:rPr>
-          <w:spacing w:val="-4"/>
-          <w:w w:val="90"/>
+          <w:rFonts w:ascii="Arial" w:hAnsi="Arial" w:cs="Arial"/>
+          <w:spacing w:val="-10"/>
+          <w:w w:val="90"/>
+          <w:sz w:val="22"/>
+          <w:szCs w:val="22"/>
+        </w:rPr>
+        <w:t xml:space="preserve"> </w:t>
+      </w:r>
+      <w:r>
+        <w:rPr>
+          <w:rFonts w:ascii="Arial" w:hAnsi="Arial" w:cs="Arial"/>
+          <w:spacing w:val="-4"/>
+          <w:w w:val="90"/>
+          <w:sz w:val="22"/>
+          <w:szCs w:val="22"/>
         </w:rPr>
         <w:t>a</w:t>
       </w:r>
       <w:r>
         <w:rPr>
-          <w:spacing w:val="-10"/>
-          <w:w w:val="90"/>
-        </w:rPr>
-        <w:t xml:space="preserve"> </w:t>
-      </w:r>
-      <w:r>
-        <w:rPr>
-          <w:spacing w:val="-4"/>
-          <w:w w:val="90"/>
+          <w:rFonts w:ascii="Arial" w:hAnsi="Arial" w:cs="Arial"/>
+          <w:spacing w:val="-10"/>
+          <w:w w:val="90"/>
+          <w:sz w:val="22"/>
+          <w:szCs w:val="22"/>
+        </w:rPr>
+        <w:t xml:space="preserve"> </w:t>
+      </w:r>
+      <w:r>
+        <w:rPr>
+          <w:rFonts w:ascii="Arial" w:hAnsi="Arial" w:cs="Arial"/>
+          <w:spacing w:val="-4"/>
+          <w:w w:val="90"/>
+          <w:sz w:val="22"/>
+          <w:szCs w:val="22"/>
         </w:rPr>
         <w:t>WhatsApp</w:t>
       </w:r>
       <w:r>
-        <w:t xml:space="preserve"> </w:t>
-      </w:r>
-      <w:r>
-        <w:rPr>
-          <w:spacing w:val="-4"/>
-          <w:w w:val="90"/>
+        <w:rPr>
+          <w:rFonts w:ascii="Arial" w:hAnsi="Arial" w:cs="Arial"/>
+          <w:sz w:val="22"/>
+          <w:szCs w:val="22"/>
+        </w:rPr>
+        <w:t xml:space="preserve"> </w:t>
+      </w:r>
+      <w:r>
+        <w:rPr>
+          <w:rFonts w:ascii="Arial" w:hAnsi="Arial" w:cs="Arial"/>
+          <w:spacing w:val="-4"/>
+          <w:w w:val="90"/>
+          <w:sz w:val="22"/>
+          <w:szCs w:val="22"/>
         </w:rPr>
         <w:t>screenshot</w:t>
       </w:r>
       <w:r>
-        <w:t xml:space="preserve"> </w:t>
-      </w:r>
-      <w:r>
-        <w:rPr>
-          <w:spacing w:val="-4"/>
-          <w:w w:val="90"/>
+        <w:rPr>
+          <w:rFonts w:ascii="Arial" w:hAnsi="Arial" w:cs="Arial"/>
+          <w:sz w:val="22"/>
+          <w:szCs w:val="22"/>
+        </w:rPr>
+        <w:t xml:space="preserve"> </w:t>
+      </w:r>
+      <w:r>
+        <w:rPr>
+          <w:rFonts w:ascii="Arial" w:hAnsi="Arial" w:cs="Arial"/>
+          <w:spacing w:val="-4"/>
+          <w:w w:val="90"/>
+          <w:sz w:val="22"/>
+          <w:szCs w:val="22"/>
         </w:rPr>
         <w:t>or an</w:t>
       </w:r>
       <w:r>
         <w:rPr>
+          <w:rFonts w:ascii="Arial" w:hAnsi="Arial" w:cs="Arial"/>
           <w:spacing w:val="-8"/>
           <w:w w:val="90"/>
-        </w:rPr>
-        <w:t xml:space="preserve"> </w:t>
-      </w:r>
-      <w:r>
-        <w:rPr>
-          <w:spacing w:val="-4"/>
-          <w:w w:val="90"/>
+          <w:sz w:val="22"/>
+          <w:szCs w:val="22"/>
+        </w:rPr>
+        <w:t xml:space="preserve"> </w:t>
+      </w:r>
+      <w:r>
+        <w:rPr>
+          <w:rFonts w:ascii="Arial" w:hAnsi="Arial" w:cs="Arial"/>
+          <w:spacing w:val="-4"/>
+          <w:w w:val="90"/>
+          <w:sz w:val="22"/>
+          <w:szCs w:val="22"/>
         </w:rPr>
         <w:t>SMS</w:t>
       </w:r>
       <w:r>
         <w:rPr>
+          <w:rFonts w:ascii="Arial" w:hAnsi="Arial" w:cs="Arial"/>
           <w:spacing w:val="-17"/>
           <w:w w:val="90"/>
-        </w:rPr>
-        <w:t xml:space="preserve"> </w:t>
-      </w:r>
-      <w:r>
-        <w:rPr>
-          <w:spacing w:val="-4"/>
-          <w:w w:val="90"/>
+          <w:sz w:val="22"/>
+          <w:szCs w:val="22"/>
+        </w:rPr>
+        <w:t xml:space="preserve"> </w:t>
+      </w:r>
+      <w:r>
+        <w:rPr>
+          <w:rFonts w:ascii="Arial" w:hAnsi="Arial" w:cs="Arial"/>
+          <w:spacing w:val="-4"/>
+          <w:w w:val="90"/>
+          <w:sz w:val="22"/>
+          <w:szCs w:val="22"/>
         </w:rPr>
         <w:t>confirmation</w:t>
       </w:r>
       <w:r>
         <w:rPr>
+          <w:rFonts w:ascii="Arial" w:hAnsi="Arial" w:cs="Arial"/>
           <w:spacing w:val="-8"/>
           <w:w w:val="90"/>
-        </w:rPr>
-        <w:t xml:space="preserve"> </w:t>
-      </w:r>
-      <w:r>
-        <w:rPr>
-          <w:spacing w:val="-4"/>
-          <w:w w:val="90"/>
+          <w:sz w:val="22"/>
+          <w:szCs w:val="22"/>
+        </w:rPr>
+        <w:t xml:space="preserve"> </w:t>
+      </w:r>
+      <w:r>
+        <w:rPr>
+          <w:rFonts w:ascii="Arial" w:hAnsi="Arial" w:cs="Arial"/>
+          <w:spacing w:val="-4"/>
+          <w:w w:val="90"/>
+          <w:sz w:val="22"/>
+          <w:szCs w:val="22"/>
         </w:rPr>
         <w:t>from</w:t>
       </w:r>
       <w:r>
         <w:rPr>
+          <w:rFonts w:ascii="Arial" w:hAnsi="Arial" w:cs="Arial"/>
           <w:spacing w:val="40"/>
-        </w:rPr>
-        <w:t xml:space="preserve"> </w:t>
-      </w:r>
-      <w:r>
-        <w:rPr>
-          <w:spacing w:val="-10"/>
+          <w:sz w:val="22"/>
+          <w:szCs w:val="22"/>
+        </w:rPr>
+        <w:t xml:space="preserve"> </w:t>
+      </w:r>
+      <w:r>
+        <w:rPr>
+          <w:rFonts w:ascii="Arial" w:hAnsi="Arial" w:cs="Arial"/>
+          <w:spacing w:val="-10"/>
+          <w:sz w:val="22"/>
+          <w:szCs w:val="22"/>
         </w:rPr>
         <w:t>PSH. Please</w:t>
       </w:r>
       <w:r>
         <w:rPr>
+          <w:rFonts w:ascii="Arial" w:hAnsi="Arial" w:cs="Arial"/>
           <w:spacing w:val="-16"/>
-        </w:rPr>
-        <w:t xml:space="preserve"> </w:t>
-      </w:r>
-      <w:r>
-        <w:rPr>
-          <w:spacing w:val="-10"/>
+          <w:sz w:val="22"/>
+          <w:szCs w:val="22"/>
+        </w:rPr>
+        <w:t xml:space="preserve"> </w:t>
+      </w:r>
+      <w:r>
+        <w:rPr>
+          <w:rFonts w:ascii="Arial" w:hAnsi="Arial" w:cs="Arial"/>
+          <w:spacing w:val="-10"/>
+          <w:sz w:val="22"/>
+          <w:szCs w:val="22"/>
         </w:rPr>
         <w:t>be</w:t>
       </w:r>
       <w:r>
         <w:rPr>
+          <w:rFonts w:ascii="Arial" w:hAnsi="Arial" w:cs="Arial"/>
           <w:spacing w:val="-16"/>
-        </w:rPr>
-        <w:t xml:space="preserve"> </w:t>
-      </w:r>
-      <w:r>
-        <w:rPr>
-          <w:spacing w:val="-10"/>
+          <w:sz w:val="22"/>
+          <w:szCs w:val="22"/>
+        </w:rPr>
+        <w:t xml:space="preserve"> </w:t>
+      </w:r>
+      <w:r>
+        <w:rPr>
+          <w:rFonts w:ascii="Arial" w:hAnsi="Arial" w:cs="Arial"/>
+          <w:spacing w:val="-10"/>
+          <w:sz w:val="22"/>
+          <w:szCs w:val="22"/>
         </w:rPr>
         <w:t>informed</w:t>
       </w:r>
       <w:r>
         <w:rPr>
+          <w:rFonts w:ascii="Arial" w:hAnsi="Arial" w:cs="Arial"/>
           <w:spacing w:val="-14"/>
-        </w:rPr>
-        <w:t xml:space="preserve"> </w:t>
-      </w:r>
-      <w:r>
-        <w:rPr>
-          <w:spacing w:val="-10"/>
+          <w:sz w:val="22"/>
+          <w:szCs w:val="22"/>
+        </w:rPr>
+        <w:t xml:space="preserve"> </w:t>
+      </w:r>
+      <w:r>
+        <w:rPr>
+          <w:rFonts w:ascii="Arial" w:hAnsi="Arial" w:cs="Arial"/>
+          <w:spacing w:val="-10"/>
+          <w:sz w:val="22"/>
+          <w:szCs w:val="22"/>
         </w:rPr>
         <w:t>that</w:t>
       </w:r>
       <w:r>
         <w:rPr>
+          <w:rFonts w:ascii="Arial" w:hAnsi="Arial" w:cs="Arial"/>
           <w:spacing w:val="-2"/>
-        </w:rPr>
-        <w:t xml:space="preserve"> </w:t>
-      </w:r>
-      <w:r>
-        <w:rPr>
-          <w:spacing w:val="-10"/>
+          <w:sz w:val="22"/>
+          <w:szCs w:val="22"/>
+        </w:rPr>
+        <w:t xml:space="preserve"> </w:t>
+      </w:r>
+      <w:r>
+        <w:rPr>
+          <w:rFonts w:ascii="Arial" w:hAnsi="Arial" w:cs="Arial"/>
+          <w:spacing w:val="-10"/>
+          <w:sz w:val="22"/>
+          <w:szCs w:val="22"/>
         </w:rPr>
         <w:t>no</w:t>
       </w:r>
       <w:r>
         <w:rPr>
+          <w:rFonts w:ascii="Arial" w:hAnsi="Arial" w:cs="Arial"/>
           <w:spacing w:val="-14"/>
-        </w:rPr>
-        <w:t xml:space="preserve"> </w:t>
-      </w:r>
-      <w:r>
-        <w:rPr>
-          <w:spacing w:val="-10"/>
+          <w:sz w:val="22"/>
+          <w:szCs w:val="22"/>
+        </w:rPr>
+        <w:t xml:space="preserve"> </w:t>
+      </w:r>
+      <w:r>
+        <w:rPr>
+          <w:rFonts w:ascii="Arial" w:hAnsi="Arial" w:cs="Arial"/>
+          <w:spacing w:val="-10"/>
+          <w:sz w:val="22"/>
+          <w:szCs w:val="22"/>
         </w:rPr>
         <w:t>payments</w:t>
       </w:r>
       <w:r>
         <w:rPr>
+          <w:rFonts w:ascii="Arial" w:hAnsi="Arial" w:cs="Arial"/>
           <w:spacing w:val="-8"/>
-        </w:rPr>
-        <w:t xml:space="preserve"> </w:t>
-      </w:r>
-      <w:r>
-        <w:rPr>
-          <w:spacing w:val="-10"/>
+          <w:sz w:val="22"/>
+          <w:szCs w:val="22"/>
+        </w:rPr>
+        <w:t xml:space="preserve"> </w:t>
+      </w:r>
+      <w:r>
+        <w:rPr>
+          <w:rFonts w:ascii="Arial" w:hAnsi="Arial" w:cs="Arial"/>
+          <w:spacing w:val="-10"/>
+          <w:sz w:val="22"/>
+          <w:szCs w:val="22"/>
         </w:rPr>
         <w:t>should</w:t>
       </w:r>
       <w:r>
         <w:rPr>
+          <w:rFonts w:ascii="Arial" w:hAnsi="Arial" w:cs="Arial"/>
           <w:spacing w:val="-14"/>
-        </w:rPr>
-        <w:t xml:space="preserve"> </w:t>
-      </w:r>
-      <w:r>
-        <w:rPr>
-          <w:spacing w:val="-10"/>
+          <w:sz w:val="22"/>
+          <w:szCs w:val="22"/>
+        </w:rPr>
+        <w:t xml:space="preserve"> </w:t>
+      </w:r>
+      <w:r>
+        <w:rPr>
+          <w:rFonts w:ascii="Arial" w:hAnsi="Arial" w:cs="Arial"/>
+          <w:spacing w:val="-10"/>
+          <w:sz w:val="22"/>
+          <w:szCs w:val="22"/>
         </w:rPr>
         <w:t>be</w:t>
       </w:r>
       <w:r>
         <w:rPr>
+          <w:rFonts w:ascii="Arial" w:hAnsi="Arial" w:cs="Arial"/>
           <w:spacing w:val="-16"/>
-        </w:rPr>
-        <w:t xml:space="preserve"> </w:t>
-      </w:r>
-      <w:r>
-        <w:rPr>
-          <w:spacing w:val="-10"/>
+          <w:sz w:val="22"/>
+          <w:szCs w:val="22"/>
+        </w:rPr>
+        <w:t xml:space="preserve"> </w:t>
+      </w:r>
+      <w:r>
+        <w:rPr>
+          <w:rFonts w:ascii="Arial" w:hAnsi="Arial" w:cs="Arial"/>
+          <w:spacing w:val="-10"/>
+          <w:sz w:val="22"/>
+          <w:szCs w:val="22"/>
         </w:rPr>
         <w:t>made</w:t>
       </w:r>
       <w:r>
         <w:rPr>
+          <w:rFonts w:ascii="Arial" w:hAnsi="Arial" w:cs="Arial"/>
           <w:spacing w:val="-16"/>
-        </w:rPr>
-        <w:t xml:space="preserve"> </w:t>
-      </w:r>
-      <w:r>
-        <w:rPr>
-          <w:spacing w:val="-10"/>
+          <w:sz w:val="22"/>
+          <w:szCs w:val="22"/>
+        </w:rPr>
+        <w:t xml:space="preserve"> </w:t>
+      </w:r>
+      <w:r>
+        <w:rPr>
+          <w:rFonts w:ascii="Arial" w:hAnsi="Arial" w:cs="Arial"/>
+          <w:spacing w:val="-10"/>
+          <w:sz w:val="22"/>
+          <w:szCs w:val="22"/>
         </w:rPr>
         <w:t>to</w:t>
       </w:r>
       <w:r>
         <w:rPr>
+          <w:rFonts w:ascii="Arial" w:hAnsi="Arial" w:cs="Arial"/>
           <w:spacing w:val="-14"/>
-        </w:rPr>
-        <w:t xml:space="preserve"> </w:t>
-      </w:r>
-      <w:r>
-        <w:rPr>
-          <w:spacing w:val="-10"/>
+          <w:sz w:val="22"/>
+          <w:szCs w:val="22"/>
+        </w:rPr>
+        <w:t xml:space="preserve"> </w:t>
+      </w:r>
+      <w:r>
+        <w:rPr>
+          <w:rFonts w:ascii="Arial" w:hAnsi="Arial" w:cs="Arial"/>
+          <w:spacing w:val="-10"/>
+          <w:sz w:val="22"/>
+          <w:szCs w:val="22"/>
         </w:rPr>
         <w:t>any</w:t>
       </w:r>
       <w:r>
         <w:rPr>
+          <w:rFonts w:ascii="Arial" w:hAnsi="Arial" w:cs="Arial"/>
           <w:spacing w:val="-2"/>
-        </w:rPr>
-        <w:t xml:space="preserve"> </w:t>
-      </w:r>
-      <w:r>
-        <w:rPr>
-          <w:spacing w:val="-10"/>
+          <w:sz w:val="22"/>
+          <w:szCs w:val="22"/>
+        </w:rPr>
+        <w:t xml:space="preserve"> </w:t>
+      </w:r>
+      <w:r>
+        <w:rPr>
+          <w:rFonts w:ascii="Arial" w:hAnsi="Arial" w:cs="Arial"/>
+          <w:spacing w:val="-10"/>
+          <w:sz w:val="22"/>
+          <w:szCs w:val="22"/>
         </w:rPr>
         <w:t>individual</w:t>
       </w:r>
       <w:r>
         <w:rPr>
+          <w:rFonts w:ascii="Arial" w:hAnsi="Arial" w:cs="Arial"/>
           <w:spacing w:val="-14"/>
-        </w:rPr>
-        <w:t xml:space="preserve"> </w:t>
-      </w:r>
-      <w:r>
-        <w:rPr>
-          <w:spacing w:val="-10"/>
+          <w:sz w:val="22"/>
+          <w:szCs w:val="22"/>
+        </w:rPr>
+        <w:t xml:space="preserve"> </w:t>
+      </w:r>
+      <w:r>
+        <w:rPr>
+          <w:rFonts w:ascii="Arial" w:hAnsi="Arial" w:cs="Arial"/>
+          <w:spacing w:val="-10"/>
+          <w:sz w:val="22"/>
+          <w:szCs w:val="22"/>
         </w:rPr>
         <w:t>executive's</w:t>
       </w:r>
       <w:r>
         <w:rPr>
+          <w:rFonts w:ascii="Arial" w:hAnsi="Arial" w:cs="Arial"/>
           <w:spacing w:val="-8"/>
-        </w:rPr>
-        <w:t xml:space="preserve"> </w:t>
-      </w:r>
-      <w:r>
-        <w:rPr>
-          <w:spacing w:val="-10"/>
+          <w:sz w:val="22"/>
+          <w:szCs w:val="22"/>
+        </w:rPr>
+        <w:t xml:space="preserve"> </w:t>
+      </w:r>
+      <w:r>
+        <w:rPr>
+          <w:rFonts w:ascii="Arial" w:hAnsi="Arial" w:cs="Arial"/>
+          <w:spacing w:val="-10"/>
+          <w:sz w:val="22"/>
+          <w:szCs w:val="22"/>
         </w:rPr>
         <w:t>personal</w:t>
       </w:r>
       <w:r>
         <w:rPr>
+          <w:rFonts w:ascii="Arial" w:hAnsi="Arial" w:cs="Arial"/>
           <w:spacing w:val="-14"/>
-        </w:rPr>
-        <w:t xml:space="preserve"> </w:t>
-      </w:r>
-      <w:r>
-        <w:rPr>
-          <w:spacing w:val="-10"/>
+          <w:sz w:val="22"/>
+          <w:szCs w:val="22"/>
+        </w:rPr>
+        <w:t xml:space="preserve"> </w:t>
+      </w:r>
+      <w:r>
+        <w:rPr>
+          <w:rFonts w:ascii="Arial" w:hAnsi="Arial" w:cs="Arial"/>
+          <w:spacing w:val="-10"/>
+          <w:sz w:val="22"/>
+          <w:szCs w:val="22"/>
         </w:rPr>
         <w:t>account. Management</w:t>
       </w:r>
       <w:r>
         <w:rPr>
+          <w:rFonts w:ascii="Arial" w:hAnsi="Arial" w:cs="Arial"/>
           <w:spacing w:val="-2"/>
-        </w:rPr>
-        <w:t xml:space="preserve"> </w:t>
-      </w:r>
-      <w:r>
-        <w:rPr>
-          <w:spacing w:val="-10"/>
+          <w:sz w:val="22"/>
+          <w:szCs w:val="22"/>
+        </w:rPr>
+        <w:t xml:space="preserve"> </w:t>
+      </w:r>
+      <w:r>
+        <w:rPr>
+          <w:rFonts w:ascii="Arial" w:hAnsi="Arial" w:cs="Arial"/>
+          <w:spacing w:val="-10"/>
+          <w:sz w:val="22"/>
+          <w:szCs w:val="22"/>
         </w:rPr>
         <w:t>will</w:t>
       </w:r>
       <w:r>
         <w:rPr>
+          <w:rFonts w:ascii="Arial" w:hAnsi="Arial" w:cs="Arial"/>
           <w:spacing w:val="-14"/>
-        </w:rPr>
-        <w:t xml:space="preserve"> </w:t>
-      </w:r>
-      <w:r>
-        <w:rPr>
-          <w:spacing w:val="-10"/>
+          <w:sz w:val="22"/>
+          <w:szCs w:val="22"/>
+        </w:rPr>
+        <w:t xml:space="preserve"> </w:t>
+      </w:r>
+      <w:r>
+        <w:rPr>
+          <w:rFonts w:ascii="Arial" w:hAnsi="Arial" w:cs="Arial"/>
+          <w:spacing w:val="-10"/>
+          <w:sz w:val="22"/>
+          <w:szCs w:val="22"/>
         </w:rPr>
         <w:t>not</w:t>
       </w:r>
       <w:r>
         <w:rPr>
+          <w:rFonts w:ascii="Arial" w:hAnsi="Arial" w:cs="Arial"/>
           <w:spacing w:val="-2"/>
-        </w:rPr>
-        <w:t xml:space="preserve"> </w:t>
-      </w:r>
-      <w:r>
-        <w:rPr>
-          <w:spacing w:val="-10"/>
+          <w:sz w:val="22"/>
+          <w:szCs w:val="22"/>
+        </w:rPr>
+        <w:t xml:space="preserve"> </w:t>
+      </w:r>
+      <w:r>
+        <w:rPr>
+          <w:rFonts w:ascii="Arial" w:hAnsi="Arial" w:cs="Arial"/>
+          <w:spacing w:val="-10"/>
+          <w:sz w:val="22"/>
+          <w:szCs w:val="22"/>
         </w:rPr>
         <w:t>take</w:t>
       </w:r>
       <w:r>
         <w:rPr>
+          <w:rFonts w:ascii="Arial" w:hAnsi="Arial" w:cs="Arial"/>
           <w:spacing w:val="-16"/>
-        </w:rPr>
-        <w:t xml:space="preserve"> </w:t>
-      </w:r>
-      <w:r>
-        <w:rPr>
-          <w:spacing w:val="-10"/>
+          <w:sz w:val="22"/>
+          <w:szCs w:val="22"/>
+        </w:rPr>
+        <w:t xml:space="preserve"> </w:t>
+      </w:r>
+      <w:r>
+        <w:rPr>
+          <w:rFonts w:ascii="Arial" w:hAnsi="Arial" w:cs="Arial"/>
+          <w:spacing w:val="-10"/>
+          <w:sz w:val="22"/>
+          <w:szCs w:val="22"/>
         </w:rPr>
         <w:t>responsibility</w:t>
       </w:r>
       <w:r>
         <w:rPr>
+          <w:rFonts w:ascii="Arial" w:hAnsi="Arial" w:cs="Arial"/>
           <w:spacing w:val="-2"/>
-        </w:rPr>
-        <w:t xml:space="preserve"> </w:t>
-      </w:r>
-      <w:r>
-        <w:rPr>
-          <w:spacing w:val="-10"/>
+          <w:sz w:val="22"/>
+          <w:szCs w:val="22"/>
+        </w:rPr>
+        <w:t xml:space="preserve"> </w:t>
+      </w:r>
+      <w:r>
+        <w:rPr>
+          <w:rFonts w:ascii="Arial" w:hAnsi="Arial" w:cs="Arial"/>
+          <w:spacing w:val="-10"/>
+          <w:sz w:val="22"/>
+          <w:szCs w:val="22"/>
         </w:rPr>
         <w:t>for such</w:t>
       </w:r>
       <w:r>
         <w:rPr>
+          <w:rFonts w:ascii="Arial" w:hAnsi="Arial" w:cs="Arial"/>
           <w:spacing w:val="-14"/>
-        </w:rPr>
-        <w:t xml:space="preserve"> </w:t>
-      </w:r>
-      <w:r>
-        <w:rPr>
-          <w:spacing w:val="-10"/>
+          <w:sz w:val="22"/>
+          <w:szCs w:val="22"/>
+        </w:rPr>
+        <w:t xml:space="preserve"> </w:t>
+      </w:r>
+      <w:r>
+        <w:rPr>
+          <w:rFonts w:ascii="Arial" w:hAnsi="Arial" w:cs="Arial"/>
+          <w:spacing w:val="-10"/>
+          <w:sz w:val="22"/>
+          <w:szCs w:val="22"/>
         </w:rPr>
         <w:t>payments.</w:t>
       </w:r>
-    </w:p>
-    <w:p>
-      <w:pPr>
-        <w:pStyle w:val="BodyText"/>
-        <w:ind w:left="0"/>
-      </w:pPr>
-    </w:p>
-    <w:p>
-      <w:pPr>
-        <w:pStyle w:val="BodyText"/>
-        <w:ind w:left="0"/>
-      </w:pPr>
     </w:p>
     <w:p>
       <w:pPr>
         <w:pStyle w:val="BodyText"/>
         <w:spacing w:before="18"/>
         <w:ind w:left="0"/>
+        <w:rPr>
+          <w:rFonts w:ascii="Arial" w:hAnsi="Arial" w:cs="Arial"/>
+          <w:sz w:val="22"/>
+          <w:szCs w:val="22"/>
+        </w:rPr>
       </w:pPr>
     </w:p>
     <w:p>
       <w:pPr>
         <w:pStyle w:val="BodyText"/>
-        <w:spacing w:line="463" w:lineRule="auto"/>
-        <w:ind w:right="7937"/>
+        <w:rPr>
+          <w:rFonts w:ascii="Arial" w:hAnsi="Arial" w:cs="Arial"/>
+          <w:spacing w:val="40"/>
+          <w:sz w:val="22"/>
+          <w:szCs w:val="22"/>
+        </w:rPr>
       </w:pPr>
       <w:r>
         <w:rPr>
-          <w:spacing w:val="-4"/>
-          <w:w w:val="90"/>
+          <w:rFonts w:ascii="Arial" w:hAnsi="Arial" w:cs="Arial"/>
+          <w:spacing w:val="-4"/>
+          <w:w w:val="90"/>
+          <w:sz w:val="22"/>
+          <w:szCs w:val="22"/>
         </w:rPr>
         <w:t>Thank</w:t>
       </w:r>
       <w:r>
         <w:rPr>
+          <w:rFonts w:ascii="Arial" w:hAnsi="Arial" w:cs="Arial"/>
           <w:spacing w:val="-7"/>
           <w:w w:val="90"/>
-        </w:rPr>
-        <w:t xml:space="preserve"> </w:t>
-      </w:r>
-      <w:r>
-        <w:rPr>
-          <w:spacing w:val="-4"/>
-          <w:w w:val="90"/>
+          <w:sz w:val="22"/>
+          <w:szCs w:val="22"/>
+        </w:rPr>
+        <w:t xml:space="preserve"> </w:t>
+      </w:r>
+      <w:r>
+        <w:rPr>
+          <w:rFonts w:ascii="Arial" w:hAnsi="Arial" w:cs="Arial"/>
+          <w:spacing w:val="-4"/>
+          <w:w w:val="90"/>
+          <w:sz w:val="22"/>
+          <w:szCs w:val="22"/>
         </w:rPr>
         <w:t>you</w:t>
       </w:r>
       <w:r>
         <w:rPr>
+          <w:rFonts w:ascii="Arial" w:hAnsi="Arial" w:cs="Arial"/>
           <w:spacing w:val="-7"/>
           <w:w w:val="90"/>
-        </w:rPr>
-        <w:t xml:space="preserve"> </w:t>
-      </w:r>
-      <w:r>
-        <w:rPr>
-          <w:spacing w:val="-4"/>
-          <w:w w:val="90"/>
+          <w:sz w:val="22"/>
+          <w:szCs w:val="22"/>
+        </w:rPr>
+        <w:t xml:space="preserve"> </w:t>
+      </w:r>
+      <w:r>
+        <w:rPr>
+          <w:rFonts w:ascii="Arial" w:hAnsi="Arial" w:cs="Arial"/>
+          <w:spacing w:val="-4"/>
+          <w:w w:val="90"/>
+          <w:sz w:val="22"/>
+          <w:szCs w:val="22"/>
         </w:rPr>
         <w:t>for your urgent</w:t>
       </w:r>
       <w:r>
-        <w:t xml:space="preserve"> </w:t>
-      </w:r>
-      <w:r>
-        <w:rPr>
-          <w:spacing w:val="-4"/>
-          <w:w w:val="90"/>
+        <w:rPr>
+          <w:rFonts w:ascii="Arial" w:hAnsi="Arial" w:cs="Arial"/>
+          <w:sz w:val="22"/>
+          <w:szCs w:val="22"/>
+        </w:rPr>
+        <w:t xml:space="preserve"> </w:t>
+      </w:r>
+      <w:r>
+        <w:rPr>
+          <w:rFonts w:ascii="Arial" w:hAnsi="Arial" w:cs="Arial"/>
+          <w:spacing w:val="-4"/>
+          <w:w w:val="90"/>
+          <w:sz w:val="22"/>
+          <w:szCs w:val="22"/>
         </w:rPr>
         <w:t>attention</w:t>
       </w:r>
       <w:r>
         <w:rPr>
+          <w:rFonts w:ascii="Arial" w:hAnsi="Arial" w:cs="Arial"/>
           <w:spacing w:val="-7"/>
           <w:w w:val="90"/>
-        </w:rPr>
-        <w:t xml:space="preserve"> </w:t>
-      </w:r>
-      <w:r>
-        <w:rPr>
-          <w:spacing w:val="-4"/>
-          <w:w w:val="90"/>
+          <w:sz w:val="22"/>
+          <w:szCs w:val="22"/>
+        </w:rPr>
+        <w:t xml:space="preserve"> </w:t>
+      </w:r>
+      <w:r>
+        <w:rPr>
+          <w:rFonts w:ascii="Arial" w:hAnsi="Arial" w:cs="Arial"/>
+          <w:spacing w:val="-4"/>
+          <w:w w:val="90"/>
+          <w:sz w:val="22"/>
+          <w:szCs w:val="22"/>
         </w:rPr>
         <w:t>to</w:t>
       </w:r>
       <w:r>
         <w:rPr>
+          <w:rFonts w:ascii="Arial" w:hAnsi="Arial" w:cs="Arial"/>
           <w:spacing w:val="-7"/>
           <w:w w:val="90"/>
-        </w:rPr>
-        <w:t xml:space="preserve"> </w:t>
-      </w:r>
-      <w:r>
-        <w:rPr>
-          <w:spacing w:val="-4"/>
-          <w:w w:val="90"/>
+          <w:sz w:val="22"/>
+          <w:szCs w:val="22"/>
+        </w:rPr>
+        <w:t xml:space="preserve"> </w:t>
+      </w:r>
+      <w:r>
+        <w:rPr>
+          <w:rFonts w:ascii="Arial" w:hAnsi="Arial" w:cs="Arial"/>
+          <w:spacing w:val="-4"/>
+          <w:w w:val="90"/>
+          <w:sz w:val="22"/>
+          <w:szCs w:val="22"/>
         </w:rPr>
         <w:t>this matter.</w:t>
       </w:r>
       <w:r>
         <w:rPr>
+          <w:rFonts w:ascii="Arial" w:hAnsi="Arial" w:cs="Arial"/>
           <w:spacing w:val="40"/>
-        </w:rPr>
-        <w:t xml:space="preserve"> </w:t>
-      </w:r>
-      <w:r>
-        <w:rPr>
-          <w:spacing w:val="-2"/>
-        </w:rPr>
-        <w:t>Sincerely,</w:t>
+          <w:sz w:val="22"/>
+          <w:szCs w:val="22"/>
+        </w:rPr>
+        <w:t xml:space="preserve"> </w:t>
       </w:r>
     </w:p>
     <w:p>
       <w:pPr>
         <w:pStyle w:val="BodyText"/>
-        <w:spacing w:line="171" w:lineRule="exact"/>
+        <w:spacing w:before="120"/>
+        <w:rPr>
+          <w:rFonts w:ascii="Arial" w:hAnsi="Arial" w:cs="Arial"/>
+          <w:sz w:val="22"/>
+          <w:szCs w:val="22"/>
+        </w:rPr>
       </w:pPr>
       <w:r>
         <w:rPr>
+          <w:rFonts w:ascii="Arial" w:hAnsi="Arial" w:cs="Arial"/>
+          <w:spacing w:val="-2"/>
+          <w:sz w:val="22"/>
+          <w:szCs w:val="22"/>
+        </w:rPr>
+        <w:t>Sincerely,</w:t>
+      </w:r>
+    </w:p>
+    <w:p>
+      <w:pPr>
+        <w:pStyle w:val="BodyText"/>
+        <w:rPr>
+          <w:rFonts w:ascii="Arial" w:hAnsi="Arial" w:cs="Arial"/>
+          <w:sz w:val="22"/>
+          <w:szCs w:val="22"/>
+        </w:rPr>
+      </w:pPr>
+      <w:r>
+        <w:rPr>
+          <w:rFonts w:ascii="Arial" w:hAnsi="Arial" w:cs="Arial"/>
           <w:spacing w:val="-6"/>
           <w:w w:val="90"/>
+          <w:sz w:val="22"/>
+          <w:szCs w:val="22"/>
         </w:rPr>
         <w:t>Padma</w:t>
       </w:r>
       <w:r>
         <w:rPr>
+          <w:rFonts w:ascii="Arial" w:hAnsi="Arial" w:cs="Arial"/>
           <w:spacing w:val="-12"/>
           <w:w w:val="90"/>
-        </w:rPr>
-        <w:t xml:space="preserve"> </w:t>
-      </w:r>
-      <w:r>
-        <w:rPr>
+          <w:sz w:val="22"/>
+          <w:szCs w:val="22"/>
+        </w:rPr>
+        <w:t xml:space="preserve"> </w:t>
+      </w:r>
+      <w:r>
+        <w:rPr>
+          <w:rFonts w:ascii="Arial" w:hAnsi="Arial" w:cs="Arial"/>
           <w:spacing w:val="-6"/>
           <w:w w:val="90"/>
+          <w:sz w:val="22"/>
+          <w:szCs w:val="22"/>
         </w:rPr>
         <w:t>Sai</w:t>
       </w:r>
       <w:r>
         <w:rPr>
-          <w:spacing w:val="-10"/>
-          <w:w w:val="90"/>
-        </w:rPr>
-        <w:t xml:space="preserve"> </w:t>
-      </w:r>
-      <w:r>
-        <w:rPr>
+          <w:rFonts w:ascii="Arial" w:hAnsi="Arial" w:cs="Arial"/>
+          <w:spacing w:val="-10"/>
+          <w:w w:val="90"/>
+          <w:sz w:val="22"/>
+          <w:szCs w:val="22"/>
+        </w:rPr>
+        <w:t xml:space="preserve"> </w:t>
+      </w:r>
+      <w:r>
+        <w:rPr>
+          <w:rFonts w:ascii="Arial" w:hAnsi="Arial" w:cs="Arial"/>
           <w:spacing w:val="-6"/>
           <w:w w:val="90"/>
+          <w:sz w:val="22"/>
+          <w:szCs w:val="22"/>
         </w:rPr>
         <w:t>Holdings</w:t>
       </w:r>
       <w:r>
         <w:rPr>
+          <w:rFonts w:ascii="Arial" w:hAnsi="Arial" w:cs="Arial"/>
           <w:spacing w:val="-7"/>
-        </w:rPr>
-        <w:t xml:space="preserve"> </w:t>
-      </w:r>
-      <w:r>
-        <w:rPr>
+          <w:sz w:val="22"/>
+          <w:szCs w:val="22"/>
+        </w:rPr>
+        <w:t xml:space="preserve"> </w:t>
+      </w:r>
+      <w:r>
+        <w:rPr>
+          <w:rFonts w:ascii="Arial" w:hAnsi="Arial" w:cs="Arial"/>
           <w:spacing w:val="-6"/>
           <w:w w:val="90"/>
+          <w:sz w:val="22"/>
+          <w:szCs w:val="22"/>
         </w:rPr>
         <w:t>Private</w:t>
       </w:r>
       <w:r>
         <w:rPr>
+          <w:rFonts w:ascii="Arial" w:hAnsi="Arial" w:cs="Arial"/>
           <w:spacing w:val="-12"/>
           <w:w w:val="90"/>
-        </w:rPr>
-        <w:t xml:space="preserve"> </w:t>
-      </w:r>
-      <w:r>
-        <w:rPr>
+          <w:sz w:val="22"/>
+          <w:szCs w:val="22"/>
+        </w:rPr>
+        <w:t xml:space="preserve"> </w:t>
+      </w:r>
+      <w:r>
+        <w:rPr>
+          <w:rFonts w:ascii="Arial" w:hAnsi="Arial" w:cs="Arial"/>
           <w:spacing w:val="-6"/>
           <w:w w:val="90"/>
+          <w:sz w:val="22"/>
+          <w:szCs w:val="22"/>
         </w:rPr>
         <w:t>Limited</w:t>
       </w:r>
@@ -4048,190 +5530,276 @@
       <w:pPr>
         <w:pStyle w:val="BodyText"/>
         <w:spacing w:before="160"/>
+        <w:rPr>
+          <w:rFonts w:ascii="Arial" w:hAnsi="Arial" w:cs="Arial"/>
+          <w:sz w:val="22"/>
+          <w:szCs w:val="22"/>
+        </w:rPr>
       </w:pPr>
       <w:r>
         <w:rPr>
-          <w:spacing w:val="-4"/>
-          <w:w w:val="90"/>
+          <w:rFonts w:ascii="Arial" w:hAnsi="Arial" w:cs="Arial"/>
+          <w:spacing w:val="-4"/>
+          <w:w w:val="90"/>
+          <w:sz w:val="22"/>
+          <w:szCs w:val="22"/>
         </w:rPr>
         <w:t>Note:</w:t>
       </w:r>
       <w:r>
         <w:rPr>
+          <w:rFonts w:ascii="Arial" w:hAnsi="Arial" w:cs="Arial"/>
           <w:spacing w:val="-12"/>
           <w:w w:val="90"/>
-        </w:rPr>
-        <w:t xml:space="preserve"> </w:t>
-      </w:r>
-      <w:r>
-        <w:rPr>
-          <w:spacing w:val="-4"/>
-          <w:w w:val="90"/>
+          <w:sz w:val="22"/>
+          <w:szCs w:val="22"/>
+        </w:rPr>
+        <w:t xml:space="preserve"> </w:t>
+      </w:r>
+      <w:r>
+        <w:rPr>
+          <w:rFonts w:ascii="Arial" w:hAnsi="Arial" w:cs="Arial"/>
+          <w:spacing w:val="-4"/>
+          <w:w w:val="90"/>
+          <w:sz w:val="22"/>
+          <w:szCs w:val="22"/>
         </w:rPr>
         <w:t>This</w:t>
       </w:r>
       <w:r>
         <w:rPr>
+          <w:rFonts w:ascii="Arial" w:hAnsi="Arial" w:cs="Arial"/>
           <w:spacing w:val="-6"/>
           <w:w w:val="90"/>
-        </w:rPr>
-        <w:t xml:space="preserve"> </w:t>
-      </w:r>
-      <w:r>
-        <w:rPr>
-          <w:spacing w:val="-4"/>
-          <w:w w:val="90"/>
+          <w:sz w:val="22"/>
+          <w:szCs w:val="22"/>
+        </w:rPr>
+        <w:t xml:space="preserve"> </w:t>
+      </w:r>
+      <w:r>
+        <w:rPr>
+          <w:rFonts w:ascii="Arial" w:hAnsi="Arial" w:cs="Arial"/>
+          <w:spacing w:val="-4"/>
+          <w:w w:val="90"/>
+          <w:sz w:val="22"/>
+          <w:szCs w:val="22"/>
         </w:rPr>
         <w:t>is</w:t>
       </w:r>
       <w:r>
         <w:rPr>
+          <w:rFonts w:ascii="Arial" w:hAnsi="Arial" w:cs="Arial"/>
           <w:spacing w:val="-6"/>
           <w:w w:val="90"/>
-        </w:rPr>
-        <w:t xml:space="preserve"> </w:t>
-      </w:r>
-      <w:r>
-        <w:rPr>
-          <w:spacing w:val="-4"/>
-          <w:w w:val="90"/>
+          <w:sz w:val="22"/>
+          <w:szCs w:val="22"/>
+        </w:rPr>
+        <w:t xml:space="preserve"> </w:t>
+      </w:r>
+      <w:r>
+        <w:rPr>
+          <w:rFonts w:ascii="Arial" w:hAnsi="Arial" w:cs="Arial"/>
+          <w:spacing w:val="-4"/>
+          <w:w w:val="90"/>
+          <w:sz w:val="22"/>
+          <w:szCs w:val="22"/>
         </w:rPr>
         <w:t>a</w:t>
       </w:r>
       <w:r>
         <w:rPr>
+          <w:rFonts w:ascii="Arial" w:hAnsi="Arial" w:cs="Arial"/>
           <w:spacing w:val="-13"/>
           <w:w w:val="90"/>
-        </w:rPr>
-        <w:t xml:space="preserve"> </w:t>
-      </w:r>
-      <w:r>
-        <w:rPr>
-          <w:spacing w:val="-4"/>
-          <w:w w:val="90"/>
+          <w:sz w:val="22"/>
+          <w:szCs w:val="22"/>
+        </w:rPr>
+        <w:t xml:space="preserve"> </w:t>
+      </w:r>
+      <w:r>
+        <w:rPr>
+          <w:rFonts w:ascii="Arial" w:hAnsi="Arial" w:cs="Arial"/>
+          <w:spacing w:val="-4"/>
+          <w:w w:val="90"/>
+          <w:sz w:val="22"/>
+          <w:szCs w:val="22"/>
         </w:rPr>
         <w:t>system</w:t>
       </w:r>
       <w:r>
         <w:rPr>
+          <w:rFonts w:ascii="Arial" w:hAnsi="Arial" w:cs="Arial"/>
           <w:spacing w:val="-20"/>
           <w:w w:val="90"/>
-        </w:rPr>
-        <w:t xml:space="preserve"> </w:t>
-      </w:r>
-      <w:r>
-        <w:rPr>
-          <w:spacing w:val="-4"/>
-          <w:w w:val="90"/>
+          <w:sz w:val="22"/>
+          <w:szCs w:val="22"/>
+        </w:rPr>
+        <w:t xml:space="preserve"> </w:t>
+      </w:r>
+      <w:r>
+        <w:rPr>
+          <w:rFonts w:ascii="Arial" w:hAnsi="Arial" w:cs="Arial"/>
+          <w:spacing w:val="-4"/>
+          <w:w w:val="90"/>
+          <w:sz w:val="22"/>
+          <w:szCs w:val="22"/>
         </w:rPr>
         <w:t>generated</w:t>
       </w:r>
       <w:r>
         <w:rPr>
+          <w:rFonts w:ascii="Arial" w:hAnsi="Arial" w:cs="Arial"/>
           <w:spacing w:val="-11"/>
           <w:w w:val="90"/>
-        </w:rPr>
-        <w:t xml:space="preserve"> </w:t>
-      </w:r>
-      <w:r>
-        <w:rPr>
-          <w:spacing w:val="-4"/>
-          <w:w w:val="90"/>
+          <w:sz w:val="22"/>
+          <w:szCs w:val="22"/>
+        </w:rPr>
+        <w:t xml:space="preserve"> </w:t>
+      </w:r>
+      <w:r>
+        <w:rPr>
+          <w:rFonts w:ascii="Arial" w:hAnsi="Arial" w:cs="Arial"/>
+          <w:spacing w:val="-4"/>
+          <w:w w:val="90"/>
+          <w:sz w:val="22"/>
+          <w:szCs w:val="22"/>
         </w:rPr>
         <w:t>letter.</w:t>
       </w:r>
       <w:r>
         <w:rPr>
+          <w:rFonts w:ascii="Arial" w:hAnsi="Arial" w:cs="Arial"/>
           <w:spacing w:val="-7"/>
           <w:w w:val="90"/>
-        </w:rPr>
-        <w:t xml:space="preserve"> </w:t>
-      </w:r>
-      <w:r>
-        <w:rPr>
-          <w:spacing w:val="-4"/>
-          <w:w w:val="90"/>
+          <w:sz w:val="22"/>
+          <w:szCs w:val="22"/>
+        </w:rPr>
+        <w:t xml:space="preserve"> </w:t>
+      </w:r>
+      <w:r>
+        <w:rPr>
+          <w:rFonts w:ascii="Arial" w:hAnsi="Arial" w:cs="Arial"/>
+          <w:spacing w:val="-4"/>
+          <w:w w:val="90"/>
+          <w:sz w:val="22"/>
+          <w:szCs w:val="22"/>
         </w:rPr>
         <w:t>Hence,</w:t>
       </w:r>
       <w:r>
         <w:rPr>
+          <w:rFonts w:ascii="Arial" w:hAnsi="Arial" w:cs="Arial"/>
           <w:spacing w:val="-7"/>
           <w:w w:val="90"/>
-        </w:rPr>
-        <w:t xml:space="preserve"> </w:t>
-      </w:r>
-      <w:r>
-        <w:rPr>
-          <w:spacing w:val="-4"/>
-          <w:w w:val="90"/>
+          <w:sz w:val="22"/>
+          <w:szCs w:val="22"/>
+        </w:rPr>
+        <w:t xml:space="preserve"> </w:t>
+      </w:r>
+      <w:r>
+        <w:rPr>
+          <w:rFonts w:ascii="Arial" w:hAnsi="Arial" w:cs="Arial"/>
+          <w:spacing w:val="-4"/>
+          <w:w w:val="90"/>
+          <w:sz w:val="22"/>
+          <w:szCs w:val="22"/>
         </w:rPr>
         <w:t>it</w:t>
       </w:r>
       <w:r>
         <w:rPr>
+          <w:rFonts w:ascii="Arial" w:hAnsi="Arial" w:cs="Arial"/>
           <w:spacing w:val="-6"/>
-        </w:rPr>
-        <w:t xml:space="preserve"> </w:t>
-      </w:r>
-      <w:r>
-        <w:rPr>
-          <w:spacing w:val="-4"/>
-          <w:w w:val="90"/>
+          <w:sz w:val="22"/>
+          <w:szCs w:val="22"/>
+        </w:rPr>
+        <w:t xml:space="preserve"> </w:t>
+      </w:r>
+      <w:r>
+        <w:rPr>
+          <w:rFonts w:ascii="Arial" w:hAnsi="Arial" w:cs="Arial"/>
+          <w:spacing w:val="-4"/>
+          <w:w w:val="90"/>
+          <w:sz w:val="22"/>
+          <w:szCs w:val="22"/>
         </w:rPr>
         <w:t>does</w:t>
       </w:r>
       <w:r>
         <w:rPr>
+          <w:rFonts w:ascii="Arial" w:hAnsi="Arial" w:cs="Arial"/>
           <w:spacing w:val="-6"/>
           <w:w w:val="90"/>
-        </w:rPr>
-        <w:t xml:space="preserve"> </w:t>
-      </w:r>
-      <w:r>
-        <w:rPr>
-          <w:spacing w:val="-4"/>
-          <w:w w:val="90"/>
+          <w:sz w:val="22"/>
+          <w:szCs w:val="22"/>
+        </w:rPr>
+        <w:t xml:space="preserve"> </w:t>
+      </w:r>
+      <w:r>
+        <w:rPr>
+          <w:rFonts w:ascii="Arial" w:hAnsi="Arial" w:cs="Arial"/>
+          <w:spacing w:val="-4"/>
+          <w:w w:val="90"/>
+          <w:sz w:val="22"/>
+          <w:szCs w:val="22"/>
         </w:rPr>
         <w:t>not</w:t>
       </w:r>
       <w:r>
         <w:rPr>
+          <w:rFonts w:ascii="Arial" w:hAnsi="Arial" w:cs="Arial"/>
           <w:spacing w:val="-5"/>
-        </w:rPr>
-        <w:t xml:space="preserve"> </w:t>
-      </w:r>
-      <w:r>
-        <w:rPr>
-          <w:spacing w:val="-4"/>
-          <w:w w:val="90"/>
+          <w:sz w:val="22"/>
+          <w:szCs w:val="22"/>
+        </w:rPr>
+        <w:t xml:space="preserve"> </w:t>
+      </w:r>
+      <w:r>
+        <w:rPr>
+          <w:rFonts w:ascii="Arial" w:hAnsi="Arial" w:cs="Arial"/>
+          <w:spacing w:val="-4"/>
+          <w:w w:val="90"/>
+          <w:sz w:val="22"/>
+          <w:szCs w:val="22"/>
         </w:rPr>
         <w:t>require</w:t>
       </w:r>
       <w:r>
         <w:rPr>
+          <w:rFonts w:ascii="Arial" w:hAnsi="Arial" w:cs="Arial"/>
           <w:spacing w:val="-14"/>
           <w:w w:val="90"/>
-        </w:rPr>
-        <w:t xml:space="preserve"> </w:t>
-      </w:r>
-      <w:r>
-        <w:rPr>
-          <w:spacing w:val="-4"/>
-          <w:w w:val="90"/>
+          <w:sz w:val="22"/>
+          <w:szCs w:val="22"/>
+        </w:rPr>
+        <w:t xml:space="preserve"> </w:t>
+      </w:r>
+      <w:r>
+        <w:rPr>
+          <w:rFonts w:ascii="Arial" w:hAnsi="Arial" w:cs="Arial"/>
+          <w:spacing w:val="-4"/>
+          <w:w w:val="90"/>
+          <w:sz w:val="22"/>
+          <w:szCs w:val="22"/>
         </w:rPr>
         <w:t>any</w:t>
       </w:r>
       <w:r>
         <w:rPr>
-          <w:spacing w:val="-4"/>
-        </w:rPr>
-        <w:t xml:space="preserve"> </w:t>
-      </w:r>
-      <w:r>
-        <w:rPr>
-          <w:spacing w:val="-4"/>
-          <w:w w:val="90"/>
+          <w:rFonts w:ascii="Arial" w:hAnsi="Arial" w:cs="Arial"/>
+          <w:spacing w:val="-4"/>
+          <w:sz w:val="22"/>
+          <w:szCs w:val="22"/>
+        </w:rPr>
+        <w:t xml:space="preserve"> </w:t>
+      </w:r>
+      <w:r>
+        <w:rPr>
+          <w:rFonts w:ascii="Arial" w:hAnsi="Arial" w:cs="Arial"/>
+          <w:spacing w:val="-4"/>
+          <w:w w:val="90"/>
+          <w:sz w:val="22"/>
+          <w:szCs w:val="22"/>
         </w:rPr>
         <w:t>signature.</w:t>
       </w:r>
@@ -4269,7 +5837,7 @@
         <v:path o:extrusionok="f" gradientshapeok="t" o:connecttype="rect"/>
         <o:lock v:ext="edit" aspectratio="t"/>
       </v:shapetype>
-      <v:shape id="_x0000_i1025" type="#_x0000_t75" style="width:6.1pt;height:6.1pt" o:bullet="t">
+      <v:shape id="_x0000_i1025" type="#_x0000_t75" style="width:6pt;height:6pt" o:bullet="t">
         <v:imagedata r:id="rId1" o:title="image2"/>
       </v:shape>
     </w:pict>
@@ -4396,7 +5964,7 @@
       </w:rPr>
     </w:lvl>
   </w:abstractNum>
-  <w:num w:numId="1" w16cid:durableId="162935095">
+  <w:num w:numId="1" w16cid:durableId="101612333">
     <w:abstractNumId w:val="0"/>
   </w:num>
 </w:numbering>
@@ -4825,6 +6393,7 @@
   <w:style w:type="character" w:default="1" w:styleId="DefaultParagraphFont">
     <w:name w:val="Default Paragraph Font"/>
     <w:uiPriority w:val="1"/>
+    <w:semiHidden/>
     <w:unhideWhenUsed/>
   </w:style>
   <w:style w:type="table" w:default="1" w:styleId="TableNormal">

--- a/templates_docx/pre_sale_psf.docx
+++ b/templates_docx/pre_sale_psf.docx
@@ -180,7 +180,29 @@
           <w:sz w:val="22"/>
           <w:szCs w:val="22"/>
         </w:rPr>
-        <w:t>{{notice_date}}</w:t>
+        <w:t>{{</w:t>
+      </w:r>
+      <w:proofErr w:type="spellStart"/>
+      <w:r>
+        <w:rPr>
+          <w:rFonts w:ascii="Arial" w:hAnsi="Arial" w:cs="Arial"/>
+          <w:spacing w:val="-6"/>
+          <w:w w:val="90"/>
+          <w:sz w:val="22"/>
+          <w:szCs w:val="22"/>
+        </w:rPr>
+        <w:t>notice_date</w:t>
+      </w:r>
+      <w:proofErr w:type="spellEnd"/>
+      <w:r>
+        <w:rPr>
+          <w:rFonts w:ascii="Arial" w:hAnsi="Arial" w:cs="Arial"/>
+          <w:spacing w:val="-6"/>
+          <w:w w:val="90"/>
+          <w:sz w:val="22"/>
+          <w:szCs w:val="22"/>
+        </w:rPr>
+        <w:t>}}</w:t>
       </w:r>
     </w:p>
     <w:p>
@@ -232,8 +254,9 @@
           <w:sz w:val="22"/>
           <w:szCs w:val="22"/>
         </w:rPr>
-        <w:t>{{borr</w:t>
-      </w:r>
+        <w:t>{{</w:t>
+      </w:r>
+      <w:proofErr w:type="spellStart"/>
       <w:r>
         <w:rPr>
           <w:rFonts w:ascii="Arial" w:hAnsi="Arial" w:cs="Arial"/>
@@ -242,7 +265,28 @@
           <w:sz w:val="22"/>
           <w:szCs w:val="22"/>
         </w:rPr>
-        <w:t>ower_name}}</w:t>
+        <w:t>borr</w:t>
+      </w:r>
+      <w:r>
+        <w:rPr>
+          <w:rFonts w:ascii="Arial" w:hAnsi="Arial" w:cs="Arial"/>
+          <w:spacing w:val="-12"/>
+          <w:w w:val="90"/>
+          <w:sz w:val="22"/>
+          <w:szCs w:val="22"/>
+        </w:rPr>
+        <w:t>ower_name</w:t>
+      </w:r>
+      <w:proofErr w:type="spellEnd"/>
+      <w:r>
+        <w:rPr>
+          <w:rFonts w:ascii="Arial" w:hAnsi="Arial" w:cs="Arial"/>
+          <w:spacing w:val="-12"/>
+          <w:w w:val="90"/>
+          <w:sz w:val="22"/>
+          <w:szCs w:val="22"/>
+        </w:rPr>
+        <w:t>}}</w:t>
       </w:r>
       <w:r>
         <w:rPr>
@@ -280,35 +324,105 @@
           <w:szCs w:val="22"/>
         </w:rPr>
       </w:pPr>
-      <w:r>
-        <w:rPr>
-          <w:rFonts w:ascii="Arial" w:hAnsi="Arial" w:cs="Arial"/>
-          <w:spacing w:val="-6"/>
-          <w:w w:val="90"/>
-          <w:sz w:val="22"/>
-          <w:szCs w:val="22"/>
-        </w:rPr>
-        <w:t>H.No:-{{borrower_address}}</w:t>
-      </w:r>
-      <w:r>
-        <w:rPr>
-          <w:rFonts w:ascii="Arial" w:hAnsi="Arial" w:cs="Arial"/>
-          <w:spacing w:val="-6"/>
-          <w:w w:val="90"/>
-          <w:sz w:val="22"/>
-          <w:szCs w:val="22"/>
-        </w:rPr>
-        <w:t>, pincode</w:t>
-      </w:r>
-      <w:r>
-        <w:rPr>
-          <w:rFonts w:ascii="Arial" w:hAnsi="Arial" w:cs="Arial"/>
-          <w:spacing w:val="-6"/>
-          <w:w w:val="90"/>
-          <w:sz w:val="22"/>
-          <w:szCs w:val="22"/>
-        </w:rPr>
-        <w:t>-{{pincode}}</w:t>
+      <w:proofErr w:type="spellStart"/>
+      <w:proofErr w:type="gramStart"/>
+      <w:r>
+        <w:rPr>
+          <w:rFonts w:ascii="Arial" w:hAnsi="Arial" w:cs="Arial"/>
+          <w:spacing w:val="-6"/>
+          <w:w w:val="90"/>
+          <w:sz w:val="22"/>
+          <w:szCs w:val="22"/>
+        </w:rPr>
+        <w:t>H.No</w:t>
+      </w:r>
+      <w:proofErr w:type="spellEnd"/>
+      <w:proofErr w:type="gramEnd"/>
+      <w:r>
+        <w:rPr>
+          <w:rFonts w:ascii="Arial" w:hAnsi="Arial" w:cs="Arial"/>
+          <w:spacing w:val="-6"/>
+          <w:w w:val="90"/>
+          <w:sz w:val="22"/>
+          <w:szCs w:val="22"/>
+        </w:rPr>
+        <w:t>:-{{</w:t>
+      </w:r>
+      <w:proofErr w:type="spellStart"/>
+      <w:r>
+        <w:rPr>
+          <w:rFonts w:ascii="Arial" w:hAnsi="Arial" w:cs="Arial"/>
+          <w:spacing w:val="-6"/>
+          <w:w w:val="90"/>
+          <w:sz w:val="22"/>
+          <w:szCs w:val="22"/>
+        </w:rPr>
+        <w:t>borrower_address</w:t>
+      </w:r>
+      <w:proofErr w:type="spellEnd"/>
+      <w:r>
+        <w:rPr>
+          <w:rFonts w:ascii="Arial" w:hAnsi="Arial" w:cs="Arial"/>
+          <w:spacing w:val="-6"/>
+          <w:w w:val="90"/>
+          <w:sz w:val="22"/>
+          <w:szCs w:val="22"/>
+        </w:rPr>
+        <w:t>}}</w:t>
+      </w:r>
+      <w:r>
+        <w:rPr>
+          <w:rFonts w:ascii="Arial" w:hAnsi="Arial" w:cs="Arial"/>
+          <w:spacing w:val="-6"/>
+          <w:w w:val="90"/>
+          <w:sz w:val="22"/>
+          <w:szCs w:val="22"/>
+        </w:rPr>
+        <w:t xml:space="preserve">, </w:t>
+      </w:r>
+      <w:proofErr w:type="spellStart"/>
+      <w:r>
+        <w:rPr>
+          <w:rFonts w:ascii="Arial" w:hAnsi="Arial" w:cs="Arial"/>
+          <w:spacing w:val="-6"/>
+          <w:w w:val="90"/>
+          <w:sz w:val="22"/>
+          <w:szCs w:val="22"/>
+        </w:rPr>
+        <w:t>pincode</w:t>
+      </w:r>
+      <w:proofErr w:type="spellEnd"/>
+      <w:r>
+        <w:rPr>
+          <w:rFonts w:ascii="Arial" w:hAnsi="Arial" w:cs="Arial"/>
+          <w:spacing w:val="-6"/>
+          <w:w w:val="90"/>
+          <w:sz w:val="22"/>
+          <w:szCs w:val="22"/>
+        </w:rPr>
+        <w:t>-{{</w:t>
+      </w:r>
+      <w:proofErr w:type="spellStart"/>
+      <w:r>
+        <w:rPr>
+          <w:rFonts w:ascii="Arial" w:hAnsi="Arial" w:cs="Arial"/>
+          <w:spacing w:val="-6"/>
+          <w:w w:val="90"/>
+          <w:sz w:val="22"/>
+          <w:szCs w:val="22"/>
+        </w:rPr>
+        <w:t>pincode</w:t>
+      </w:r>
+      <w:proofErr w:type="spellEnd"/>
+      <w:r>
+        <w:rPr>
+          <w:rFonts w:ascii="Arial" w:hAnsi="Arial" w:cs="Arial"/>
+          <w:spacing w:val="-6"/>
+          <w:w w:val="90"/>
+          <w:sz w:val="22"/>
+          <w:szCs w:val="22"/>
+        </w:rPr>
+        <w:t>}}</w:t>
       </w:r>
     </w:p>
     <w:p>
@@ -347,7 +461,27 @@
           <w:sz w:val="22"/>
           <w:szCs w:val="22"/>
         </w:rPr>
-        <w:t>{{borrower_mobile}}</w:t>
+        <w:t>{{</w:t>
+      </w:r>
+      <w:proofErr w:type="spellStart"/>
+      <w:r>
+        <w:rPr>
+          <w:rFonts w:ascii="Arial" w:hAnsi="Arial" w:cs="Arial"/>
+          <w:spacing w:val="-2"/>
+          <w:sz w:val="22"/>
+          <w:szCs w:val="22"/>
+        </w:rPr>
+        <w:t>borrower_mobile</w:t>
+      </w:r>
+      <w:proofErr w:type="spellEnd"/>
+      <w:r>
+        <w:rPr>
+          <w:rFonts w:ascii="Arial" w:hAnsi="Arial" w:cs="Arial"/>
+          <w:spacing w:val="-2"/>
+          <w:sz w:val="22"/>
+          <w:szCs w:val="22"/>
+        </w:rPr>
+        <w:t>}}</w:t>
       </w:r>
       <w:r>
         <w:rPr>
@@ -521,14 +655,50 @@
       <w:r>
         <w:rPr>
           <w:rFonts w:ascii="Arial" w:hAnsi="Arial" w:cs="Arial"/>
-          <w:spacing w:val="-6"/>
-          <w:w w:val="90"/>
-        </w:rPr>
-        <w:t>{{borrower_mobile}}</w:t>
-      </w:r>
-      <w:r>
-        <w:rPr>
-          <w:rFonts w:ascii="Arial" w:hAnsi="Arial" w:cs="Arial"/>
+          <w:b/>
+          <w:bCs/>
+          <w:spacing w:val="-6"/>
+          <w:w w:val="90"/>
+        </w:rPr>
+        <w:t>{{</w:t>
+      </w:r>
+      <w:proofErr w:type="spellStart"/>
+      <w:r>
+        <w:rPr>
+          <w:rFonts w:ascii="Arial" w:hAnsi="Arial" w:cs="Arial"/>
+          <w:b/>
+          <w:bCs/>
+          <w:spacing w:val="-6"/>
+          <w:w w:val="90"/>
+        </w:rPr>
+        <w:t>borrower_</w:t>
+      </w:r>
+      <w:r>
+        <w:rPr>
+          <w:rFonts w:ascii="Arial" w:hAnsi="Arial" w:cs="Arial"/>
+          <w:b/>
+          <w:bCs/>
+          <w:spacing w:val="-6"/>
+          <w:w w:val="90"/>
+        </w:rPr>
+        <w:t>name</w:t>
+      </w:r>
+      <w:proofErr w:type="spellEnd"/>
+      <w:r>
+        <w:rPr>
+          <w:rFonts w:ascii="Arial" w:hAnsi="Arial" w:cs="Arial"/>
+          <w:b/>
+          <w:bCs/>
+          <w:spacing w:val="-6"/>
+          <w:w w:val="90"/>
+        </w:rPr>
+        <w:t>}}</w:t>
+      </w:r>
+      <w:r>
+        <w:rPr>
+          <w:rFonts w:ascii="Arial" w:hAnsi="Arial" w:cs="Arial"/>
+          <w:b/>
+          <w:bCs/>
           <w:spacing w:val="-6"/>
           <w:w w:val="90"/>
         </w:rPr>
@@ -600,7 +770,31 @@
           <w:szCs w:val="22"/>
           <w:u w:val="single"/>
         </w:rPr>
-        <w:t>{{vehicle_no}}</w:t>
+        <w:t>{{</w:t>
+      </w:r>
+      <w:proofErr w:type="spellStart"/>
+      <w:r>
+        <w:rPr>
+          <w:rFonts w:ascii="Arial" w:hAnsi="Arial" w:cs="Arial"/>
+          <w:spacing w:val="-6"/>
+          <w:w w:val="90"/>
+          <w:sz w:val="22"/>
+          <w:szCs w:val="22"/>
+          <w:u w:val="single"/>
+        </w:rPr>
+        <w:t>vehicle_no</w:t>
+      </w:r>
+      <w:proofErr w:type="spellEnd"/>
+      <w:r>
+        <w:rPr>
+          <w:rFonts w:ascii="Arial" w:hAnsi="Arial" w:cs="Arial"/>
+          <w:spacing w:val="-6"/>
+          <w:w w:val="90"/>
+          <w:sz w:val="22"/>
+          <w:szCs w:val="22"/>
+          <w:u w:val="single"/>
+        </w:rPr>
+        <w:t>}}</w:t>
       </w:r>
     </w:p>
     <w:p>
@@ -662,7 +856,29 @@
           <w:w w:val="90"/>
           <w:u w:val="single"/>
         </w:rPr>
-        <w:t>{{loan_account}}</w:t>
+        <w:t>{{</w:t>
+      </w:r>
+      <w:proofErr w:type="spellStart"/>
+      <w:r>
+        <w:rPr>
+          <w:rFonts w:ascii="Arial" w:hAnsi="Arial" w:cs="Arial"/>
+          <w:b/>
+          <w:spacing w:val="-10"/>
+          <w:w w:val="90"/>
+          <w:u w:val="single"/>
+        </w:rPr>
+        <w:t>loan_account</w:t>
+      </w:r>
+      <w:proofErr w:type="spellEnd"/>
+      <w:r>
+        <w:rPr>
+          <w:rFonts w:ascii="Arial" w:hAnsi="Arial" w:cs="Arial"/>
+          <w:b/>
+          <w:spacing w:val="-10"/>
+          <w:w w:val="90"/>
+          <w:u w:val="single"/>
+        </w:rPr>
+        <w:t>}}</w:t>
       </w:r>
     </w:p>
     <w:p>
@@ -698,7 +914,25 @@
           <w:spacing w:val="-6"/>
           <w:w w:val="90"/>
         </w:rPr>
-        <w:t>{{borrower_name}}</w:t>
+        <w:t>{{</w:t>
+      </w:r>
+      <w:proofErr w:type="spellStart"/>
+      <w:r>
+        <w:rPr>
+          <w:rFonts w:ascii="Arial" w:hAnsi="Arial" w:cs="Arial"/>
+          <w:spacing w:val="-6"/>
+          <w:w w:val="90"/>
+        </w:rPr>
+        <w:t>borrower_name</w:t>
+      </w:r>
+      <w:proofErr w:type="spellEnd"/>
+      <w:r>
+        <w:rPr>
+          <w:rFonts w:ascii="Arial" w:hAnsi="Arial" w:cs="Arial"/>
+          <w:spacing w:val="-6"/>
+          <w:w w:val="90"/>
+        </w:rPr>
+        <w:t>}}</w:t>
       </w:r>
       <w:r>
         <w:rPr>
@@ -1147,7 +1381,33 @@
           <w:szCs w:val="22"/>
           <w:u w:val="single"/>
         </w:rPr>
-        <w:t>{{loan_account}}</w:t>
+        <w:t>{{</w:t>
+      </w:r>
+      <w:proofErr w:type="spellStart"/>
+      <w:r>
+        <w:rPr>
+          <w:rFonts w:ascii="Arial" w:hAnsi="Arial" w:cs="Arial"/>
+          <w:b/>
+          <w:spacing w:val="-6"/>
+          <w:w w:val="90"/>
+          <w:sz w:val="22"/>
+          <w:szCs w:val="22"/>
+          <w:u w:val="single"/>
+        </w:rPr>
+        <w:t>loan_account</w:t>
+      </w:r>
+      <w:proofErr w:type="spellEnd"/>
+      <w:r>
+        <w:rPr>
+          <w:rFonts w:ascii="Arial" w:hAnsi="Arial" w:cs="Arial"/>
+          <w:b/>
+          <w:spacing w:val="-6"/>
+          <w:w w:val="90"/>
+          <w:sz w:val="22"/>
+          <w:szCs w:val="22"/>
+          <w:u w:val="single"/>
+        </w:rPr>
+        <w:t>}}</w:t>
       </w:r>
       <w:r>
         <w:rPr>
@@ -4296,7 +4556,27 @@
           <w:spacing w:val="-12"/>
           <w:u w:val="single"/>
         </w:rPr>
-        <w:t>{{loan_account}}</w:t>
+        <w:t>{{</w:t>
+      </w:r>
+      <w:proofErr w:type="spellStart"/>
+      <w:r>
+        <w:rPr>
+          <w:rFonts w:ascii="Arial" w:hAnsi="Arial" w:cs="Arial"/>
+          <w:b/>
+          <w:spacing w:val="-12"/>
+          <w:u w:val="single"/>
+        </w:rPr>
+        <w:t>loan_account</w:t>
+      </w:r>
+      <w:proofErr w:type="spellEnd"/>
+      <w:r>
+        <w:rPr>
+          <w:rFonts w:ascii="Arial" w:hAnsi="Arial" w:cs="Arial"/>
+          <w:b/>
+          <w:spacing w:val="-12"/>
+          <w:u w:val="single"/>
+        </w:rPr>
+        <w:t>}}</w:t>
       </w:r>
       <w:r>
         <w:rPr>
